--- a/docs/index.docx
+++ b/docs/index.docx
@@ -224,7 +224,7 @@
         <w:t xml:space="preserve"> </w:t>
       </w:r>
       <w:r>
-        <w:t xml:space="preserve">was set before the design was built. Baseline characteristics were compared between Amputation and Limb Salvage patients using weighted medians (interquartile range) for continuous variables and weighted counts (percentages) for categorical variables, with design-based chi-square tests for categorical variables and survey t-tests for continuous variables. Independent predictors of 30-day and 90-day psychiatric readmission were each estimated with a separate survey-weighted logistic (quasibinomial) model, adjusting for exposure group, demographic and hospital covariates, and comorbidities; adjusted odds ratios with 95% confidence intervals are reported. Readmission diagnoses were ranked by weighted frequency using raw ICD-10-CM principal diagnosis codes. Readmission mortality and discharge disposition were compared between groups with design-based chi-square tests; length of stay and inflation-adjusted cost at readmission were compared as weighted medians. Consistent with HCUP data-use guidance, estimates based on fewer than 11 unweighted discharges are not reported.</w:t>
+        <w:t xml:space="preserve">was set before the design was built. Baseline characteristics were compared between Amputation and Limb Salvage patients using weighted medians (interquartile range) for continuous variables and weighted counts (percentages) for categorical variables, with design-based chi-square tests for categorical variables and survey t-tests for continuous variables. The unadjusted cumulative incidence of psychiatric readmission was visualized using Kaplan-Meier curves with a log-rank test for equality across exposure groups, prior to adjusted modeling. Independent predictors of 30-day and 90-day psychiatric readmission were each estimated with a separate survey-weighted logistic (quasibinomial) model, adjusting for exposure group, demographic and hospital covariates, and comorbidities; adjusted odds ratios with 95% confidence intervals are reported. Readmission diagnoses were ranked by weighted frequency using raw ICD-10-CM principal diagnosis codes. Readmission mortality and discharge disposition were compared between groups with design-based chi-square tests; length of stay and inflation-adjusted cost at readmission were compared as weighted medians. Consistent with HCUP data-use guidance, estimates based on fewer than 11 unweighted discharges are not reported.</w:t>
       </w:r>
     </w:p>
     <w:bookmarkEnd w:id="21"/>
@@ -10307,6 +10307,28 @@
             <w:pPr>
               <w:spacing w:before="0" w:after="60"/>
               <w:keepNext/>
+              <w:jc w:val="start"/>
+            </w:pPr>
+            <w:r>
+              <w:rPr>
+                <w:rFonts w:ascii="Calibri" w:hAnsi="Calibri"/>
+                <w:sz w:val="20"/>
+              </w:rPr>
+              <w:t xml:space="default">Diagnosis</w:t>
+            </w:r>
+          </w:p>
+        </w:tc>
+        <w:tc>
+          <w:tcPr>
+            <w:tcBorders>
+              <w:top w:val="single" w:sz="16" w:space="0" w:color="D3D3D3"/>
+              <w:bottom w:val="single" w:sz="16" w:space="0" w:color="D3D3D3"/>
+            </w:tcBorders>
+          </w:tcPr>
+          <w:p>
+            <w:pPr>
+              <w:spacing w:before="0" w:after="60"/>
+              <w:keepNext/>
               <w:jc w:val="end"/>
             </w:pPr>
             <w:r>
@@ -10427,6 +10449,30 @@
             <w:pPr>
               <w:spacing w:before="0" w:after="60"/>
               <w:keepNext/>
+              <w:jc w:val="start"/>
+            </w:pPr>
+            <w:r>
+              <w:rPr>
+                <w:rFonts w:ascii="Calibri" w:hAnsi="Calibri"/>
+                <w:sz w:val="20"/>
+              </w:rPr>
+              <w:t xml:space="default">Type 2 diabetes mellitus with other specified complication</w:t>
+            </w:r>
+          </w:p>
+        </w:tc>
+        <w:tc>
+          <w:tcPr>
+            <w:tcBorders>
+              <w:top w:val="single" w:space="0" w:color="D3D3D3"/>
+              <w:bottom w:val="single" w:space="0" w:color="D3D3D3"/>
+              <w:start w:val="single" w:space="0" w:color="D3D3D3"/>
+              <w:end w:val="single" w:space="0" w:color="D3D3D3"/>
+            </w:tcBorders>
+          </w:tcPr>
+          <w:p>
+            <w:pPr>
+              <w:spacing w:before="0" w:after="60"/>
+              <w:keepNext/>
               <w:jc w:val="end"/>
             </w:pPr>
             <w:r>
@@ -10552,6 +10598,30 @@
             <w:pPr>
               <w:spacing w:before="0" w:after="60"/>
               <w:keepNext/>
+              <w:jc w:val="start"/>
+            </w:pPr>
+            <w:r>
+              <w:rPr>
+                <w:rFonts w:ascii="Calibri" w:hAnsi="Calibri"/>
+                <w:sz w:val="20"/>
+              </w:rPr>
+              <w:t xml:space="default">Sepsis, unspecified organism</w:t>
+            </w:r>
+          </w:p>
+        </w:tc>
+        <w:tc>
+          <w:tcPr>
+            <w:tcBorders>
+              <w:top w:val="single" w:space="0" w:color="D3D3D3"/>
+              <w:bottom w:val="single" w:space="0" w:color="D3D3D3"/>
+              <w:start w:val="single" w:space="0" w:color="D3D3D3"/>
+              <w:end w:val="single" w:space="0" w:color="D3D3D3"/>
+            </w:tcBorders>
+          </w:tcPr>
+          <w:p>
+            <w:pPr>
+              <w:spacing w:before="0" w:after="60"/>
+              <w:keepNext/>
               <w:jc w:val="end"/>
             </w:pPr>
             <w:r>
@@ -10677,6 +10747,30 @@
             <w:pPr>
               <w:spacing w:before="0" w:after="60"/>
               <w:keepNext/>
+              <w:jc w:val="start"/>
+            </w:pPr>
+            <w:r>
+              <w:rPr>
+                <w:rFonts w:ascii="Calibri" w:hAnsi="Calibri"/>
+                <w:sz w:val="20"/>
+              </w:rPr>
+              <w:t xml:space="default">Type 2 diabetes mellitus with foot ulcer</w:t>
+            </w:r>
+          </w:p>
+        </w:tc>
+        <w:tc>
+          <w:tcPr>
+            <w:tcBorders>
+              <w:top w:val="single" w:space="0" w:color="D3D3D3"/>
+              <w:bottom w:val="single" w:space="0" w:color="D3D3D3"/>
+              <w:start w:val="single" w:space="0" w:color="D3D3D3"/>
+              <w:end w:val="single" w:space="0" w:color="D3D3D3"/>
+            </w:tcBorders>
+          </w:tcPr>
+          <w:p>
+            <w:pPr>
+              <w:spacing w:before="0" w:after="60"/>
+              <w:keepNext/>
               <w:jc w:val="end"/>
             </w:pPr>
             <w:r>
@@ -10802,6 +10896,30 @@
             <w:pPr>
               <w:spacing w:before="0" w:after="60"/>
               <w:keepNext/>
+              <w:jc w:val="start"/>
+            </w:pPr>
+            <w:r>
+              <w:rPr>
+                <w:rFonts w:ascii="Calibri" w:hAnsi="Calibri"/>
+                <w:sz w:val="20"/>
+              </w:rPr>
+              <w:t xml:space="default">Type 2 diabetes mellitus with diabetic peripheral angiopathy with gangrene</w:t>
+            </w:r>
+          </w:p>
+        </w:tc>
+        <w:tc>
+          <w:tcPr>
+            <w:tcBorders>
+              <w:top w:val="single" w:space="0" w:color="D3D3D3"/>
+              <w:bottom w:val="single" w:space="0" w:color="D3D3D3"/>
+              <w:start w:val="single" w:space="0" w:color="D3D3D3"/>
+              <w:end w:val="single" w:space="0" w:color="D3D3D3"/>
+            </w:tcBorders>
+          </w:tcPr>
+          <w:p>
+            <w:pPr>
+              <w:spacing w:before="0" w:after="60"/>
+              <w:keepNext/>
               <w:jc w:val="end"/>
             </w:pPr>
             <w:r>
@@ -10927,6 +11045,30 @@
             <w:pPr>
               <w:spacing w:before="0" w:after="60"/>
               <w:keepNext/>
+              <w:jc w:val="start"/>
+            </w:pPr>
+            <w:r>
+              <w:rPr>
+                <w:rFonts w:ascii="Calibri" w:hAnsi="Calibri"/>
+                <w:sz w:val="20"/>
+              </w:rPr>
+              <w:t xml:space="default">Hypertensive heart and chronic kidney disease with heart failure and stage 1 through stage 4 chronic kidney disease, or unspecified chronic kidney disease</w:t>
+            </w:r>
+          </w:p>
+        </w:tc>
+        <w:tc>
+          <w:tcPr>
+            <w:tcBorders>
+              <w:top w:val="single" w:space="0" w:color="D3D3D3"/>
+              <w:bottom w:val="single" w:space="0" w:color="D3D3D3"/>
+              <w:start w:val="single" w:space="0" w:color="D3D3D3"/>
+              <w:end w:val="single" w:space="0" w:color="D3D3D3"/>
+            </w:tcBorders>
+          </w:tcPr>
+          <w:p>
+            <w:pPr>
+              <w:spacing w:before="0" w:after="60"/>
+              <w:keepNext/>
               <w:jc w:val="end"/>
             </w:pPr>
             <w:r>
@@ -11052,6 +11194,30 @@
             <w:pPr>
               <w:spacing w:before="0" w:after="60"/>
               <w:keepNext/>
+              <w:jc w:val="start"/>
+            </w:pPr>
+            <w:r>
+              <w:rPr>
+                <w:rFonts w:ascii="Calibri" w:hAnsi="Calibri"/>
+                <w:sz w:val="20"/>
+              </w:rPr>
+              <w:t xml:space="default">Infection of amputation stump, right lower extremity</w:t>
+            </w:r>
+          </w:p>
+        </w:tc>
+        <w:tc>
+          <w:tcPr>
+            <w:tcBorders>
+              <w:top w:val="single" w:space="0" w:color="D3D3D3"/>
+              <w:bottom w:val="single" w:space="0" w:color="D3D3D3"/>
+              <w:start w:val="single" w:space="0" w:color="D3D3D3"/>
+              <w:end w:val="single" w:space="0" w:color="D3D3D3"/>
+            </w:tcBorders>
+          </w:tcPr>
+          <w:p>
+            <w:pPr>
+              <w:spacing w:before="0" w:after="60"/>
+              <w:keepNext/>
               <w:jc w:val="end"/>
             </w:pPr>
             <w:r>
@@ -11177,6 +11343,30 @@
             <w:pPr>
               <w:spacing w:before="0" w:after="60"/>
               <w:keepNext/>
+              <w:jc w:val="start"/>
+            </w:pPr>
+            <w:r>
+              <w:rPr>
+                <w:rFonts w:ascii="Calibri" w:hAnsi="Calibri"/>
+                <w:sz w:val="20"/>
+              </w:rPr>
+              <w:t xml:space="default">Infection of amputation stump, left lower extremity</w:t>
+            </w:r>
+          </w:p>
+        </w:tc>
+        <w:tc>
+          <w:tcPr>
+            <w:tcBorders>
+              <w:top w:val="single" w:space="0" w:color="D3D3D3"/>
+              <w:bottom w:val="single" w:space="0" w:color="D3D3D3"/>
+              <w:start w:val="single" w:space="0" w:color="D3D3D3"/>
+              <w:end w:val="single" w:space="0" w:color="D3D3D3"/>
+            </w:tcBorders>
+          </w:tcPr>
+          <w:p>
+            <w:pPr>
+              <w:spacing w:before="0" w:after="60"/>
+              <w:keepNext/>
               <w:jc w:val="end"/>
             </w:pPr>
             <w:r>
@@ -11302,6 +11492,30 @@
             <w:pPr>
               <w:spacing w:before="0" w:after="60"/>
               <w:keepNext/>
+              <w:jc w:val="start"/>
+            </w:pPr>
+            <w:r>
+              <w:rPr>
+                <w:rFonts w:ascii="Calibri" w:hAnsi="Calibri"/>
+                <w:sz w:val="20"/>
+              </w:rPr>
+              <w:t xml:space="default">Acute kidney failure, unspecified</w:t>
+            </w:r>
+          </w:p>
+        </w:tc>
+        <w:tc>
+          <w:tcPr>
+            <w:tcBorders>
+              <w:top w:val="single" w:space="0" w:color="D3D3D3"/>
+              <w:bottom w:val="single" w:space="0" w:color="D3D3D3"/>
+              <w:start w:val="single" w:space="0" w:color="D3D3D3"/>
+              <w:end w:val="single" w:space="0" w:color="D3D3D3"/>
+            </w:tcBorders>
+          </w:tcPr>
+          <w:p>
+            <w:pPr>
+              <w:spacing w:before="0" w:after="60"/>
+              <w:keepNext/>
               <w:jc w:val="end"/>
             </w:pPr>
             <w:r>
@@ -11427,6 +11641,30 @@
             <w:pPr>
               <w:spacing w:before="0" w:after="60"/>
               <w:keepNext/>
+              <w:jc w:val="start"/>
+            </w:pPr>
+            <w:r>
+              <w:rPr>
+                <w:rFonts w:ascii="Calibri" w:hAnsi="Calibri"/>
+                <w:sz w:val="20"/>
+              </w:rPr>
+              <w:t xml:space="default">Dehiscence of amputation stump</w:t>
+            </w:r>
+          </w:p>
+        </w:tc>
+        <w:tc>
+          <w:tcPr>
+            <w:tcBorders>
+              <w:top w:val="single" w:space="0" w:color="D3D3D3"/>
+              <w:bottom w:val="single" w:space="0" w:color="D3D3D3"/>
+              <w:start w:val="single" w:space="0" w:color="D3D3D3"/>
+              <w:end w:val="single" w:space="0" w:color="D3D3D3"/>
+            </w:tcBorders>
+          </w:tcPr>
+          <w:p>
+            <w:pPr>
+              <w:spacing w:before="0" w:after="60"/>
+              <w:keepNext/>
               <w:jc w:val="end"/>
             </w:pPr>
             <w:r>
@@ -11536,6 +11774,30 @@
                 <w:sz w:val="20"/>
               </w:rPr>
               <w:t xml:space="default">I110</w:t>
+            </w:r>
+          </w:p>
+        </w:tc>
+        <w:tc>
+          <w:tcPr>
+            <w:tcBorders>
+              <w:top w:val="single" w:space="0" w:color="D3D3D3"/>
+              <w:bottom w:val="single" w:space="0" w:color="D3D3D3"/>
+              <w:start w:val="single" w:space="0" w:color="D3D3D3"/>
+              <w:end w:val="single" w:space="0" w:color="D3D3D3"/>
+            </w:tcBorders>
+          </w:tcPr>
+          <w:p>
+            <w:pPr>
+              <w:spacing w:before="0" w:after="60"/>
+              <w:keepNext/>
+              <w:jc w:val="start"/>
+            </w:pPr>
+            <w:r>
+              <w:rPr>
+                <w:rFonts w:ascii="Calibri" w:hAnsi="Calibri"/>
+                <w:sz w:val="20"/>
+              </w:rPr>
+              <w:t xml:space="default">Hypertensive heart disease with heart failure</w:t>
             </w:r>
           </w:p>
         </w:tc>
@@ -11739,6 +12001,28 @@
             <w:pPr>
               <w:spacing w:before="0" w:after="60"/>
               <w:keepNext/>
+              <w:jc w:val="start"/>
+            </w:pPr>
+            <w:r>
+              <w:rPr>
+                <w:rFonts w:ascii="Calibri" w:hAnsi="Calibri"/>
+                <w:sz w:val="20"/>
+              </w:rPr>
+              <w:t xml:space="default">Diagnosis</w:t>
+            </w:r>
+          </w:p>
+        </w:tc>
+        <w:tc>
+          <w:tcPr>
+            <w:tcBorders>
+              <w:top w:val="single" w:sz="16" w:space="0" w:color="D3D3D3"/>
+              <w:bottom w:val="single" w:sz="16" w:space="0" w:color="D3D3D3"/>
+            </w:tcBorders>
+          </w:tcPr>
+          <w:p>
+            <w:pPr>
+              <w:spacing w:before="0" w:after="60"/>
+              <w:keepNext/>
               <w:jc w:val="end"/>
             </w:pPr>
             <w:r>
@@ -11859,6 +12143,30 @@
             <w:pPr>
               <w:spacing w:before="0" w:after="60"/>
               <w:keepNext/>
+              <w:jc w:val="start"/>
+            </w:pPr>
+            <w:r>
+              <w:rPr>
+                <w:rFonts w:ascii="Calibri" w:hAnsi="Calibri"/>
+                <w:sz w:val="20"/>
+              </w:rPr>
+              <w:t xml:space="default">Type 2 diabetes mellitus with other specified complication</w:t>
+            </w:r>
+          </w:p>
+        </w:tc>
+        <w:tc>
+          <w:tcPr>
+            <w:tcBorders>
+              <w:top w:val="single" w:space="0" w:color="D3D3D3"/>
+              <w:bottom w:val="single" w:space="0" w:color="D3D3D3"/>
+              <w:start w:val="single" w:space="0" w:color="D3D3D3"/>
+              <w:end w:val="single" w:space="0" w:color="D3D3D3"/>
+            </w:tcBorders>
+          </w:tcPr>
+          <w:p>
+            <w:pPr>
+              <w:spacing w:before="0" w:after="60"/>
+              <w:keepNext/>
               <w:jc w:val="end"/>
             </w:pPr>
             <w:r>
@@ -11984,6 +12292,30 @@
             <w:pPr>
               <w:spacing w:before="0" w:after="60"/>
               <w:keepNext/>
+              <w:jc w:val="start"/>
+            </w:pPr>
+            <w:r>
+              <w:rPr>
+                <w:rFonts w:ascii="Calibri" w:hAnsi="Calibri"/>
+                <w:sz w:val="20"/>
+              </w:rPr>
+              <w:t xml:space="default">Sepsis, unspecified organism</w:t>
+            </w:r>
+          </w:p>
+        </w:tc>
+        <w:tc>
+          <w:tcPr>
+            <w:tcBorders>
+              <w:top w:val="single" w:space="0" w:color="D3D3D3"/>
+              <w:bottom w:val="single" w:space="0" w:color="D3D3D3"/>
+              <w:start w:val="single" w:space="0" w:color="D3D3D3"/>
+              <w:end w:val="single" w:space="0" w:color="D3D3D3"/>
+            </w:tcBorders>
+          </w:tcPr>
+          <w:p>
+            <w:pPr>
+              <w:spacing w:before="0" w:after="60"/>
+              <w:keepNext/>
               <w:jc w:val="end"/>
             </w:pPr>
             <w:r>
@@ -12109,6 +12441,30 @@
             <w:pPr>
               <w:spacing w:before="0" w:after="60"/>
               <w:keepNext/>
+              <w:jc w:val="start"/>
+            </w:pPr>
+            <w:r>
+              <w:rPr>
+                <w:rFonts w:ascii="Calibri" w:hAnsi="Calibri"/>
+                <w:sz w:val="20"/>
+              </w:rPr>
+              <w:t xml:space="default">Type 2 diabetes mellitus with foot ulcer</w:t>
+            </w:r>
+          </w:p>
+        </w:tc>
+        <w:tc>
+          <w:tcPr>
+            <w:tcBorders>
+              <w:top w:val="single" w:space="0" w:color="D3D3D3"/>
+              <w:bottom w:val="single" w:space="0" w:color="D3D3D3"/>
+              <w:start w:val="single" w:space="0" w:color="D3D3D3"/>
+              <w:end w:val="single" w:space="0" w:color="D3D3D3"/>
+            </w:tcBorders>
+          </w:tcPr>
+          <w:p>
+            <w:pPr>
+              <w:spacing w:before="0" w:after="60"/>
+              <w:keepNext/>
               <w:jc w:val="end"/>
             </w:pPr>
             <w:r>
@@ -12234,6 +12590,30 @@
             <w:pPr>
               <w:spacing w:before="0" w:after="60"/>
               <w:keepNext/>
+              <w:jc w:val="start"/>
+            </w:pPr>
+            <w:r>
+              <w:rPr>
+                <w:rFonts w:ascii="Calibri" w:hAnsi="Calibri"/>
+                <w:sz w:val="20"/>
+              </w:rPr>
+              <w:t xml:space="default">Type 2 diabetes mellitus with diabetic peripheral angiopathy with gangrene</w:t>
+            </w:r>
+          </w:p>
+        </w:tc>
+        <w:tc>
+          <w:tcPr>
+            <w:tcBorders>
+              <w:top w:val="single" w:space="0" w:color="D3D3D3"/>
+              <w:bottom w:val="single" w:space="0" w:color="D3D3D3"/>
+              <w:start w:val="single" w:space="0" w:color="D3D3D3"/>
+              <w:end w:val="single" w:space="0" w:color="D3D3D3"/>
+            </w:tcBorders>
+          </w:tcPr>
+          <w:p>
+            <w:pPr>
+              <w:spacing w:before="0" w:after="60"/>
+              <w:keepNext/>
               <w:jc w:val="end"/>
             </w:pPr>
             <w:r>
@@ -12359,6 +12739,30 @@
             <w:pPr>
               <w:spacing w:before="0" w:after="60"/>
               <w:keepNext/>
+              <w:jc w:val="start"/>
+            </w:pPr>
+            <w:r>
+              <w:rPr>
+                <w:rFonts w:ascii="Calibri" w:hAnsi="Calibri"/>
+                <w:sz w:val="20"/>
+              </w:rPr>
+              <w:t xml:space="default">Infection of amputation stump, right lower extremity</w:t>
+            </w:r>
+          </w:p>
+        </w:tc>
+        <w:tc>
+          <w:tcPr>
+            <w:tcBorders>
+              <w:top w:val="single" w:space="0" w:color="D3D3D3"/>
+              <w:bottom w:val="single" w:space="0" w:color="D3D3D3"/>
+              <w:start w:val="single" w:space="0" w:color="D3D3D3"/>
+              <w:end w:val="single" w:space="0" w:color="D3D3D3"/>
+            </w:tcBorders>
+          </w:tcPr>
+          <w:p>
+            <w:pPr>
+              <w:spacing w:before="0" w:after="60"/>
+              <w:keepNext/>
               <w:jc w:val="end"/>
             </w:pPr>
             <w:r>
@@ -12484,6 +12888,30 @@
             <w:pPr>
               <w:spacing w:before="0" w:after="60"/>
               <w:keepNext/>
+              <w:jc w:val="start"/>
+            </w:pPr>
+            <w:r>
+              <w:rPr>
+                <w:rFonts w:ascii="Calibri" w:hAnsi="Calibri"/>
+                <w:sz w:val="20"/>
+              </w:rPr>
+              <w:t xml:space="default">Infection of amputation stump, left lower extremity</w:t>
+            </w:r>
+          </w:p>
+        </w:tc>
+        <w:tc>
+          <w:tcPr>
+            <w:tcBorders>
+              <w:top w:val="single" w:space="0" w:color="D3D3D3"/>
+              <w:bottom w:val="single" w:space="0" w:color="D3D3D3"/>
+              <w:start w:val="single" w:space="0" w:color="D3D3D3"/>
+              <w:end w:val="single" w:space="0" w:color="D3D3D3"/>
+            </w:tcBorders>
+          </w:tcPr>
+          <w:p>
+            <w:pPr>
+              <w:spacing w:before="0" w:after="60"/>
+              <w:keepNext/>
               <w:jc w:val="end"/>
             </w:pPr>
             <w:r>
@@ -12609,6 +13037,30 @@
             <w:pPr>
               <w:spacing w:before="0" w:after="60"/>
               <w:keepNext/>
+              <w:jc w:val="start"/>
+            </w:pPr>
+            <w:r>
+              <w:rPr>
+                <w:rFonts w:ascii="Calibri" w:hAnsi="Calibri"/>
+                <w:sz w:val="20"/>
+              </w:rPr>
+              <w:t xml:space="default">Hypertensive heart and chronic kidney disease with heart failure and stage 1 through stage 4 chronic kidney disease, or unspecified chronic kidney disease</w:t>
+            </w:r>
+          </w:p>
+        </w:tc>
+        <w:tc>
+          <w:tcPr>
+            <w:tcBorders>
+              <w:top w:val="single" w:space="0" w:color="D3D3D3"/>
+              <w:bottom w:val="single" w:space="0" w:color="D3D3D3"/>
+              <w:start w:val="single" w:space="0" w:color="D3D3D3"/>
+              <w:end w:val="single" w:space="0" w:color="D3D3D3"/>
+            </w:tcBorders>
+          </w:tcPr>
+          <w:p>
+            <w:pPr>
+              <w:spacing w:before="0" w:after="60"/>
+              <w:keepNext/>
               <w:jc w:val="end"/>
             </w:pPr>
             <w:r>
@@ -12734,6 +13186,30 @@
             <w:pPr>
               <w:spacing w:before="0" w:after="60"/>
               <w:keepNext/>
+              <w:jc w:val="start"/>
+            </w:pPr>
+            <w:r>
+              <w:rPr>
+                <w:rFonts w:ascii="Calibri" w:hAnsi="Calibri"/>
+                <w:sz w:val="20"/>
+              </w:rPr>
+              <w:t xml:space="default">Acute kidney failure, unspecified</w:t>
+            </w:r>
+          </w:p>
+        </w:tc>
+        <w:tc>
+          <w:tcPr>
+            <w:tcBorders>
+              <w:top w:val="single" w:space="0" w:color="D3D3D3"/>
+              <w:bottom w:val="single" w:space="0" w:color="D3D3D3"/>
+              <w:start w:val="single" w:space="0" w:color="D3D3D3"/>
+              <w:end w:val="single" w:space="0" w:color="D3D3D3"/>
+            </w:tcBorders>
+          </w:tcPr>
+          <w:p>
+            <w:pPr>
+              <w:spacing w:before="0" w:after="60"/>
+              <w:keepNext/>
               <w:jc w:val="end"/>
             </w:pPr>
             <w:r>
@@ -12859,6 +13335,30 @@
             <w:pPr>
               <w:spacing w:before="0" w:after="60"/>
               <w:keepNext/>
+              <w:jc w:val="start"/>
+            </w:pPr>
+            <w:r>
+              <w:rPr>
+                <w:rFonts w:ascii="Calibri" w:hAnsi="Calibri"/>
+                <w:sz w:val="20"/>
+              </w:rPr>
+              <w:t xml:space="default">Dehiscence of amputation stump</w:t>
+            </w:r>
+          </w:p>
+        </w:tc>
+        <w:tc>
+          <w:tcPr>
+            <w:tcBorders>
+              <w:top w:val="single" w:space="0" w:color="D3D3D3"/>
+              <w:bottom w:val="single" w:space="0" w:color="D3D3D3"/>
+              <w:start w:val="single" w:space="0" w:color="D3D3D3"/>
+              <w:end w:val="single" w:space="0" w:color="D3D3D3"/>
+            </w:tcBorders>
+          </w:tcPr>
+          <w:p>
+            <w:pPr>
+              <w:spacing w:before="0" w:after="60"/>
+              <w:keepNext/>
               <w:jc w:val="end"/>
             </w:pPr>
             <w:r>
@@ -12984,6 +13484,30 @@
             <w:pPr>
               <w:spacing w:before="0" w:after="60"/>
               <w:keepNext/>
+              <w:jc w:val="start"/>
+            </w:pPr>
+            <w:r>
+              <w:rPr>
+                <w:rFonts w:ascii="Calibri" w:hAnsi="Calibri"/>
+                <w:sz w:val="20"/>
+              </w:rPr>
+              <w:t xml:space="default">Type 2 diabetes mellitus with other skin complications</w:t>
+            </w:r>
+          </w:p>
+        </w:tc>
+        <w:tc>
+          <w:tcPr>
+            <w:tcBorders>
+              <w:top w:val="single" w:space="0" w:color="D3D3D3"/>
+              <w:bottom w:val="single" w:space="0" w:color="D3D3D3"/>
+              <w:start w:val="single" w:space="0" w:color="D3D3D3"/>
+              <w:end w:val="single" w:space="0" w:color="D3D3D3"/>
+            </w:tcBorders>
+          </w:tcPr>
+          <w:p>
+            <w:pPr>
+              <w:spacing w:before="0" w:after="60"/>
+              <w:keepNext/>
               <w:jc w:val="end"/>
             </w:pPr>
             <w:r>
@@ -13070,7 +13594,1395 @@
       </w:tr>
     </w:tbl>
     <w:bookmarkEnd w:id="23"/>
-    <w:bookmarkStart w:id="24" w:name="Xd13c294b20c5d68312b5e0311a49fe04b60149d"/>
+    <w:bookmarkStart w:id="30" w:name="X9b81c10ed383f97ef62a9aa41fcc5e39017b06e"/>
+    <w:p>
+      <w:pPr>
+        <w:pStyle w:val="Heading2"/>
+      </w:pPr>
+      <w:r>
+        <w:t xml:space="preserve">Primary Outcome: Psychiatric Readmission by Exposure Group</w:t>
+      </w:r>
+    </w:p>
+    <w:p>
+      <w:pPr>
+        <w:spacing w:before="0" w:after="60"/>
+        <w:keepNext/>
+        <w:jc w:val="start"/>
+        <w:pStyle w:val="caption"/>
+      </w:pPr>
+      <w:r>
+        <w:rPr>
+          <w:rFonts w:ascii="Calibri" w:hAnsi="Calibri"/>
+          <w:sz w:val="24"/>
+        </w:rPr>
+        <w:t xml:space="preserve">Table </w:t>
+      </w:r>
+      <w:r>
+        <w:fldChar w:fldCharType="begin" w:dirty="true"/>
+      </w:r>
+      <w:r>
+        <w:instrText xml:space="preserve" w:dirty="true"> SEQ Table \* ARABIC </w:instrText>
+      </w:r>
+      <w:r>
+        <w:fldChar w:fldCharType="separate" w:dirty="true"/>
+      </w:r>
+      <w:r>
+        <w:rPr>
+          <w:noProof/>
+          <w:rFonts w:ascii="Calibri" w:hAnsi="Calibri"/>
+          <w:sz w:val="24"/>
+        </w:rPr>
+        <w:t xml:space="default">1</w:t>
+      </w:r>
+      <w:r>
+        <w:fldChar w:fldCharType="end" w:dirty="true"/>
+      </w:r>
+      <w:r>
+        <w:rPr>
+          <w:rFonts w:ascii="Calibri" w:hAnsi="Calibri"/>
+          <w:sz w:val="24"/>
+        </w:rPr>
+        <w:t xml:space="preserve">: </w:t>
+      </w:r>
+      <w:r>
+        <w:rPr>
+          <w:b w:val="true"/>
+          <w:rFonts w:ascii="Calibri" w:hAnsi="Calibri"/>
+          <w:sz w:val="24"/>
+          <w:color w:val="333333"/>
+        </w:rPr>
+        <w:t xml:space="preserve">Primary Outcome: Psychiatric Readmission by Exposure Group, 30-Day Cohort</w:t>
+      </w:r>
+    </w:p>
+    <w:tbl xmlns:w="http://schemas.openxmlformats.org/wordprocessingml/2006/main" xmlns:wp="http://schemas.openxmlformats.org/drawingml/2006/wordprocessingDrawing" xmlns:r="http://schemas.openxmlformats.org/officeDocument/2006/relationships" xmlns:w14="http://schemas.microsoft.com/office/word/2010/wordml">
+      <w:tblPr>
+        <w:tblCellMar>
+          <w:top w:w="0" w:type="dxa"/>
+          <w:bottom w:w="0" w:type="dxa"/>
+          <w:start w:w="60" w:type="dxa"/>
+          <w:end w:w="60" w:type="dxa"/>
+        </w:tblCellMar>
+        <w:tblW w:type="auto" w:w="0"/>
+        <w:tblLook w:firstRow="0" w:lastRow="0" w:firstColumn="0" w:lastColumn="0" w:noHBand="0" w:noVBand="0"/>
+        <w:jc w:val="center"/>
+      </w:tblPr>
+      <w:tr>
+        <w:trPr>
+          <w:cantSplit/>
+          <w:tblHeader/>
+        </w:trPr>
+        <w:tc>
+          <w:tcPr>
+            <w:tcBorders>
+              <w:top w:val="single" w:sz="16" w:space="0" w:color="D3D3D3"/>
+              <w:bottom w:val="single" w:sz="16" w:space="0" w:color="D3D3D3"/>
+              <w:start w:val="single" w:space="0" w:color="D3D3D3"/>
+            </w:tcBorders>
+          </w:tcPr>
+          <w:p>
+            <w:pPr>
+              <w:spacing w:before="0" w:after="60"/>
+              <w:keepNext/>
+              <w:jc w:val="start"/>
+            </w:pPr>
+            <w:r>
+              <w:rPr>
+                <w:rFonts w:ascii="Calibri" w:hAnsi="Calibri"/>
+                <w:sz w:val="20"/>
+              </w:rPr>
+              <w:t xml:space="default">Exposure Group</w:t>
+            </w:r>
+          </w:p>
+        </w:tc>
+        <w:tc>
+          <w:tcPr>
+            <w:tcBorders>
+              <w:top w:val="single" w:sz="16" w:space="0" w:color="D3D3D3"/>
+              <w:bottom w:val="single" w:sz="16" w:space="0" w:color="D3D3D3"/>
+            </w:tcBorders>
+          </w:tcPr>
+          <w:p>
+            <w:pPr>
+              <w:spacing w:before="0" w:after="60"/>
+              <w:keepNext/>
+              <w:jc w:val="end"/>
+            </w:pPr>
+            <w:r>
+              <w:rPr>
+                <w:rFonts w:ascii="Calibri" w:hAnsi="Calibri"/>
+                <w:sz w:val="20"/>
+              </w:rPr>
+              <w:t xml:space="default">Raw n (unweighted)</w:t>
+            </w:r>
+          </w:p>
+        </w:tc>
+        <w:tc>
+          <w:tcPr>
+            <w:tcBorders>
+              <w:top w:val="single" w:sz="16" w:space="0" w:color="D3D3D3"/>
+              <w:bottom w:val="single" w:sz="16" w:space="0" w:color="D3D3D3"/>
+            </w:tcBorders>
+          </w:tcPr>
+          <w:p>
+            <w:pPr>
+              <w:spacing w:before="0" w:after="60"/>
+              <w:keepNext/>
+              <w:jc w:val="end"/>
+            </w:pPr>
+            <w:r>
+              <w:rPr>
+                <w:rFonts w:ascii="Calibri" w:hAnsi="Calibri"/>
+                <w:sz w:val="20"/>
+              </w:rPr>
+              <w:t xml:space="default">Total Unweighted N</w:t>
+            </w:r>
+          </w:p>
+        </w:tc>
+        <w:tc>
+          <w:tcPr>
+            <w:tcBorders>
+              <w:top w:val="single" w:sz="16" w:space="0" w:color="D3D3D3"/>
+              <w:bottom w:val="single" w:sz="16" w:space="0" w:color="D3D3D3"/>
+            </w:tcBorders>
+          </w:tcPr>
+          <w:p>
+            <w:pPr>
+              <w:spacing w:before="0" w:after="60"/>
+              <w:keepNext/>
+              <w:jc w:val="end"/>
+            </w:pPr>
+            <w:r>
+              <w:rPr>
+                <w:rFonts w:ascii="Calibri" w:hAnsi="Calibri"/>
+                <w:sz w:val="20"/>
+              </w:rPr>
+              <w:t xml:space="default">Raw %</w:t>
+            </w:r>
+          </w:p>
+        </w:tc>
+        <w:tc>
+          <w:tcPr>
+            <w:tcBorders>
+              <w:top w:val="single" w:sz="16" w:space="0" w:color="D3D3D3"/>
+              <w:bottom w:val="single" w:sz="16" w:space="0" w:color="D3D3D3"/>
+            </w:tcBorders>
+          </w:tcPr>
+          <w:p>
+            <w:pPr>
+              <w:spacing w:before="0" w:after="60"/>
+              <w:keepNext/>
+              <w:jc w:val="end"/>
+            </w:pPr>
+            <w:r>
+              <w:rPr>
+                <w:rFonts w:ascii="Calibri" w:hAnsi="Calibri"/>
+                <w:sz w:val="20"/>
+              </w:rPr>
+              <w:t xml:space="default">Weighted N</w:t>
+            </w:r>
+          </w:p>
+        </w:tc>
+        <w:tc>
+          <w:tcPr>
+            <w:tcBorders>
+              <w:top w:val="single" w:sz="16" w:space="0" w:color="D3D3D3"/>
+              <w:bottom w:val="single" w:sz="16" w:space="0" w:color="D3D3D3"/>
+            </w:tcBorders>
+          </w:tcPr>
+          <w:p>
+            <w:pPr>
+              <w:spacing w:before="0" w:after="60"/>
+              <w:keepNext/>
+              <w:jc w:val="end"/>
+            </w:pPr>
+            <w:r>
+              <w:rPr>
+                <w:rFonts w:ascii="Calibri" w:hAnsi="Calibri"/>
+                <w:sz w:val="20"/>
+              </w:rPr>
+              <w:t xml:space="default">Total Weighted N</w:t>
+            </w:r>
+          </w:p>
+        </w:tc>
+        <w:tc>
+          <w:tcPr>
+            <w:tcBorders>
+              <w:top w:val="single" w:sz="16" w:space="0" w:color="D3D3D3"/>
+              <w:bottom w:val="single" w:sz="16" w:space="0" w:color="D3D3D3"/>
+            </w:tcBorders>
+          </w:tcPr>
+          <w:p>
+            <w:pPr>
+              <w:spacing w:before="0" w:after="60"/>
+              <w:keepNext/>
+              <w:jc w:val="end"/>
+            </w:pPr>
+            <w:r>
+              <w:rPr>
+                <w:rFonts w:ascii="Calibri" w:hAnsi="Calibri"/>
+                <w:sz w:val="20"/>
+              </w:rPr>
+              <w:t xml:space="default">Weighted %</w:t>
+            </w:r>
+          </w:p>
+        </w:tc>
+        <w:tc>
+          <w:tcPr>
+            <w:tcBorders>
+              <w:top w:val="single" w:sz="16" w:space="0" w:color="D3D3D3"/>
+              <w:bottom w:val="single" w:sz="16" w:space="0" w:color="D3D3D3"/>
+              <w:end w:val="single" w:space="0" w:color="D3D3D3"/>
+            </w:tcBorders>
+          </w:tcPr>
+          <w:p>
+            <w:pPr>
+              <w:spacing w:before="0" w:after="60"/>
+              <w:keepNext/>
+              <w:jc w:val="start"/>
+            </w:pPr>
+            <w:r>
+              <w:rPr>
+                <w:rFonts w:ascii="Calibri" w:hAnsi="Calibri"/>
+                <w:sz w:val="20"/>
+              </w:rPr>
+              <w:t xml:space="default">Meets HCUP &gt;=11 threshold?</w:t>
+            </w:r>
+          </w:p>
+        </w:tc>
+      </w:tr>
+      <w:tr>
+        <w:trPr>
+          <w:cantSplit/>
+        </w:trPr>
+        <w:tc>
+          <w:tcPr>
+            <w:tcBorders>
+              <w:top w:val="single" w:space="0" w:color="D3D3D3"/>
+              <w:bottom w:val="single" w:space="0" w:color="D3D3D3"/>
+              <w:start w:val="single" w:space="0" w:color="D3D3D3"/>
+              <w:end w:val="single" w:space="0" w:color="D3D3D3"/>
+            </w:tcBorders>
+          </w:tcPr>
+          <w:p>
+            <w:pPr>
+              <w:spacing w:before="0" w:after="60"/>
+              <w:keepNext/>
+              <w:jc w:val="start"/>
+            </w:pPr>
+            <w:r>
+              <w:rPr>
+                <w:rFonts w:ascii="Calibri" w:hAnsi="Calibri"/>
+                <w:sz w:val="20"/>
+              </w:rPr>
+              <w:t xml:space="default">Amputation</w:t>
+            </w:r>
+          </w:p>
+        </w:tc>
+        <w:tc>
+          <w:tcPr>
+            <w:tcBorders>
+              <w:top w:val="single" w:space="0" w:color="D3D3D3"/>
+              <w:bottom w:val="single" w:space="0" w:color="D3D3D3"/>
+              <w:start w:val="single" w:space="0" w:color="D3D3D3"/>
+              <w:end w:val="single" w:space="0" w:color="D3D3D3"/>
+            </w:tcBorders>
+          </w:tcPr>
+          <w:p>
+            <w:pPr>
+              <w:spacing w:before="0" w:after="60"/>
+              <w:keepNext/>
+              <w:jc w:val="end"/>
+            </w:pPr>
+            <w:r>
+              <w:rPr>
+                <w:rFonts w:ascii="Calibri" w:hAnsi="Calibri"/>
+                <w:sz w:val="20"/>
+              </w:rPr>
+              <w:t xml:space="default">66</w:t>
+            </w:r>
+          </w:p>
+        </w:tc>
+        <w:tc>
+          <w:tcPr>
+            <w:tcBorders>
+              <w:top w:val="single" w:space="0" w:color="D3D3D3"/>
+              <w:bottom w:val="single" w:space="0" w:color="D3D3D3"/>
+              <w:start w:val="single" w:space="0" w:color="D3D3D3"/>
+              <w:end w:val="single" w:space="0" w:color="D3D3D3"/>
+            </w:tcBorders>
+          </w:tcPr>
+          <w:p>
+            <w:pPr>
+              <w:spacing w:before="0" w:after="60"/>
+              <w:keepNext/>
+              <w:jc w:val="end"/>
+            </w:pPr>
+            <w:r>
+              <w:rPr>
+                <w:rFonts w:ascii="Calibri" w:hAnsi="Calibri"/>
+                <w:sz w:val="20"/>
+              </w:rPr>
+              <w:t xml:space="default">185386</w:t>
+            </w:r>
+          </w:p>
+        </w:tc>
+        <w:tc>
+          <w:tcPr>
+            <w:tcBorders>
+              <w:top w:val="single" w:space="0" w:color="D3D3D3"/>
+              <w:bottom w:val="single" w:space="0" w:color="D3D3D3"/>
+              <w:start w:val="single" w:space="0" w:color="D3D3D3"/>
+              <w:end w:val="single" w:space="0" w:color="D3D3D3"/>
+            </w:tcBorders>
+          </w:tcPr>
+          <w:p>
+            <w:pPr>
+              <w:spacing w:before="0" w:after="60"/>
+              <w:keepNext/>
+              <w:jc w:val="end"/>
+            </w:pPr>
+            <w:r>
+              <w:rPr>
+                <w:rFonts w:ascii="Calibri" w:hAnsi="Calibri"/>
+                <w:sz w:val="20"/>
+              </w:rPr>
+              <w:t xml:space="default">0.04%</w:t>
+            </w:r>
+          </w:p>
+        </w:tc>
+        <w:tc>
+          <w:tcPr>
+            <w:tcBorders>
+              <w:top w:val="single" w:space="0" w:color="D3D3D3"/>
+              <w:bottom w:val="single" w:space="0" w:color="D3D3D3"/>
+              <w:start w:val="single" w:space="0" w:color="D3D3D3"/>
+              <w:end w:val="single" w:space="0" w:color="D3D3D3"/>
+            </w:tcBorders>
+          </w:tcPr>
+          <w:p>
+            <w:pPr>
+              <w:spacing w:before="0" w:after="60"/>
+              <w:keepNext/>
+              <w:jc w:val="end"/>
+            </w:pPr>
+            <w:r>
+              <w:rPr>
+                <w:rFonts w:ascii="Calibri" w:hAnsi="Calibri"/>
+                <w:sz w:val="20"/>
+              </w:rPr>
+              <w:t xml:space="default">127</w:t>
+            </w:r>
+          </w:p>
+        </w:tc>
+        <w:tc>
+          <w:tcPr>
+            <w:tcBorders>
+              <w:top w:val="single" w:space="0" w:color="D3D3D3"/>
+              <w:bottom w:val="single" w:space="0" w:color="D3D3D3"/>
+              <w:start w:val="single" w:space="0" w:color="D3D3D3"/>
+              <w:end w:val="single" w:space="0" w:color="D3D3D3"/>
+            </w:tcBorders>
+          </w:tcPr>
+          <w:p>
+            <w:pPr>
+              <w:spacing w:before="0" w:after="60"/>
+              <w:keepNext/>
+              <w:jc w:val="end"/>
+            </w:pPr>
+            <w:r>
+              <w:rPr>
+                <w:rFonts w:ascii="Calibri" w:hAnsi="Calibri"/>
+                <w:sz w:val="20"/>
+              </w:rPr>
+              <w:t xml:space="default">344685</w:t>
+            </w:r>
+          </w:p>
+        </w:tc>
+        <w:tc>
+          <w:tcPr>
+            <w:tcBorders>
+              <w:top w:val="single" w:space="0" w:color="D3D3D3"/>
+              <w:bottom w:val="single" w:space="0" w:color="D3D3D3"/>
+              <w:start w:val="single" w:space="0" w:color="D3D3D3"/>
+              <w:end w:val="single" w:space="0" w:color="D3D3D3"/>
+            </w:tcBorders>
+          </w:tcPr>
+          <w:p>
+            <w:pPr>
+              <w:spacing w:before="0" w:after="60"/>
+              <w:keepNext/>
+              <w:jc w:val="end"/>
+            </w:pPr>
+            <w:r>
+              <w:rPr>
+                <w:rFonts w:ascii="Calibri" w:hAnsi="Calibri"/>
+                <w:sz w:val="20"/>
+              </w:rPr>
+              <w:t xml:space="default">0.04%</w:t>
+            </w:r>
+          </w:p>
+        </w:tc>
+        <w:tc>
+          <w:tcPr>
+            <w:tcBorders>
+              <w:top w:val="single" w:space="0" w:color="D3D3D3"/>
+              <w:bottom w:val="single" w:space="0" w:color="D3D3D3"/>
+              <w:start w:val="single" w:space="0" w:color="D3D3D3"/>
+              <w:end w:val="single" w:space="0" w:color="D3D3D3"/>
+            </w:tcBorders>
+          </w:tcPr>
+          <w:p>
+            <w:pPr>
+              <w:spacing w:before="0" w:after="60"/>
+              <w:keepNext/>
+              <w:jc w:val="start"/>
+            </w:pPr>
+            <w:r>
+              <w:rPr>
+                <w:rFonts w:ascii="Calibri" w:hAnsi="Calibri"/>
+                <w:sz w:val="20"/>
+              </w:rPr>
+              <w:t xml:space="default">Yes</w:t>
+            </w:r>
+          </w:p>
+        </w:tc>
+      </w:tr>
+      <w:tr>
+        <w:trPr>
+          <w:cantSplit/>
+        </w:trPr>
+        <w:tc>
+          <w:tcPr>
+            <w:tcBorders>
+              <w:top w:val="single" w:space="0" w:color="D3D3D3"/>
+              <w:bottom w:val="single" w:space="0" w:color="D3D3D3"/>
+              <w:start w:val="single" w:space="0" w:color="D3D3D3"/>
+              <w:end w:val="single" w:space="0" w:color="D3D3D3"/>
+            </w:tcBorders>
+          </w:tcPr>
+          <w:p>
+            <w:pPr>
+              <w:spacing w:before="0" w:after="60"/>
+              <w:keepNext/>
+              <w:jc w:val="start"/>
+            </w:pPr>
+            <w:r>
+              <w:rPr>
+                <w:rFonts w:ascii="Calibri" w:hAnsi="Calibri"/>
+                <w:sz w:val="20"/>
+              </w:rPr>
+              <w:t xml:space="default">Limb Salvage</w:t>
+            </w:r>
+          </w:p>
+        </w:tc>
+        <w:tc>
+          <w:tcPr>
+            <w:tcBorders>
+              <w:top w:val="single" w:space="0" w:color="D3D3D3"/>
+              <w:bottom w:val="single" w:space="0" w:color="D3D3D3"/>
+              <w:start w:val="single" w:space="0" w:color="D3D3D3"/>
+              <w:end w:val="single" w:space="0" w:color="D3D3D3"/>
+            </w:tcBorders>
+          </w:tcPr>
+          <w:p>
+            <w:pPr>
+              <w:spacing w:before="0" w:after="60"/>
+              <w:keepNext/>
+              <w:jc w:val="end"/>
+            </w:pPr>
+            <w:r>
+              <w:rPr>
+                <w:rFonts w:ascii="Calibri" w:hAnsi="Calibri"/>
+                <w:sz w:val="20"/>
+              </w:rPr>
+              <w:t xml:space="default">44</w:t>
+            </w:r>
+          </w:p>
+        </w:tc>
+        <w:tc>
+          <w:tcPr>
+            <w:tcBorders>
+              <w:top w:val="single" w:space="0" w:color="D3D3D3"/>
+              <w:bottom w:val="single" w:space="0" w:color="D3D3D3"/>
+              <w:start w:val="single" w:space="0" w:color="D3D3D3"/>
+              <w:end w:val="single" w:space="0" w:color="D3D3D3"/>
+            </w:tcBorders>
+          </w:tcPr>
+          <w:p>
+            <w:pPr>
+              <w:spacing w:before="0" w:after="60"/>
+              <w:keepNext/>
+              <w:jc w:val="end"/>
+            </w:pPr>
+            <w:r>
+              <w:rPr>
+                <w:rFonts w:ascii="Calibri" w:hAnsi="Calibri"/>
+                <w:sz w:val="20"/>
+              </w:rPr>
+              <w:t xml:space="default">129648</w:t>
+            </w:r>
+          </w:p>
+        </w:tc>
+        <w:tc>
+          <w:tcPr>
+            <w:tcBorders>
+              <w:top w:val="single" w:space="0" w:color="D3D3D3"/>
+              <w:bottom w:val="single" w:space="0" w:color="D3D3D3"/>
+              <w:start w:val="single" w:space="0" w:color="D3D3D3"/>
+              <w:end w:val="single" w:space="0" w:color="D3D3D3"/>
+            </w:tcBorders>
+          </w:tcPr>
+          <w:p>
+            <w:pPr>
+              <w:spacing w:before="0" w:after="60"/>
+              <w:keepNext/>
+              <w:jc w:val="end"/>
+            </w:pPr>
+            <w:r>
+              <w:rPr>
+                <w:rFonts w:ascii="Calibri" w:hAnsi="Calibri"/>
+                <w:sz w:val="20"/>
+              </w:rPr>
+              <w:t xml:space="default">0.03%</w:t>
+            </w:r>
+          </w:p>
+        </w:tc>
+        <w:tc>
+          <w:tcPr>
+            <w:tcBorders>
+              <w:top w:val="single" w:space="0" w:color="D3D3D3"/>
+              <w:bottom w:val="single" w:space="0" w:color="D3D3D3"/>
+              <w:start w:val="single" w:space="0" w:color="D3D3D3"/>
+              <w:end w:val="single" w:space="0" w:color="D3D3D3"/>
+            </w:tcBorders>
+          </w:tcPr>
+          <w:p>
+            <w:pPr>
+              <w:spacing w:before="0" w:after="60"/>
+              <w:keepNext/>
+              <w:jc w:val="end"/>
+            </w:pPr>
+            <w:r>
+              <w:rPr>
+                <w:rFonts w:ascii="Calibri" w:hAnsi="Calibri"/>
+                <w:sz w:val="20"/>
+              </w:rPr>
+              <w:t xml:space="default">86</w:t>
+            </w:r>
+          </w:p>
+        </w:tc>
+        <w:tc>
+          <w:tcPr>
+            <w:tcBorders>
+              <w:top w:val="single" w:space="0" w:color="D3D3D3"/>
+              <w:bottom w:val="single" w:space="0" w:color="D3D3D3"/>
+              <w:start w:val="single" w:space="0" w:color="D3D3D3"/>
+              <w:end w:val="single" w:space="0" w:color="D3D3D3"/>
+            </w:tcBorders>
+          </w:tcPr>
+          <w:p>
+            <w:pPr>
+              <w:spacing w:before="0" w:after="60"/>
+              <w:keepNext/>
+              <w:jc w:val="end"/>
+            </w:pPr>
+            <w:r>
+              <w:rPr>
+                <w:rFonts w:ascii="Calibri" w:hAnsi="Calibri"/>
+                <w:sz w:val="20"/>
+              </w:rPr>
+              <w:t xml:space="default">238453</w:t>
+            </w:r>
+          </w:p>
+        </w:tc>
+        <w:tc>
+          <w:tcPr>
+            <w:tcBorders>
+              <w:top w:val="single" w:space="0" w:color="D3D3D3"/>
+              <w:bottom w:val="single" w:space="0" w:color="D3D3D3"/>
+              <w:start w:val="single" w:space="0" w:color="D3D3D3"/>
+              <w:end w:val="single" w:space="0" w:color="D3D3D3"/>
+            </w:tcBorders>
+          </w:tcPr>
+          <w:p>
+            <w:pPr>
+              <w:spacing w:before="0" w:after="60"/>
+              <w:keepNext/>
+              <w:jc w:val="end"/>
+            </w:pPr>
+            <w:r>
+              <w:rPr>
+                <w:rFonts w:ascii="Calibri" w:hAnsi="Calibri"/>
+                <w:sz w:val="20"/>
+              </w:rPr>
+              <w:t xml:space="default">0.04%</w:t>
+            </w:r>
+          </w:p>
+        </w:tc>
+        <w:tc>
+          <w:tcPr>
+            <w:tcBorders>
+              <w:top w:val="single" w:space="0" w:color="D3D3D3"/>
+              <w:bottom w:val="single" w:space="0" w:color="D3D3D3"/>
+              <w:start w:val="single" w:space="0" w:color="D3D3D3"/>
+              <w:end w:val="single" w:space="0" w:color="D3D3D3"/>
+            </w:tcBorders>
+          </w:tcPr>
+          <w:p>
+            <w:pPr>
+              <w:spacing w:before="0" w:after="60"/>
+              <w:keepNext/>
+              <w:jc w:val="start"/>
+            </w:pPr>
+            <w:r>
+              <w:rPr>
+                <w:rFonts w:ascii="Calibri" w:hAnsi="Calibri"/>
+                <w:sz w:val="20"/>
+              </w:rPr>
+              <w:t xml:space="default">Yes</w:t>
+            </w:r>
+          </w:p>
+        </w:tc>
+      </w:tr>
+    </w:tbl>
+    <w:p>
+      <w:pPr>
+        <w:spacing w:before="0" w:after="60"/>
+        <w:keepNext/>
+        <w:jc w:val="start"/>
+        <w:pStyle w:val="caption"/>
+      </w:pPr>
+      <w:r>
+        <w:rPr>
+          <w:rFonts w:ascii="Calibri" w:hAnsi="Calibri"/>
+          <w:sz w:val="24"/>
+        </w:rPr>
+        <w:t xml:space="preserve">Table </w:t>
+      </w:r>
+      <w:r>
+        <w:fldChar w:fldCharType="begin" w:dirty="true"/>
+      </w:r>
+      <w:r>
+        <w:instrText xml:space="preserve" w:dirty="true"> SEQ Table \* ARABIC </w:instrText>
+      </w:r>
+      <w:r>
+        <w:fldChar w:fldCharType="separate" w:dirty="true"/>
+      </w:r>
+      <w:r>
+        <w:rPr>
+          <w:noProof/>
+          <w:rFonts w:ascii="Calibri" w:hAnsi="Calibri"/>
+          <w:sz w:val="24"/>
+        </w:rPr>
+        <w:t xml:space="default">1</w:t>
+      </w:r>
+      <w:r>
+        <w:fldChar w:fldCharType="end" w:dirty="true"/>
+      </w:r>
+      <w:r>
+        <w:rPr>
+          <w:rFonts w:ascii="Calibri" w:hAnsi="Calibri"/>
+          <w:sz w:val="24"/>
+        </w:rPr>
+        <w:t xml:space="preserve">: </w:t>
+      </w:r>
+      <w:r>
+        <w:rPr>
+          <w:b w:val="true"/>
+          <w:rFonts w:ascii="Calibri" w:hAnsi="Calibri"/>
+          <w:sz w:val="24"/>
+          <w:color w:val="333333"/>
+        </w:rPr>
+        <w:t xml:space="preserve">Primary Outcome: Psychiatric Readmission by Exposure Group, 90-Day Cohort</w:t>
+      </w:r>
+    </w:p>
+    <w:tbl xmlns:w="http://schemas.openxmlformats.org/wordprocessingml/2006/main" xmlns:wp="http://schemas.openxmlformats.org/drawingml/2006/wordprocessingDrawing" xmlns:r="http://schemas.openxmlformats.org/officeDocument/2006/relationships" xmlns:w14="http://schemas.microsoft.com/office/word/2010/wordml">
+      <w:tblPr>
+        <w:tblCellMar>
+          <w:top w:w="0" w:type="dxa"/>
+          <w:bottom w:w="0" w:type="dxa"/>
+          <w:start w:w="60" w:type="dxa"/>
+          <w:end w:w="60" w:type="dxa"/>
+        </w:tblCellMar>
+        <w:tblW w:type="auto" w:w="0"/>
+        <w:tblLook w:firstRow="0" w:lastRow="0" w:firstColumn="0" w:lastColumn="0" w:noHBand="0" w:noVBand="0"/>
+        <w:jc w:val="center"/>
+      </w:tblPr>
+      <w:tr>
+        <w:trPr>
+          <w:cantSplit/>
+          <w:tblHeader/>
+        </w:trPr>
+        <w:tc>
+          <w:tcPr>
+            <w:tcBorders>
+              <w:top w:val="single" w:sz="16" w:space="0" w:color="D3D3D3"/>
+              <w:bottom w:val="single" w:sz="16" w:space="0" w:color="D3D3D3"/>
+              <w:start w:val="single" w:space="0" w:color="D3D3D3"/>
+            </w:tcBorders>
+          </w:tcPr>
+          <w:p>
+            <w:pPr>
+              <w:spacing w:before="0" w:after="60"/>
+              <w:keepNext/>
+              <w:jc w:val="start"/>
+            </w:pPr>
+            <w:r>
+              <w:rPr>
+                <w:rFonts w:ascii="Calibri" w:hAnsi="Calibri"/>
+                <w:sz w:val="20"/>
+              </w:rPr>
+              <w:t xml:space="default">Exposure Group</w:t>
+            </w:r>
+          </w:p>
+        </w:tc>
+        <w:tc>
+          <w:tcPr>
+            <w:tcBorders>
+              <w:top w:val="single" w:sz="16" w:space="0" w:color="D3D3D3"/>
+              <w:bottom w:val="single" w:sz="16" w:space="0" w:color="D3D3D3"/>
+            </w:tcBorders>
+          </w:tcPr>
+          <w:p>
+            <w:pPr>
+              <w:spacing w:before="0" w:after="60"/>
+              <w:keepNext/>
+              <w:jc w:val="end"/>
+            </w:pPr>
+            <w:r>
+              <w:rPr>
+                <w:rFonts w:ascii="Calibri" w:hAnsi="Calibri"/>
+                <w:sz w:val="20"/>
+              </w:rPr>
+              <w:t xml:space="default">Raw n (unweighted)</w:t>
+            </w:r>
+          </w:p>
+        </w:tc>
+        <w:tc>
+          <w:tcPr>
+            <w:tcBorders>
+              <w:top w:val="single" w:sz="16" w:space="0" w:color="D3D3D3"/>
+              <w:bottom w:val="single" w:sz="16" w:space="0" w:color="D3D3D3"/>
+            </w:tcBorders>
+          </w:tcPr>
+          <w:p>
+            <w:pPr>
+              <w:spacing w:before="0" w:after="60"/>
+              <w:keepNext/>
+              <w:jc w:val="end"/>
+            </w:pPr>
+            <w:r>
+              <w:rPr>
+                <w:rFonts w:ascii="Calibri" w:hAnsi="Calibri"/>
+                <w:sz w:val="20"/>
+              </w:rPr>
+              <w:t xml:space="default">Total Unweighted N</w:t>
+            </w:r>
+          </w:p>
+        </w:tc>
+        <w:tc>
+          <w:tcPr>
+            <w:tcBorders>
+              <w:top w:val="single" w:sz="16" w:space="0" w:color="D3D3D3"/>
+              <w:bottom w:val="single" w:sz="16" w:space="0" w:color="D3D3D3"/>
+            </w:tcBorders>
+          </w:tcPr>
+          <w:p>
+            <w:pPr>
+              <w:spacing w:before="0" w:after="60"/>
+              <w:keepNext/>
+              <w:jc w:val="end"/>
+            </w:pPr>
+            <w:r>
+              <w:rPr>
+                <w:rFonts w:ascii="Calibri" w:hAnsi="Calibri"/>
+                <w:sz w:val="20"/>
+              </w:rPr>
+              <w:t xml:space="default">Raw %</w:t>
+            </w:r>
+          </w:p>
+        </w:tc>
+        <w:tc>
+          <w:tcPr>
+            <w:tcBorders>
+              <w:top w:val="single" w:sz="16" w:space="0" w:color="D3D3D3"/>
+              <w:bottom w:val="single" w:sz="16" w:space="0" w:color="D3D3D3"/>
+            </w:tcBorders>
+          </w:tcPr>
+          <w:p>
+            <w:pPr>
+              <w:spacing w:before="0" w:after="60"/>
+              <w:keepNext/>
+              <w:jc w:val="end"/>
+            </w:pPr>
+            <w:r>
+              <w:rPr>
+                <w:rFonts w:ascii="Calibri" w:hAnsi="Calibri"/>
+                <w:sz w:val="20"/>
+              </w:rPr>
+              <w:t xml:space="default">Weighted N</w:t>
+            </w:r>
+          </w:p>
+        </w:tc>
+        <w:tc>
+          <w:tcPr>
+            <w:tcBorders>
+              <w:top w:val="single" w:sz="16" w:space="0" w:color="D3D3D3"/>
+              <w:bottom w:val="single" w:sz="16" w:space="0" w:color="D3D3D3"/>
+            </w:tcBorders>
+          </w:tcPr>
+          <w:p>
+            <w:pPr>
+              <w:spacing w:before="0" w:after="60"/>
+              <w:keepNext/>
+              <w:jc w:val="end"/>
+            </w:pPr>
+            <w:r>
+              <w:rPr>
+                <w:rFonts w:ascii="Calibri" w:hAnsi="Calibri"/>
+                <w:sz w:val="20"/>
+              </w:rPr>
+              <w:t xml:space="default">Total Weighted N</w:t>
+            </w:r>
+          </w:p>
+        </w:tc>
+        <w:tc>
+          <w:tcPr>
+            <w:tcBorders>
+              <w:top w:val="single" w:sz="16" w:space="0" w:color="D3D3D3"/>
+              <w:bottom w:val="single" w:sz="16" w:space="0" w:color="D3D3D3"/>
+            </w:tcBorders>
+          </w:tcPr>
+          <w:p>
+            <w:pPr>
+              <w:spacing w:before="0" w:after="60"/>
+              <w:keepNext/>
+              <w:jc w:val="end"/>
+            </w:pPr>
+            <w:r>
+              <w:rPr>
+                <w:rFonts w:ascii="Calibri" w:hAnsi="Calibri"/>
+                <w:sz w:val="20"/>
+              </w:rPr>
+              <w:t xml:space="default">Weighted %</w:t>
+            </w:r>
+          </w:p>
+        </w:tc>
+        <w:tc>
+          <w:tcPr>
+            <w:tcBorders>
+              <w:top w:val="single" w:sz="16" w:space="0" w:color="D3D3D3"/>
+              <w:bottom w:val="single" w:sz="16" w:space="0" w:color="D3D3D3"/>
+              <w:end w:val="single" w:space="0" w:color="D3D3D3"/>
+            </w:tcBorders>
+          </w:tcPr>
+          <w:p>
+            <w:pPr>
+              <w:spacing w:before="0" w:after="60"/>
+              <w:keepNext/>
+              <w:jc w:val="start"/>
+            </w:pPr>
+            <w:r>
+              <w:rPr>
+                <w:rFonts w:ascii="Calibri" w:hAnsi="Calibri"/>
+                <w:sz w:val="20"/>
+              </w:rPr>
+              <w:t xml:space="default">Meets HCUP &gt;=11 threshold?</w:t>
+            </w:r>
+          </w:p>
+        </w:tc>
+      </w:tr>
+      <w:tr>
+        <w:trPr>
+          <w:cantSplit/>
+        </w:trPr>
+        <w:tc>
+          <w:tcPr>
+            <w:tcBorders>
+              <w:top w:val="single" w:space="0" w:color="D3D3D3"/>
+              <w:bottom w:val="single" w:space="0" w:color="D3D3D3"/>
+              <w:start w:val="single" w:space="0" w:color="D3D3D3"/>
+              <w:end w:val="single" w:space="0" w:color="D3D3D3"/>
+            </w:tcBorders>
+          </w:tcPr>
+          <w:p>
+            <w:pPr>
+              <w:spacing w:before="0" w:after="60"/>
+              <w:keepNext/>
+              <w:jc w:val="start"/>
+            </w:pPr>
+            <w:r>
+              <w:rPr>
+                <w:rFonts w:ascii="Calibri" w:hAnsi="Calibri"/>
+                <w:sz w:val="20"/>
+              </w:rPr>
+              <w:t xml:space="default">Amputation</w:t>
+            </w:r>
+          </w:p>
+        </w:tc>
+        <w:tc>
+          <w:tcPr>
+            <w:tcBorders>
+              <w:top w:val="single" w:space="0" w:color="D3D3D3"/>
+              <w:bottom w:val="single" w:space="0" w:color="D3D3D3"/>
+              <w:start w:val="single" w:space="0" w:color="D3D3D3"/>
+              <w:end w:val="single" w:space="0" w:color="D3D3D3"/>
+            </w:tcBorders>
+          </w:tcPr>
+          <w:p>
+            <w:pPr>
+              <w:spacing w:before="0" w:after="60"/>
+              <w:keepNext/>
+              <w:jc w:val="end"/>
+            </w:pPr>
+            <w:r>
+              <w:rPr>
+                <w:rFonts w:ascii="Calibri" w:hAnsi="Calibri"/>
+                <w:sz w:val="20"/>
+              </w:rPr>
+              <w:t xml:space="default">116</w:t>
+            </w:r>
+          </w:p>
+        </w:tc>
+        <w:tc>
+          <w:tcPr>
+            <w:tcBorders>
+              <w:top w:val="single" w:space="0" w:color="D3D3D3"/>
+              <w:bottom w:val="single" w:space="0" w:color="D3D3D3"/>
+              <w:start w:val="single" w:space="0" w:color="D3D3D3"/>
+              <w:end w:val="single" w:space="0" w:color="D3D3D3"/>
+            </w:tcBorders>
+          </w:tcPr>
+          <w:p>
+            <w:pPr>
+              <w:spacing w:before="0" w:after="60"/>
+              <w:keepNext/>
+              <w:jc w:val="end"/>
+            </w:pPr>
+            <w:r>
+              <w:rPr>
+                <w:rFonts w:ascii="Calibri" w:hAnsi="Calibri"/>
+                <w:sz w:val="20"/>
+              </w:rPr>
+              <w:t xml:space="default">150712</w:t>
+            </w:r>
+          </w:p>
+        </w:tc>
+        <w:tc>
+          <w:tcPr>
+            <w:tcBorders>
+              <w:top w:val="single" w:space="0" w:color="D3D3D3"/>
+              <w:bottom w:val="single" w:space="0" w:color="D3D3D3"/>
+              <w:start w:val="single" w:space="0" w:color="D3D3D3"/>
+              <w:end w:val="single" w:space="0" w:color="D3D3D3"/>
+            </w:tcBorders>
+          </w:tcPr>
+          <w:p>
+            <w:pPr>
+              <w:spacing w:before="0" w:after="60"/>
+              <w:keepNext/>
+              <w:jc w:val="end"/>
+            </w:pPr>
+            <w:r>
+              <w:rPr>
+                <w:rFonts w:ascii="Calibri" w:hAnsi="Calibri"/>
+                <w:sz w:val="20"/>
+              </w:rPr>
+              <w:t xml:space="default">0.08%</w:t>
+            </w:r>
+          </w:p>
+        </w:tc>
+        <w:tc>
+          <w:tcPr>
+            <w:tcBorders>
+              <w:top w:val="single" w:space="0" w:color="D3D3D3"/>
+              <w:bottom w:val="single" w:space="0" w:color="D3D3D3"/>
+              <w:start w:val="single" w:space="0" w:color="D3D3D3"/>
+              <w:end w:val="single" w:space="0" w:color="D3D3D3"/>
+            </w:tcBorders>
+          </w:tcPr>
+          <w:p>
+            <w:pPr>
+              <w:spacing w:before="0" w:after="60"/>
+              <w:keepNext/>
+              <w:jc w:val="end"/>
+            </w:pPr>
+            <w:r>
+              <w:rPr>
+                <w:rFonts w:ascii="Calibri" w:hAnsi="Calibri"/>
+                <w:sz w:val="20"/>
+              </w:rPr>
+              <w:t xml:space="default">225</w:t>
+            </w:r>
+          </w:p>
+        </w:tc>
+        <w:tc>
+          <w:tcPr>
+            <w:tcBorders>
+              <w:top w:val="single" w:space="0" w:color="D3D3D3"/>
+              <w:bottom w:val="single" w:space="0" w:color="D3D3D3"/>
+              <w:start w:val="single" w:space="0" w:color="D3D3D3"/>
+              <w:end w:val="single" w:space="0" w:color="D3D3D3"/>
+            </w:tcBorders>
+          </w:tcPr>
+          <w:p>
+            <w:pPr>
+              <w:spacing w:before="0" w:after="60"/>
+              <w:keepNext/>
+              <w:jc w:val="end"/>
+            </w:pPr>
+            <w:r>
+              <w:rPr>
+                <w:rFonts w:ascii="Calibri" w:hAnsi="Calibri"/>
+                <w:sz w:val="20"/>
+              </w:rPr>
+              <w:t xml:space="default">280219</w:t>
+            </w:r>
+          </w:p>
+        </w:tc>
+        <w:tc>
+          <w:tcPr>
+            <w:tcBorders>
+              <w:top w:val="single" w:space="0" w:color="D3D3D3"/>
+              <w:bottom w:val="single" w:space="0" w:color="D3D3D3"/>
+              <w:start w:val="single" w:space="0" w:color="D3D3D3"/>
+              <w:end w:val="single" w:space="0" w:color="D3D3D3"/>
+            </w:tcBorders>
+          </w:tcPr>
+          <w:p>
+            <w:pPr>
+              <w:spacing w:before="0" w:after="60"/>
+              <w:keepNext/>
+              <w:jc w:val="end"/>
+            </w:pPr>
+            <w:r>
+              <w:rPr>
+                <w:rFonts w:ascii="Calibri" w:hAnsi="Calibri"/>
+                <w:sz w:val="20"/>
+              </w:rPr>
+              <w:t xml:space="default">0.08%</w:t>
+            </w:r>
+          </w:p>
+        </w:tc>
+        <w:tc>
+          <w:tcPr>
+            <w:tcBorders>
+              <w:top w:val="single" w:space="0" w:color="D3D3D3"/>
+              <w:bottom w:val="single" w:space="0" w:color="D3D3D3"/>
+              <w:start w:val="single" w:space="0" w:color="D3D3D3"/>
+              <w:end w:val="single" w:space="0" w:color="D3D3D3"/>
+            </w:tcBorders>
+          </w:tcPr>
+          <w:p>
+            <w:pPr>
+              <w:spacing w:before="0" w:after="60"/>
+              <w:keepNext/>
+              <w:jc w:val="start"/>
+            </w:pPr>
+            <w:r>
+              <w:rPr>
+                <w:rFonts w:ascii="Calibri" w:hAnsi="Calibri"/>
+                <w:sz w:val="20"/>
+              </w:rPr>
+              <w:t xml:space="default">Yes</w:t>
+            </w:r>
+          </w:p>
+        </w:tc>
+      </w:tr>
+      <w:tr>
+        <w:trPr>
+          <w:cantSplit/>
+        </w:trPr>
+        <w:tc>
+          <w:tcPr>
+            <w:tcBorders>
+              <w:top w:val="single" w:space="0" w:color="D3D3D3"/>
+              <w:bottom w:val="single" w:space="0" w:color="D3D3D3"/>
+              <w:start w:val="single" w:space="0" w:color="D3D3D3"/>
+              <w:end w:val="single" w:space="0" w:color="D3D3D3"/>
+            </w:tcBorders>
+          </w:tcPr>
+          <w:p>
+            <w:pPr>
+              <w:spacing w:before="0" w:after="60"/>
+              <w:keepNext/>
+              <w:jc w:val="start"/>
+            </w:pPr>
+            <w:r>
+              <w:rPr>
+                <w:rFonts w:ascii="Calibri" w:hAnsi="Calibri"/>
+                <w:sz w:val="20"/>
+              </w:rPr>
+              <w:t xml:space="default">Limb Salvage</w:t>
+            </w:r>
+          </w:p>
+        </w:tc>
+        <w:tc>
+          <w:tcPr>
+            <w:tcBorders>
+              <w:top w:val="single" w:space="0" w:color="D3D3D3"/>
+              <w:bottom w:val="single" w:space="0" w:color="D3D3D3"/>
+              <w:start w:val="single" w:space="0" w:color="D3D3D3"/>
+              <w:end w:val="single" w:space="0" w:color="D3D3D3"/>
+            </w:tcBorders>
+          </w:tcPr>
+          <w:p>
+            <w:pPr>
+              <w:spacing w:before="0" w:after="60"/>
+              <w:keepNext/>
+              <w:jc w:val="end"/>
+            </w:pPr>
+            <w:r>
+              <w:rPr>
+                <w:rFonts w:ascii="Calibri" w:hAnsi="Calibri"/>
+                <w:sz w:val="20"/>
+              </w:rPr>
+              <w:t xml:space="default">82</w:t>
+            </w:r>
+          </w:p>
+        </w:tc>
+        <w:tc>
+          <w:tcPr>
+            <w:tcBorders>
+              <w:top w:val="single" w:space="0" w:color="D3D3D3"/>
+              <w:bottom w:val="single" w:space="0" w:color="D3D3D3"/>
+              <w:start w:val="single" w:space="0" w:color="D3D3D3"/>
+              <w:end w:val="single" w:space="0" w:color="D3D3D3"/>
+            </w:tcBorders>
+          </w:tcPr>
+          <w:p>
+            <w:pPr>
+              <w:spacing w:before="0" w:after="60"/>
+              <w:keepNext/>
+              <w:jc w:val="end"/>
+            </w:pPr>
+            <w:r>
+              <w:rPr>
+                <w:rFonts w:ascii="Calibri" w:hAnsi="Calibri"/>
+                <w:sz w:val="20"/>
+              </w:rPr>
+              <w:t xml:space="default">105498</w:t>
+            </w:r>
+          </w:p>
+        </w:tc>
+        <w:tc>
+          <w:tcPr>
+            <w:tcBorders>
+              <w:top w:val="single" w:space="0" w:color="D3D3D3"/>
+              <w:bottom w:val="single" w:space="0" w:color="D3D3D3"/>
+              <w:start w:val="single" w:space="0" w:color="D3D3D3"/>
+              <w:end w:val="single" w:space="0" w:color="D3D3D3"/>
+            </w:tcBorders>
+          </w:tcPr>
+          <w:p>
+            <w:pPr>
+              <w:spacing w:before="0" w:after="60"/>
+              <w:keepNext/>
+              <w:jc w:val="end"/>
+            </w:pPr>
+            <w:r>
+              <w:rPr>
+                <w:rFonts w:ascii="Calibri" w:hAnsi="Calibri"/>
+                <w:sz w:val="20"/>
+              </w:rPr>
+              <w:t xml:space="default">0.08%</w:t>
+            </w:r>
+          </w:p>
+        </w:tc>
+        <w:tc>
+          <w:tcPr>
+            <w:tcBorders>
+              <w:top w:val="single" w:space="0" w:color="D3D3D3"/>
+              <w:bottom w:val="single" w:space="0" w:color="D3D3D3"/>
+              <w:start w:val="single" w:space="0" w:color="D3D3D3"/>
+              <w:end w:val="single" w:space="0" w:color="D3D3D3"/>
+            </w:tcBorders>
+          </w:tcPr>
+          <w:p>
+            <w:pPr>
+              <w:spacing w:before="0" w:after="60"/>
+              <w:keepNext/>
+              <w:jc w:val="end"/>
+            </w:pPr>
+            <w:r>
+              <w:rPr>
+                <w:rFonts w:ascii="Calibri" w:hAnsi="Calibri"/>
+                <w:sz w:val="20"/>
+              </w:rPr>
+              <w:t xml:space="default">157</w:t>
+            </w:r>
+          </w:p>
+        </w:tc>
+        <w:tc>
+          <w:tcPr>
+            <w:tcBorders>
+              <w:top w:val="single" w:space="0" w:color="D3D3D3"/>
+              <w:bottom w:val="single" w:space="0" w:color="D3D3D3"/>
+              <w:start w:val="single" w:space="0" w:color="D3D3D3"/>
+              <w:end w:val="single" w:space="0" w:color="D3D3D3"/>
+            </w:tcBorders>
+          </w:tcPr>
+          <w:p>
+            <w:pPr>
+              <w:spacing w:before="0" w:after="60"/>
+              <w:keepNext/>
+              <w:jc w:val="end"/>
+            </w:pPr>
+            <w:r>
+              <w:rPr>
+                <w:rFonts w:ascii="Calibri" w:hAnsi="Calibri"/>
+                <w:sz w:val="20"/>
+              </w:rPr>
+              <w:t xml:space="default">194010</w:t>
+            </w:r>
+          </w:p>
+        </w:tc>
+        <w:tc>
+          <w:tcPr>
+            <w:tcBorders>
+              <w:top w:val="single" w:space="0" w:color="D3D3D3"/>
+              <w:bottom w:val="single" w:space="0" w:color="D3D3D3"/>
+              <w:start w:val="single" w:space="0" w:color="D3D3D3"/>
+              <w:end w:val="single" w:space="0" w:color="D3D3D3"/>
+            </w:tcBorders>
+          </w:tcPr>
+          <w:p>
+            <w:pPr>
+              <w:spacing w:before="0" w:after="60"/>
+              <w:keepNext/>
+              <w:jc w:val="end"/>
+            </w:pPr>
+            <w:r>
+              <w:rPr>
+                <w:rFonts w:ascii="Calibri" w:hAnsi="Calibri"/>
+                <w:sz w:val="20"/>
+              </w:rPr>
+              <w:t xml:space="default">0.08%</w:t>
+            </w:r>
+          </w:p>
+        </w:tc>
+        <w:tc>
+          <w:tcPr>
+            <w:tcBorders>
+              <w:top w:val="single" w:space="0" w:color="D3D3D3"/>
+              <w:bottom w:val="single" w:space="0" w:color="D3D3D3"/>
+              <w:start w:val="single" w:space="0" w:color="D3D3D3"/>
+              <w:end w:val="single" w:space="0" w:color="D3D3D3"/>
+            </w:tcBorders>
+          </w:tcPr>
+          <w:p>
+            <w:pPr>
+              <w:spacing w:before="0" w:after="60"/>
+              <w:keepNext/>
+              <w:jc w:val="start"/>
+            </w:pPr>
+            <w:r>
+              <w:rPr>
+                <w:rFonts w:ascii="Calibri" w:hAnsi="Calibri"/>
+                <w:sz w:val="20"/>
+              </w:rPr>
+              <w:t xml:space="default">Yes</w:t>
+            </w:r>
+          </w:p>
+        </w:tc>
+      </w:tr>
+    </w:tbl>
+    <w:p>
+      <w:pPr>
+        <w:pStyle w:val="FirstParagraph"/>
+      </w:pPr>
+      <w:r>
+        <w:drawing>
+          <wp:inline>
+            <wp:extent cx="4620126" cy="3696101"/>
+            <wp:effectExtent b="0" l="0" r="0" t="0"/>
+            <wp:docPr descr="" title="" id="25" name="Picture"/>
+            <a:graphic>
+              <a:graphicData uri="http://schemas.openxmlformats.org/drawingml/2006/picture">
+                <pic:pic>
+                  <pic:nvPicPr>
+                    <pic:cNvPr descr="index_files/figure-docx/km-curves-30-1.png" id="26" name="Picture"/>
+                    <pic:cNvPicPr>
+                      <a:picLocks noChangeArrowheads="1" noChangeAspect="1"/>
+                    </pic:cNvPicPr>
+                  </pic:nvPicPr>
+                  <pic:blipFill>
+                    <a:blip r:embed="rId24"/>
+                    <a:stretch>
+                      <a:fillRect/>
+                    </a:stretch>
+                  </pic:blipFill>
+                  <pic:spPr bwMode="auto">
+                    <a:xfrm>
+                      <a:off x="0" y="0"/>
+                      <a:ext cx="4620126" cy="3696101"/>
+                    </a:xfrm>
+                    <a:prstGeom prst="rect">
+                      <a:avLst/>
+                    </a:prstGeom>
+                    <a:noFill/>
+                    <a:ln w="9525">
+                      <a:noFill/>
+                      <a:headEnd/>
+                      <a:tailEnd/>
+                    </a:ln>
+                  </pic:spPr>
+                </pic:pic>
+              </a:graphicData>
+            </a:graphic>
+          </wp:inline>
+        </w:drawing>
+      </w:r>
+    </w:p>
+    <w:p>
+      <w:pPr>
+        <w:pStyle w:val="BodyText"/>
+      </w:pPr>
+      <w:r>
+        <w:drawing>
+          <wp:inline>
+            <wp:extent cx="4620126" cy="3696101"/>
+            <wp:effectExtent b="0" l="0" r="0" t="0"/>
+            <wp:docPr descr="" title="" id="28" name="Picture"/>
+            <a:graphic>
+              <a:graphicData uri="http://schemas.openxmlformats.org/drawingml/2006/picture">
+                <pic:pic>
+                  <pic:nvPicPr>
+                    <pic:cNvPr descr="index_files/figure-docx/km-curves-90-1.png" id="29" name="Picture"/>
+                    <pic:cNvPicPr>
+                      <a:picLocks noChangeArrowheads="1" noChangeAspect="1"/>
+                    </pic:cNvPicPr>
+                  </pic:nvPicPr>
+                  <pic:blipFill>
+                    <a:blip r:embed="rId27"/>
+                    <a:stretch>
+                      <a:fillRect/>
+                    </a:stretch>
+                  </pic:blipFill>
+                  <pic:spPr bwMode="auto">
+                    <a:xfrm>
+                      <a:off x="0" y="0"/>
+                      <a:ext cx="4620126" cy="3696101"/>
+                    </a:xfrm>
+                    <a:prstGeom prst="rect">
+                      <a:avLst/>
+                    </a:prstGeom>
+                    <a:noFill/>
+                    <a:ln w="9525">
+                      <a:noFill/>
+                      <a:headEnd/>
+                      <a:tailEnd/>
+                    </a:ln>
+                  </pic:spPr>
+                </pic:pic>
+              </a:graphicData>
+            </a:graphic>
+          </wp:inline>
+        </w:drawing>
+      </w:r>
+    </w:p>
+    <w:bookmarkEnd w:id="30"/>
+    <w:bookmarkStart w:id="31" w:name="Xd13c294b20c5d68312b5e0311a49fe04b60149d"/>
     <w:p>
       <w:pPr>
         <w:pStyle w:val="Heading2"/>
@@ -13251,7 +15163,7 @@
                 <w:rFonts w:ascii="Calibri" w:hAnsi="Calibri"/>
                 <w:sz w:val="20"/>
               </w:rPr>
-              <w:t xml:space="default">Exposure Group (Amputation vs. Limb Salvage)</w:t>
+              <w:t xml:space="default">Exposure Group</w:t>
             </w:r>
           </w:p>
         </w:tc>
@@ -13477,55 +15389,55 @@
                 <w:rFonts w:ascii="Calibri" w:hAnsi="Calibri"/>
                 <w:sz w:val="20"/>
               </w:rPr>
-              <w:t xml:space="default">1.31</w:t>
-            </w:r>
-          </w:p>
-        </w:tc>
-        <w:tc>
-          <w:tcPr>
-            <w:tcBorders>
-              <w:top w:val="single" w:space="0" w:color="D3D3D3"/>
-              <w:bottom w:val="single" w:space="0" w:color="D3D3D3"/>
-              <w:start w:val="single" w:space="0" w:color="D3D3D3"/>
-              <w:end w:val="single" w:space="0" w:color="D3D3D3"/>
-            </w:tcBorders>
-          </w:tcPr>
-          <w:p>
-            <w:pPr>
-              <w:spacing w:before="0" w:after="60"/>
-              <w:keepNext/>
-              <w:jc w:val="center"/>
-            </w:pPr>
-            <w:r>
-              <w:rPr>
-                <w:rFonts w:ascii="Calibri" w:hAnsi="Calibri"/>
-                <w:sz w:val="20"/>
-              </w:rPr>
-              <w:t xml:space="default">0.86, 1.99</w:t>
-            </w:r>
-          </w:p>
-        </w:tc>
-        <w:tc>
-          <w:tcPr>
-            <w:tcBorders>
-              <w:top w:val="single" w:space="0" w:color="D3D3D3"/>
-              <w:bottom w:val="single" w:space="0" w:color="D3D3D3"/>
-              <w:start w:val="single" w:space="0" w:color="D3D3D3"/>
-              <w:end w:val="single" w:space="0" w:color="D3D3D3"/>
-            </w:tcBorders>
-          </w:tcPr>
-          <w:p>
-            <w:pPr>
-              <w:spacing w:before="0" w:after="60"/>
-              <w:keepNext/>
-              <w:jc w:val="center"/>
-            </w:pPr>
-            <w:r>
-              <w:rPr>
-                <w:rFonts w:ascii="Calibri" w:hAnsi="Calibri"/>
-                <w:sz w:val="20"/>
-              </w:rPr>
-              <w:t xml:space="default">0.2</w:t>
+              <w:t xml:space="default">1.04</w:t>
+            </w:r>
+          </w:p>
+        </w:tc>
+        <w:tc>
+          <w:tcPr>
+            <w:tcBorders>
+              <w:top w:val="single" w:space="0" w:color="D3D3D3"/>
+              <w:bottom w:val="single" w:space="0" w:color="D3D3D3"/>
+              <w:start w:val="single" w:space="0" w:color="D3D3D3"/>
+              <w:end w:val="single" w:space="0" w:color="D3D3D3"/>
+            </w:tcBorders>
+          </w:tcPr>
+          <w:p>
+            <w:pPr>
+              <w:spacing w:before="0" w:after="60"/>
+              <w:keepNext/>
+              <w:jc w:val="center"/>
+            </w:pPr>
+            <w:r>
+              <w:rPr>
+                <w:rFonts w:ascii="Calibri" w:hAnsi="Calibri"/>
+                <w:sz w:val="20"/>
+              </w:rPr>
+              <w:t xml:space="default">0.69, 1.57</w:t>
+            </w:r>
+          </w:p>
+        </w:tc>
+        <w:tc>
+          <w:tcPr>
+            <w:tcBorders>
+              <w:top w:val="single" w:space="0" w:color="D3D3D3"/>
+              <w:bottom w:val="single" w:space="0" w:color="D3D3D3"/>
+              <w:start w:val="single" w:space="0" w:color="D3D3D3"/>
+              <w:end w:val="single" w:space="0" w:color="D3D3D3"/>
+            </w:tcBorders>
+          </w:tcPr>
+          <w:p>
+            <w:pPr>
+              <w:spacing w:before="0" w:after="60"/>
+              <w:keepNext/>
+              <w:jc w:val="center"/>
+            </w:pPr>
+            <w:r>
+              <w:rPr>
+                <w:rFonts w:ascii="Calibri" w:hAnsi="Calibri"/>
+                <w:sz w:val="20"/>
+              </w:rPr>
+              <w:t xml:space="default">0.9</w:t>
             </w:r>
           </w:p>
         </w:tc>
@@ -13578,55 +15490,55 @@
                 <w:rFonts w:ascii="Calibri" w:hAnsi="Calibri"/>
                 <w:sz w:val="20"/>
               </w:rPr>
-              <w:t xml:space="default">0.99</w:t>
-            </w:r>
-          </w:p>
-        </w:tc>
-        <w:tc>
-          <w:tcPr>
-            <w:tcBorders>
-              <w:top w:val="single" w:space="0" w:color="D3D3D3"/>
-              <w:bottom w:val="single" w:space="0" w:color="D3D3D3"/>
-              <w:start w:val="single" w:space="0" w:color="D3D3D3"/>
-              <w:end w:val="single" w:space="0" w:color="D3D3D3"/>
-            </w:tcBorders>
-          </w:tcPr>
-          <w:p>
-            <w:pPr>
-              <w:spacing w:before="0" w:after="60"/>
-              <w:keepNext/>
-              <w:jc w:val="center"/>
-            </w:pPr>
-            <w:r>
-              <w:rPr>
-                <w:rFonts w:ascii="Calibri" w:hAnsi="Calibri"/>
-                <w:sz w:val="20"/>
-              </w:rPr>
-              <w:t xml:space="default">0.97, 1.01</w:t>
-            </w:r>
-          </w:p>
-        </w:tc>
-        <w:tc>
-          <w:tcPr>
-            <w:tcBorders>
-              <w:top w:val="single" w:space="0" w:color="D3D3D3"/>
-              <w:bottom w:val="single" w:space="0" w:color="D3D3D3"/>
-              <w:start w:val="single" w:space="0" w:color="D3D3D3"/>
-              <w:end w:val="single" w:space="0" w:color="D3D3D3"/>
-            </w:tcBorders>
-          </w:tcPr>
-          <w:p>
-            <w:pPr>
-              <w:spacing w:before="0" w:after="60"/>
-              <w:keepNext/>
-              <w:jc w:val="center"/>
-            </w:pPr>
-            <w:r>
-              <w:rPr>
-                <w:rFonts w:ascii="Calibri" w:hAnsi="Calibri"/>
-                <w:sz w:val="20"/>
-              </w:rPr>
-              <w:t xml:space="default">0.2</w:t>
+              <w:t xml:space="default">0.98</w:t>
+            </w:r>
+          </w:p>
+        </w:tc>
+        <w:tc>
+          <w:tcPr>
+            <w:tcBorders>
+              <w:top w:val="single" w:space="0" w:color="D3D3D3"/>
+              <w:bottom w:val="single" w:space="0" w:color="D3D3D3"/>
+              <w:start w:val="single" w:space="0" w:color="D3D3D3"/>
+              <w:end w:val="single" w:space="0" w:color="D3D3D3"/>
+            </w:tcBorders>
+          </w:tcPr>
+          <w:p>
+            <w:pPr>
+              <w:spacing w:before="0" w:after="60"/>
+              <w:keepNext/>
+              <w:jc w:val="center"/>
+            </w:pPr>
+            <w:r>
+              <w:rPr>
+                <w:rFonts w:ascii="Calibri" w:hAnsi="Calibri"/>
+                <w:sz w:val="20"/>
+              </w:rPr>
+              <w:t xml:space="default">0.96, 1.00</w:t>
+            </w:r>
+          </w:p>
+        </w:tc>
+        <w:tc>
+          <w:tcPr>
+            <w:tcBorders>
+              <w:top w:val="single" w:space="0" w:color="D3D3D3"/>
+              <w:bottom w:val="single" w:space="0" w:color="D3D3D3"/>
+              <w:start w:val="single" w:space="0" w:color="D3D3D3"/>
+              <w:end w:val="single" w:space="0" w:color="D3D3D3"/>
+            </w:tcBorders>
+          </w:tcPr>
+          <w:p>
+            <w:pPr>
+              <w:spacing w:before="0" w:after="60"/>
+              <w:keepNext/>
+              <w:jc w:val="center"/>
+            </w:pPr>
+            <w:r>
+              <w:rPr>
+                <w:rFonts w:ascii="Calibri" w:hAnsi="Calibri"/>
+                <w:sz w:val="20"/>
+              </w:rPr>
+              <w:t xml:space="default">0.035</w:t>
             </w:r>
           </w:p>
         </w:tc>
@@ -13881,55 +15793,55 @@
                 <w:rFonts w:ascii="Calibri" w:hAnsi="Calibri"/>
                 <w:sz w:val="20"/>
               </w:rPr>
-              <w:t xml:space="default">1.14</w:t>
-            </w:r>
-          </w:p>
-        </w:tc>
-        <w:tc>
-          <w:tcPr>
-            <w:tcBorders>
-              <w:top w:val="single" w:space="0" w:color="D3D3D3"/>
-              <w:bottom w:val="single" w:space="0" w:color="D3D3D3"/>
-              <w:start w:val="single" w:space="0" w:color="D3D3D3"/>
-              <w:end w:val="single" w:space="0" w:color="D3D3D3"/>
-            </w:tcBorders>
-          </w:tcPr>
-          <w:p>
-            <w:pPr>
-              <w:spacing w:before="0" w:after="60"/>
-              <w:keepNext/>
-              <w:jc w:val="center"/>
-            </w:pPr>
-            <w:r>
-              <w:rPr>
-                <w:rFonts w:ascii="Calibri" w:hAnsi="Calibri"/>
-                <w:sz w:val="20"/>
-              </w:rPr>
-              <w:t xml:space="default">0.69, 1.88</w:t>
-            </w:r>
-          </w:p>
-        </w:tc>
-        <w:tc>
-          <w:tcPr>
-            <w:tcBorders>
-              <w:top w:val="single" w:space="0" w:color="D3D3D3"/>
-              <w:bottom w:val="single" w:space="0" w:color="D3D3D3"/>
-              <w:start w:val="single" w:space="0" w:color="D3D3D3"/>
-              <w:end w:val="single" w:space="0" w:color="D3D3D3"/>
-            </w:tcBorders>
-          </w:tcPr>
-          <w:p>
-            <w:pPr>
-              <w:spacing w:before="0" w:after="60"/>
-              <w:keepNext/>
-              <w:jc w:val="center"/>
-            </w:pPr>
-            <w:r>
-              <w:rPr>
-                <w:rFonts w:ascii="Calibri" w:hAnsi="Calibri"/>
-                <w:sz w:val="20"/>
-              </w:rPr>
-              <w:t xml:space="default">0.6</w:t>
+              <w:t xml:space="default">1.07</w:t>
+            </w:r>
+          </w:p>
+        </w:tc>
+        <w:tc>
+          <w:tcPr>
+            <w:tcBorders>
+              <w:top w:val="single" w:space="0" w:color="D3D3D3"/>
+              <w:bottom w:val="single" w:space="0" w:color="D3D3D3"/>
+              <w:start w:val="single" w:space="0" w:color="D3D3D3"/>
+              <w:end w:val="single" w:space="0" w:color="D3D3D3"/>
+            </w:tcBorders>
+          </w:tcPr>
+          <w:p>
+            <w:pPr>
+              <w:spacing w:before="0" w:after="60"/>
+              <w:keepNext/>
+              <w:jc w:val="center"/>
+            </w:pPr>
+            <w:r>
+              <w:rPr>
+                <w:rFonts w:ascii="Calibri" w:hAnsi="Calibri"/>
+                <w:sz w:val="20"/>
+              </w:rPr>
+              <w:t xml:space="default">0.65, 1.74</w:t>
+            </w:r>
+          </w:p>
+        </w:tc>
+        <w:tc>
+          <w:tcPr>
+            <w:tcBorders>
+              <w:top w:val="single" w:space="0" w:color="D3D3D3"/>
+              <w:bottom w:val="single" w:space="0" w:color="D3D3D3"/>
+              <w:start w:val="single" w:space="0" w:color="D3D3D3"/>
+              <w:end w:val="single" w:space="0" w:color="D3D3D3"/>
+            </w:tcBorders>
+          </w:tcPr>
+          <w:p>
+            <w:pPr>
+              <w:spacing w:before="0" w:after="60"/>
+              <w:keepNext/>
+              <w:jc w:val="center"/>
+            </w:pPr>
+            <w:r>
+              <w:rPr>
+                <w:rFonts w:ascii="Calibri" w:hAnsi="Calibri"/>
+                <w:sz w:val="20"/>
+              </w:rPr>
+              <w:t xml:space="default">0.8</w:t>
             </w:r>
           </w:p>
         </w:tc>
@@ -14208,7 +16120,7 @@
                 <w:rFonts w:ascii="Calibri" w:hAnsi="Calibri"/>
                 <w:sz w:val="20"/>
               </w:rPr>
-              <w:t xml:space="default">0.46, 1.14</w:t>
+              <w:t xml:space="default">0.46, 1.13</w:t>
             </w:r>
           </w:p>
         </w:tc>
@@ -14285,55 +16197,55 @@
                 <w:rFonts w:ascii="Calibri" w:hAnsi="Calibri"/>
                 <w:sz w:val="20"/>
               </w:rPr>
-              <w:t xml:space="default">0.57</w:t>
-            </w:r>
-          </w:p>
-        </w:tc>
-        <w:tc>
-          <w:tcPr>
-            <w:tcBorders>
-              <w:top w:val="single" w:space="0" w:color="D3D3D3"/>
-              <w:bottom w:val="single" w:space="0" w:color="D3D3D3"/>
-              <w:start w:val="single" w:space="0" w:color="D3D3D3"/>
-              <w:end w:val="single" w:space="0" w:color="D3D3D3"/>
-            </w:tcBorders>
-          </w:tcPr>
-          <w:p>
-            <w:pPr>
-              <w:spacing w:before="0" w:after="60"/>
-              <w:keepNext/>
-              <w:jc w:val="center"/>
-            </w:pPr>
-            <w:r>
-              <w:rPr>
-                <w:rFonts w:ascii="Calibri" w:hAnsi="Calibri"/>
-                <w:sz w:val="20"/>
-              </w:rPr>
-              <w:t xml:space="default">0.13, 2.49</w:t>
-            </w:r>
-          </w:p>
-        </w:tc>
-        <w:tc>
-          <w:tcPr>
-            <w:tcBorders>
-              <w:top w:val="single" w:space="0" w:color="D3D3D3"/>
-              <w:bottom w:val="single" w:space="0" w:color="D3D3D3"/>
-              <w:start w:val="single" w:space="0" w:color="D3D3D3"/>
-              <w:end w:val="single" w:space="0" w:color="D3D3D3"/>
-            </w:tcBorders>
-          </w:tcPr>
-          <w:p>
-            <w:pPr>
-              <w:spacing w:before="0" w:after="60"/>
-              <w:keepNext/>
-              <w:jc w:val="center"/>
-            </w:pPr>
-            <w:r>
-              <w:rPr>
-                <w:rFonts w:ascii="Calibri" w:hAnsi="Calibri"/>
-                <w:sz w:val="20"/>
-              </w:rPr>
-              <w:t xml:space="default">0.5</w:t>
+              <w:t xml:space="default">0.50</w:t>
+            </w:r>
+          </w:p>
+        </w:tc>
+        <w:tc>
+          <w:tcPr>
+            <w:tcBorders>
+              <w:top w:val="single" w:space="0" w:color="D3D3D3"/>
+              <w:bottom w:val="single" w:space="0" w:color="D3D3D3"/>
+              <w:start w:val="single" w:space="0" w:color="D3D3D3"/>
+              <w:end w:val="single" w:space="0" w:color="D3D3D3"/>
+            </w:tcBorders>
+          </w:tcPr>
+          <w:p>
+            <w:pPr>
+              <w:spacing w:before="0" w:after="60"/>
+              <w:keepNext/>
+              <w:jc w:val="center"/>
+            </w:pPr>
+            <w:r>
+              <w:rPr>
+                <w:rFonts w:ascii="Calibri" w:hAnsi="Calibri"/>
+                <w:sz w:val="20"/>
+              </w:rPr>
+              <w:t xml:space="default">0.11, 2.18</w:t>
+            </w:r>
+          </w:p>
+        </w:tc>
+        <w:tc>
+          <w:tcPr>
+            <w:tcBorders>
+              <w:top w:val="single" w:space="0" w:color="D3D3D3"/>
+              <w:bottom w:val="single" w:space="0" w:color="D3D3D3"/>
+              <w:start w:val="single" w:space="0" w:color="D3D3D3"/>
+              <w:end w:val="single" w:space="0" w:color="D3D3D3"/>
+            </w:tcBorders>
+          </w:tcPr>
+          <w:p>
+            <w:pPr>
+              <w:spacing w:before="0" w:after="60"/>
+              <w:keepNext/>
+              <w:jc w:val="center"/>
+            </w:pPr>
+            <w:r>
+              <w:rPr>
+                <w:rFonts w:ascii="Calibri" w:hAnsi="Calibri"/>
+                <w:sz w:val="20"/>
+              </w:rPr>
+              <w:t xml:space="default">0.4</w:t>
             </w:r>
           </w:p>
         </w:tc>
@@ -14386,55 +16298,55 @@
                 <w:rFonts w:ascii="Calibri" w:hAnsi="Calibri"/>
                 <w:sz w:val="20"/>
               </w:rPr>
-              <w:t xml:space="default">0.49</w:t>
-            </w:r>
-          </w:p>
-        </w:tc>
-        <w:tc>
-          <w:tcPr>
-            <w:tcBorders>
-              <w:top w:val="single" w:space="0" w:color="D3D3D3"/>
-              <w:bottom w:val="single" w:space="0" w:color="D3D3D3"/>
-              <w:start w:val="single" w:space="0" w:color="D3D3D3"/>
-              <w:end w:val="single" w:space="0" w:color="D3D3D3"/>
-            </w:tcBorders>
-          </w:tcPr>
-          <w:p>
-            <w:pPr>
-              <w:spacing w:before="0" w:after="60"/>
-              <w:keepNext/>
-              <w:jc w:val="center"/>
-            </w:pPr>
-            <w:r>
-              <w:rPr>
-                <w:rFonts w:ascii="Calibri" w:hAnsi="Calibri"/>
-                <w:sz w:val="20"/>
-              </w:rPr>
-              <w:t xml:space="default">0.23, 1.05</w:t>
-            </w:r>
-          </w:p>
-        </w:tc>
-        <w:tc>
-          <w:tcPr>
-            <w:tcBorders>
-              <w:top w:val="single" w:space="0" w:color="D3D3D3"/>
-              <w:bottom w:val="single" w:space="0" w:color="D3D3D3"/>
-              <w:start w:val="single" w:space="0" w:color="D3D3D3"/>
-              <w:end w:val="single" w:space="0" w:color="D3D3D3"/>
-            </w:tcBorders>
-          </w:tcPr>
-          <w:p>
-            <w:pPr>
-              <w:spacing w:before="0" w:after="60"/>
-              <w:keepNext/>
-              <w:jc w:val="center"/>
-            </w:pPr>
-            <w:r>
-              <w:rPr>
-                <w:rFonts w:ascii="Calibri" w:hAnsi="Calibri"/>
-                <w:sz w:val="20"/>
-              </w:rPr>
-              <w:t xml:space="default">0.067</w:t>
+              <w:t xml:space="default">0.35</w:t>
+            </w:r>
+          </w:p>
+        </w:tc>
+        <w:tc>
+          <w:tcPr>
+            <w:tcBorders>
+              <w:top w:val="single" w:space="0" w:color="D3D3D3"/>
+              <w:bottom w:val="single" w:space="0" w:color="D3D3D3"/>
+              <w:start w:val="single" w:space="0" w:color="D3D3D3"/>
+              <w:end w:val="single" w:space="0" w:color="D3D3D3"/>
+            </w:tcBorders>
+          </w:tcPr>
+          <w:p>
+            <w:pPr>
+              <w:spacing w:before="0" w:after="60"/>
+              <w:keepNext/>
+              <w:jc w:val="center"/>
+            </w:pPr>
+            <w:r>
+              <w:rPr>
+                <w:rFonts w:ascii="Calibri" w:hAnsi="Calibri"/>
+                <w:sz w:val="20"/>
+              </w:rPr>
+              <w:t xml:space="default">0.16, 0.75</w:t>
+            </w:r>
+          </w:p>
+        </w:tc>
+        <w:tc>
+          <w:tcPr>
+            <w:tcBorders>
+              <w:top w:val="single" w:space="0" w:color="D3D3D3"/>
+              <w:bottom w:val="single" w:space="0" w:color="D3D3D3"/>
+              <w:start w:val="single" w:space="0" w:color="D3D3D3"/>
+              <w:end w:val="single" w:space="0" w:color="D3D3D3"/>
+            </w:tcBorders>
+          </w:tcPr>
+          <w:p>
+            <w:pPr>
+              <w:spacing w:before="0" w:after="60"/>
+              <w:keepNext/>
+              <w:jc w:val="center"/>
+            </w:pPr>
+            <w:r>
+              <w:rPr>
+                <w:rFonts w:ascii="Calibri" w:hAnsi="Calibri"/>
+                <w:sz w:val="20"/>
+              </w:rPr>
+              <w:t xml:space="default">0.007</w:t>
             </w:r>
           </w:p>
         </w:tc>
@@ -14487,55 +16399,55 @@
                 <w:rFonts w:ascii="Calibri" w:hAnsi="Calibri"/>
                 <w:sz w:val="20"/>
               </w:rPr>
-              <w:t xml:space="default">1.36</w:t>
-            </w:r>
-          </w:p>
-        </w:tc>
-        <w:tc>
-          <w:tcPr>
-            <w:tcBorders>
-              <w:top w:val="single" w:space="0" w:color="D3D3D3"/>
-              <w:bottom w:val="single" w:space="0" w:color="D3D3D3"/>
-              <w:start w:val="single" w:space="0" w:color="D3D3D3"/>
-              <w:end w:val="single" w:space="0" w:color="D3D3D3"/>
-            </w:tcBorders>
-          </w:tcPr>
-          <w:p>
-            <w:pPr>
-              <w:spacing w:before="0" w:after="60"/>
-              <w:keepNext/>
-              <w:jc w:val="center"/>
-            </w:pPr>
-            <w:r>
-              <w:rPr>
-                <w:rFonts w:ascii="Calibri" w:hAnsi="Calibri"/>
-                <w:sz w:val="20"/>
-              </w:rPr>
-              <w:t xml:space="default">0.52, 3.55</w:t>
-            </w:r>
-          </w:p>
-        </w:tc>
-        <w:tc>
-          <w:tcPr>
-            <w:tcBorders>
-              <w:top w:val="single" w:space="0" w:color="D3D3D3"/>
-              <w:bottom w:val="single" w:space="0" w:color="D3D3D3"/>
-              <w:start w:val="single" w:space="0" w:color="D3D3D3"/>
-              <w:end w:val="single" w:space="0" w:color="D3D3D3"/>
-            </w:tcBorders>
-          </w:tcPr>
-          <w:p>
-            <w:pPr>
-              <w:spacing w:before="0" w:after="60"/>
-              <w:keepNext/>
-              <w:jc w:val="center"/>
-            </w:pPr>
-            <w:r>
-              <w:rPr>
-                <w:rFonts w:ascii="Calibri" w:hAnsi="Calibri"/>
-                <w:sz w:val="20"/>
-              </w:rPr>
-              <w:t xml:space="default">0.5</w:t>
+              <w:t xml:space="default">1.21</w:t>
+            </w:r>
+          </w:p>
+        </w:tc>
+        <w:tc>
+          <w:tcPr>
+            <w:tcBorders>
+              <w:top w:val="single" w:space="0" w:color="D3D3D3"/>
+              <w:bottom w:val="single" w:space="0" w:color="D3D3D3"/>
+              <w:start w:val="single" w:space="0" w:color="D3D3D3"/>
+              <w:end w:val="single" w:space="0" w:color="D3D3D3"/>
+            </w:tcBorders>
+          </w:tcPr>
+          <w:p>
+            <w:pPr>
+              <w:spacing w:before="0" w:after="60"/>
+              <w:keepNext/>
+              <w:jc w:val="center"/>
+            </w:pPr>
+            <w:r>
+              <w:rPr>
+                <w:rFonts w:ascii="Calibri" w:hAnsi="Calibri"/>
+                <w:sz w:val="20"/>
+              </w:rPr>
+              <w:t xml:space="default">0.45, 3.23</w:t>
+            </w:r>
+          </w:p>
+        </w:tc>
+        <w:tc>
+          <w:tcPr>
+            <w:tcBorders>
+              <w:top w:val="single" w:space="0" w:color="D3D3D3"/>
+              <w:bottom w:val="single" w:space="0" w:color="D3D3D3"/>
+              <w:start w:val="single" w:space="0" w:color="D3D3D3"/>
+              <w:end w:val="single" w:space="0" w:color="D3D3D3"/>
+            </w:tcBorders>
+          </w:tcPr>
+          <w:p>
+            <w:pPr>
+              <w:spacing w:before="0" w:after="60"/>
+              <w:keepNext/>
+              <w:jc w:val="center"/>
+            </w:pPr>
+            <w:r>
+              <w:rPr>
+                <w:rFonts w:ascii="Calibri" w:hAnsi="Calibri"/>
+                <w:sz w:val="20"/>
+              </w:rPr>
+              <w:t xml:space="default">0.7</w:t>
             </w:r>
           </w:p>
         </w:tc>
@@ -14790,55 +16702,55 @@
                 <w:rFonts w:ascii="Calibri" w:hAnsi="Calibri"/>
                 <w:sz w:val="20"/>
               </w:rPr>
-              <w:t xml:space="default">1.09</w:t>
-            </w:r>
-          </w:p>
-        </w:tc>
-        <w:tc>
-          <w:tcPr>
-            <w:tcBorders>
-              <w:top w:val="single" w:space="0" w:color="D3D3D3"/>
-              <w:bottom w:val="single" w:space="0" w:color="D3D3D3"/>
-              <w:start w:val="single" w:space="0" w:color="D3D3D3"/>
-              <w:end w:val="single" w:space="0" w:color="D3D3D3"/>
-            </w:tcBorders>
-          </w:tcPr>
-          <w:p>
-            <w:pPr>
-              <w:spacing w:before="0" w:after="60"/>
-              <w:keepNext/>
-              <w:jc w:val="center"/>
-            </w:pPr>
-            <w:r>
-              <w:rPr>
-                <w:rFonts w:ascii="Calibri" w:hAnsi="Calibri"/>
-                <w:sz w:val="20"/>
-              </w:rPr>
-              <w:t xml:space="default">0.67, 1.77</w:t>
-            </w:r>
-          </w:p>
-        </w:tc>
-        <w:tc>
-          <w:tcPr>
-            <w:tcBorders>
-              <w:top w:val="single" w:space="0" w:color="D3D3D3"/>
-              <w:bottom w:val="single" w:space="0" w:color="D3D3D3"/>
-              <w:start w:val="single" w:space="0" w:color="D3D3D3"/>
-              <w:end w:val="single" w:space="0" w:color="D3D3D3"/>
-            </w:tcBorders>
-          </w:tcPr>
-          <w:p>
-            <w:pPr>
-              <w:spacing w:before="0" w:after="60"/>
-              <w:keepNext/>
-              <w:jc w:val="center"/>
-            </w:pPr>
-            <w:r>
-              <w:rPr>
-                <w:rFonts w:ascii="Calibri" w:hAnsi="Calibri"/>
-                <w:sz w:val="20"/>
-              </w:rPr>
-              <w:t xml:space="default">0.7</w:t>
+              <w:t xml:space="default">0.99</w:t>
+            </w:r>
+          </w:p>
+        </w:tc>
+        <w:tc>
+          <w:tcPr>
+            <w:tcBorders>
+              <w:top w:val="single" w:space="0" w:color="D3D3D3"/>
+              <w:bottom w:val="single" w:space="0" w:color="D3D3D3"/>
+              <w:start w:val="single" w:space="0" w:color="D3D3D3"/>
+              <w:end w:val="single" w:space="0" w:color="D3D3D3"/>
+            </w:tcBorders>
+          </w:tcPr>
+          <w:p>
+            <w:pPr>
+              <w:spacing w:before="0" w:after="60"/>
+              <w:keepNext/>
+              <w:jc w:val="center"/>
+            </w:pPr>
+            <w:r>
+              <w:rPr>
+                <w:rFonts w:ascii="Calibri" w:hAnsi="Calibri"/>
+                <w:sz w:val="20"/>
+              </w:rPr>
+              <w:t xml:space="default">0.61, 1.60</w:t>
+            </w:r>
+          </w:p>
+        </w:tc>
+        <w:tc>
+          <w:tcPr>
+            <w:tcBorders>
+              <w:top w:val="single" w:space="0" w:color="D3D3D3"/>
+              <w:bottom w:val="single" w:space="0" w:color="D3D3D3"/>
+              <w:start w:val="single" w:space="0" w:color="D3D3D3"/>
+              <w:end w:val="single" w:space="0" w:color="D3D3D3"/>
+            </w:tcBorders>
+          </w:tcPr>
+          <w:p>
+            <w:pPr>
+              <w:spacing w:before="0" w:after="60"/>
+              <w:keepNext/>
+              <w:jc w:val="center"/>
+            </w:pPr>
+            <w:r>
+              <w:rPr>
+                <w:rFonts w:ascii="Calibri" w:hAnsi="Calibri"/>
+                <w:sz w:val="20"/>
+              </w:rPr>
+              <w:t xml:space="default">&gt;0.9</w:t>
             </w:r>
           </w:p>
         </w:tc>
@@ -14891,55 +16803,55 @@
                 <w:rFonts w:ascii="Calibri" w:hAnsi="Calibri"/>
                 <w:sz w:val="20"/>
               </w:rPr>
-              <w:t xml:space="default">0.85</w:t>
-            </w:r>
-          </w:p>
-        </w:tc>
-        <w:tc>
-          <w:tcPr>
-            <w:tcBorders>
-              <w:top w:val="single" w:space="0" w:color="D3D3D3"/>
-              <w:bottom w:val="single" w:space="0" w:color="D3D3D3"/>
-              <w:start w:val="single" w:space="0" w:color="D3D3D3"/>
-              <w:end w:val="single" w:space="0" w:color="D3D3D3"/>
-            </w:tcBorders>
-          </w:tcPr>
-          <w:p>
-            <w:pPr>
-              <w:spacing w:before="0" w:after="60"/>
-              <w:keepNext/>
-              <w:jc w:val="center"/>
-            </w:pPr>
-            <w:r>
-              <w:rPr>
-                <w:rFonts w:ascii="Calibri" w:hAnsi="Calibri"/>
-                <w:sz w:val="20"/>
-              </w:rPr>
-              <w:t xml:space="default">0.49, 1.47</w:t>
-            </w:r>
-          </w:p>
-        </w:tc>
-        <w:tc>
-          <w:tcPr>
-            <w:tcBorders>
-              <w:top w:val="single" w:space="0" w:color="D3D3D3"/>
-              <w:bottom w:val="single" w:space="0" w:color="D3D3D3"/>
-              <w:start w:val="single" w:space="0" w:color="D3D3D3"/>
-              <w:end w:val="single" w:space="0" w:color="D3D3D3"/>
-            </w:tcBorders>
-          </w:tcPr>
-          <w:p>
-            <w:pPr>
-              <w:spacing w:before="0" w:after="60"/>
-              <w:keepNext/>
-              <w:jc w:val="center"/>
-            </w:pPr>
-            <w:r>
-              <w:rPr>
-                <w:rFonts w:ascii="Calibri" w:hAnsi="Calibri"/>
-                <w:sz w:val="20"/>
-              </w:rPr>
-              <w:t xml:space="default">0.6</w:t>
+              <w:t xml:space="default">0.80</w:t>
+            </w:r>
+          </w:p>
+        </w:tc>
+        <w:tc>
+          <w:tcPr>
+            <w:tcBorders>
+              <w:top w:val="single" w:space="0" w:color="D3D3D3"/>
+              <w:bottom w:val="single" w:space="0" w:color="D3D3D3"/>
+              <w:start w:val="single" w:space="0" w:color="D3D3D3"/>
+              <w:end w:val="single" w:space="0" w:color="D3D3D3"/>
+            </w:tcBorders>
+          </w:tcPr>
+          <w:p>
+            <w:pPr>
+              <w:spacing w:before="0" w:after="60"/>
+              <w:keepNext/>
+              <w:jc w:val="center"/>
+            </w:pPr>
+            <w:r>
+              <w:rPr>
+                <w:rFonts w:ascii="Calibri" w:hAnsi="Calibri"/>
+                <w:sz w:val="20"/>
+              </w:rPr>
+              <w:t xml:space="default">0.46, 1.38</w:t>
+            </w:r>
+          </w:p>
+        </w:tc>
+        <w:tc>
+          <w:tcPr>
+            <w:tcBorders>
+              <w:top w:val="single" w:space="0" w:color="D3D3D3"/>
+              <w:bottom w:val="single" w:space="0" w:color="D3D3D3"/>
+              <w:start w:val="single" w:space="0" w:color="D3D3D3"/>
+              <w:end w:val="single" w:space="0" w:color="D3D3D3"/>
+            </w:tcBorders>
+          </w:tcPr>
+          <w:p>
+            <w:pPr>
+              <w:spacing w:before="0" w:after="60"/>
+              <w:keepNext/>
+              <w:jc w:val="center"/>
+            </w:pPr>
+            <w:r>
+              <w:rPr>
+                <w:rFonts w:ascii="Calibri" w:hAnsi="Calibri"/>
+                <w:sz w:val="20"/>
+              </w:rPr>
+              <w:t xml:space="default">0.4</w:t>
             </w:r>
           </w:p>
         </w:tc>
@@ -14992,55 +16904,55 @@
                 <w:rFonts w:ascii="Calibri" w:hAnsi="Calibri"/>
                 <w:sz w:val="20"/>
               </w:rPr>
-              <w:t xml:space="default">0.80</w:t>
-            </w:r>
-          </w:p>
-        </w:tc>
-        <w:tc>
-          <w:tcPr>
-            <w:tcBorders>
-              <w:top w:val="single" w:space="0" w:color="D3D3D3"/>
-              <w:bottom w:val="single" w:space="0" w:color="D3D3D3"/>
-              <w:start w:val="single" w:space="0" w:color="D3D3D3"/>
-              <w:end w:val="single" w:space="0" w:color="D3D3D3"/>
-            </w:tcBorders>
-          </w:tcPr>
-          <w:p>
-            <w:pPr>
-              <w:spacing w:before="0" w:after="60"/>
-              <w:keepNext/>
-              <w:jc w:val="center"/>
-            </w:pPr>
-            <w:r>
-              <w:rPr>
-                <w:rFonts w:ascii="Calibri" w:hAnsi="Calibri"/>
-                <w:sz w:val="20"/>
-              </w:rPr>
-              <w:t xml:space="default">0.40, 1.58</w:t>
-            </w:r>
-          </w:p>
-        </w:tc>
-        <w:tc>
-          <w:tcPr>
-            <w:tcBorders>
-              <w:top w:val="single" w:space="0" w:color="D3D3D3"/>
-              <w:bottom w:val="single" w:space="0" w:color="D3D3D3"/>
-              <w:start w:val="single" w:space="0" w:color="D3D3D3"/>
-              <w:end w:val="single" w:space="0" w:color="D3D3D3"/>
-            </w:tcBorders>
-          </w:tcPr>
-          <w:p>
-            <w:pPr>
-              <w:spacing w:before="0" w:after="60"/>
-              <w:keepNext/>
-              <w:jc w:val="center"/>
-            </w:pPr>
-            <w:r>
-              <w:rPr>
-                <w:rFonts w:ascii="Calibri" w:hAnsi="Calibri"/>
-                <w:sz w:val="20"/>
-              </w:rPr>
-              <w:t xml:space="default">0.5</w:t>
+              <w:t xml:space="default">0.74</w:t>
+            </w:r>
+          </w:p>
+        </w:tc>
+        <w:tc>
+          <w:tcPr>
+            <w:tcBorders>
+              <w:top w:val="single" w:space="0" w:color="D3D3D3"/>
+              <w:bottom w:val="single" w:space="0" w:color="D3D3D3"/>
+              <w:start w:val="single" w:space="0" w:color="D3D3D3"/>
+              <w:end w:val="single" w:space="0" w:color="D3D3D3"/>
+            </w:tcBorders>
+          </w:tcPr>
+          <w:p>
+            <w:pPr>
+              <w:spacing w:before="0" w:after="60"/>
+              <w:keepNext/>
+              <w:jc w:val="center"/>
+            </w:pPr>
+            <w:r>
+              <w:rPr>
+                <w:rFonts w:ascii="Calibri" w:hAnsi="Calibri"/>
+                <w:sz w:val="20"/>
+              </w:rPr>
+              <w:t xml:space="default">0.37, 1.46</w:t>
+            </w:r>
+          </w:p>
+        </w:tc>
+        <w:tc>
+          <w:tcPr>
+            <w:tcBorders>
+              <w:top w:val="single" w:space="0" w:color="D3D3D3"/>
+              <w:bottom w:val="single" w:space="0" w:color="D3D3D3"/>
+              <w:start w:val="single" w:space="0" w:color="D3D3D3"/>
+              <w:end w:val="single" w:space="0" w:color="D3D3D3"/>
+            </w:tcBorders>
+          </w:tcPr>
+          <w:p>
+            <w:pPr>
+              <w:spacing w:before="0" w:after="60"/>
+              <w:keepNext/>
+              <w:jc w:val="center"/>
+            </w:pPr>
+            <w:r>
+              <w:rPr>
+                <w:rFonts w:ascii="Calibri" w:hAnsi="Calibri"/>
+                <w:sz w:val="20"/>
+              </w:rPr>
+              <w:t xml:space="default">0.4</w:t>
             </w:r>
           </w:p>
         </w:tc>
@@ -15295,55 +17207,55 @@
                 <w:rFonts w:ascii="Calibri" w:hAnsi="Calibri"/>
                 <w:sz w:val="20"/>
               </w:rPr>
-              <w:t xml:space="default">1.23</w:t>
-            </w:r>
-          </w:p>
-        </w:tc>
-        <w:tc>
-          <w:tcPr>
-            <w:tcBorders>
-              <w:top w:val="single" w:space="0" w:color="D3D3D3"/>
-              <w:bottom w:val="single" w:space="0" w:color="D3D3D3"/>
-              <w:start w:val="single" w:space="0" w:color="D3D3D3"/>
-              <w:end w:val="single" w:space="0" w:color="D3D3D3"/>
-            </w:tcBorders>
-          </w:tcPr>
-          <w:p>
-            <w:pPr>
-              <w:spacing w:before="0" w:after="60"/>
-              <w:keepNext/>
-              <w:jc w:val="center"/>
-            </w:pPr>
-            <w:r>
-              <w:rPr>
-                <w:rFonts w:ascii="Calibri" w:hAnsi="Calibri"/>
-                <w:sz w:val="20"/>
-              </w:rPr>
-              <w:t xml:space="default">0.76, 1.99</w:t>
-            </w:r>
-          </w:p>
-        </w:tc>
-        <w:tc>
-          <w:tcPr>
-            <w:tcBorders>
-              <w:top w:val="single" w:space="0" w:color="D3D3D3"/>
-              <w:bottom w:val="single" w:space="0" w:color="D3D3D3"/>
-              <w:start w:val="single" w:space="0" w:color="D3D3D3"/>
-              <w:end w:val="single" w:space="0" w:color="D3D3D3"/>
-            </w:tcBorders>
-          </w:tcPr>
-          <w:p>
-            <w:pPr>
-              <w:spacing w:before="0" w:after="60"/>
-              <w:keepNext/>
-              <w:jc w:val="center"/>
-            </w:pPr>
-            <w:r>
-              <w:rPr>
-                <w:rFonts w:ascii="Calibri" w:hAnsi="Calibri"/>
-                <w:sz w:val="20"/>
-              </w:rPr>
-              <w:t xml:space="default">0.4</w:t>
+              <w:t xml:space="default">1.32</w:t>
+            </w:r>
+          </w:p>
+        </w:tc>
+        <w:tc>
+          <w:tcPr>
+            <w:tcBorders>
+              <w:top w:val="single" w:space="0" w:color="D3D3D3"/>
+              <w:bottom w:val="single" w:space="0" w:color="D3D3D3"/>
+              <w:start w:val="single" w:space="0" w:color="D3D3D3"/>
+              <w:end w:val="single" w:space="0" w:color="D3D3D3"/>
+            </w:tcBorders>
+          </w:tcPr>
+          <w:p>
+            <w:pPr>
+              <w:spacing w:before="0" w:after="60"/>
+              <w:keepNext/>
+              <w:jc w:val="center"/>
+            </w:pPr>
+            <w:r>
+              <w:rPr>
+                <w:rFonts w:ascii="Calibri" w:hAnsi="Calibri"/>
+                <w:sz w:val="20"/>
+              </w:rPr>
+              <w:t xml:space="default">0.82, 2.13</w:t>
+            </w:r>
+          </w:p>
+        </w:tc>
+        <w:tc>
+          <w:tcPr>
+            <w:tcBorders>
+              <w:top w:val="single" w:space="0" w:color="D3D3D3"/>
+              <w:bottom w:val="single" w:space="0" w:color="D3D3D3"/>
+              <w:start w:val="single" w:space="0" w:color="D3D3D3"/>
+              <w:end w:val="single" w:space="0" w:color="D3D3D3"/>
+            </w:tcBorders>
+          </w:tcPr>
+          <w:p>
+            <w:pPr>
+              <w:spacing w:before="0" w:after="60"/>
+              <w:keepNext/>
+              <w:jc w:val="center"/>
+            </w:pPr>
+            <w:r>
+              <w:rPr>
+                <w:rFonts w:ascii="Calibri" w:hAnsi="Calibri"/>
+                <w:sz w:val="20"/>
+              </w:rPr>
+              <w:t xml:space="default">0.2</w:t>
             </w:r>
           </w:p>
         </w:tc>
@@ -15372,7 +17284,7 @@
                 <w:rFonts w:ascii="Calibri" w:hAnsi="Calibri"/>
                 <w:sz w:val="20"/>
               </w:rPr>
-              <w:t xml:space="default">Elective vs. Non-Elective Admission</w:t>
+              <w:t xml:space="default">Admission Type</w:t>
             </w:r>
           </w:p>
         </w:tc>
@@ -15598,55 +17510,55 @@
                 <w:rFonts w:ascii="Calibri" w:hAnsi="Calibri"/>
                 <w:sz w:val="20"/>
               </w:rPr>
-              <w:t xml:space="default">2.09</w:t>
-            </w:r>
-          </w:p>
-        </w:tc>
-        <w:tc>
-          <w:tcPr>
-            <w:tcBorders>
-              <w:top w:val="single" w:space="0" w:color="D3D3D3"/>
-              <w:bottom w:val="single" w:space="0" w:color="D3D3D3"/>
-              <w:start w:val="single" w:space="0" w:color="D3D3D3"/>
-              <w:end w:val="single" w:space="0" w:color="D3D3D3"/>
-            </w:tcBorders>
-          </w:tcPr>
-          <w:p>
-            <w:pPr>
-              <w:spacing w:before="0" w:after="60"/>
-              <w:keepNext/>
-              <w:jc w:val="center"/>
-            </w:pPr>
-            <w:r>
-              <w:rPr>
-                <w:rFonts w:ascii="Calibri" w:hAnsi="Calibri"/>
-                <w:sz w:val="20"/>
-              </w:rPr>
-              <w:t xml:space="default">0.61, 7.23</w:t>
-            </w:r>
-          </w:p>
-        </w:tc>
-        <w:tc>
-          <w:tcPr>
-            <w:tcBorders>
-              <w:top w:val="single" w:space="0" w:color="D3D3D3"/>
-              <w:bottom w:val="single" w:space="0" w:color="D3D3D3"/>
-              <w:start w:val="single" w:space="0" w:color="D3D3D3"/>
-              <w:end w:val="single" w:space="0" w:color="D3D3D3"/>
-            </w:tcBorders>
-          </w:tcPr>
-          <w:p>
-            <w:pPr>
-              <w:spacing w:before="0" w:after="60"/>
-              <w:keepNext/>
-              <w:jc w:val="center"/>
-            </w:pPr>
-            <w:r>
-              <w:rPr>
-                <w:rFonts w:ascii="Calibri" w:hAnsi="Calibri"/>
-                <w:sz w:val="20"/>
-              </w:rPr>
-              <w:t xml:space="default">0.2</w:t>
+              <w:t xml:space="default">2.76</w:t>
+            </w:r>
+          </w:p>
+        </w:tc>
+        <w:tc>
+          <w:tcPr>
+            <w:tcBorders>
+              <w:top w:val="single" w:space="0" w:color="D3D3D3"/>
+              <w:bottom w:val="single" w:space="0" w:color="D3D3D3"/>
+              <w:start w:val="single" w:space="0" w:color="D3D3D3"/>
+              <w:end w:val="single" w:space="0" w:color="D3D3D3"/>
+            </w:tcBorders>
+          </w:tcPr>
+          <w:p>
+            <w:pPr>
+              <w:spacing w:before="0" w:after="60"/>
+              <w:keepNext/>
+              <w:jc w:val="center"/>
+            </w:pPr>
+            <w:r>
+              <w:rPr>
+                <w:rFonts w:ascii="Calibri" w:hAnsi="Calibri"/>
+                <w:sz w:val="20"/>
+              </w:rPr>
+              <w:t xml:space="default">0.80, 9.56</w:t>
+            </w:r>
+          </w:p>
+        </w:tc>
+        <w:tc>
+          <w:tcPr>
+            <w:tcBorders>
+              <w:top w:val="single" w:space="0" w:color="D3D3D3"/>
+              <w:bottom w:val="single" w:space="0" w:color="D3D3D3"/>
+              <w:start w:val="single" w:space="0" w:color="D3D3D3"/>
+              <w:end w:val="single" w:space="0" w:color="D3D3D3"/>
+            </w:tcBorders>
+          </w:tcPr>
+          <w:p>
+            <w:pPr>
+              <w:spacing w:before="0" w:after="60"/>
+              <w:keepNext/>
+              <w:jc w:val="center"/>
+            </w:pPr>
+            <w:r>
+              <w:rPr>
+                <w:rFonts w:ascii="Calibri" w:hAnsi="Calibri"/>
+                <w:sz w:val="20"/>
+              </w:rPr>
+              <w:t xml:space="default">0.11</w:t>
             </w:r>
           </w:p>
         </w:tc>
@@ -15901,31 +17813,31 @@
                 <w:rFonts w:ascii="Calibri" w:hAnsi="Calibri"/>
                 <w:sz w:val="20"/>
               </w:rPr>
-              <w:t xml:space="default">0.95</w:t>
-            </w:r>
-          </w:p>
-        </w:tc>
-        <w:tc>
-          <w:tcPr>
-            <w:tcBorders>
-              <w:top w:val="single" w:space="0" w:color="D3D3D3"/>
-              <w:bottom w:val="single" w:space="0" w:color="D3D3D3"/>
-              <w:start w:val="single" w:space="0" w:color="D3D3D3"/>
-              <w:end w:val="single" w:space="0" w:color="D3D3D3"/>
-            </w:tcBorders>
-          </w:tcPr>
-          <w:p>
-            <w:pPr>
-              <w:spacing w:before="0" w:after="60"/>
-              <w:keepNext/>
-              <w:jc w:val="center"/>
-            </w:pPr>
-            <w:r>
-              <w:rPr>
-                <w:rFonts w:ascii="Calibri" w:hAnsi="Calibri"/>
-                <w:sz w:val="20"/>
-              </w:rPr>
-              <w:t xml:space="default">0.58, 1.57</w:t>
+              <w:t xml:space="default">0.94</w:t>
+            </w:r>
+          </w:p>
+        </w:tc>
+        <w:tc>
+          <w:tcPr>
+            <w:tcBorders>
+              <w:top w:val="single" w:space="0" w:color="D3D3D3"/>
+              <w:bottom w:val="single" w:space="0" w:color="D3D3D3"/>
+              <w:start w:val="single" w:space="0" w:color="D3D3D3"/>
+              <w:end w:val="single" w:space="0" w:color="D3D3D3"/>
+            </w:tcBorders>
+          </w:tcPr>
+          <w:p>
+            <w:pPr>
+              <w:spacing w:before="0" w:after="60"/>
+              <w:keepNext/>
+              <w:jc w:val="center"/>
+            </w:pPr>
+            <w:r>
+              <w:rPr>
+                <w:rFonts w:ascii="Calibri" w:hAnsi="Calibri"/>
+                <w:sz w:val="20"/>
+              </w:rPr>
+              <w:t xml:space="default">0.57, 1.55</w:t>
             </w:r>
           </w:p>
         </w:tc>
@@ -16002,31 +17914,31 @@
                 <w:rFonts w:ascii="Calibri" w:hAnsi="Calibri"/>
                 <w:sz w:val="20"/>
               </w:rPr>
-              <w:t xml:space="default">1.03</w:t>
-            </w:r>
-          </w:p>
-        </w:tc>
-        <w:tc>
-          <w:tcPr>
-            <w:tcBorders>
-              <w:top w:val="single" w:space="0" w:color="D3D3D3"/>
-              <w:bottom w:val="single" w:space="0" w:color="D3D3D3"/>
-              <w:start w:val="single" w:space="0" w:color="D3D3D3"/>
-              <w:end w:val="single" w:space="0" w:color="D3D3D3"/>
-            </w:tcBorders>
-          </w:tcPr>
-          <w:p>
-            <w:pPr>
-              <w:spacing w:before="0" w:after="60"/>
-              <w:keepNext/>
-              <w:jc w:val="center"/>
-            </w:pPr>
-            <w:r>
-              <w:rPr>
-                <w:rFonts w:ascii="Calibri" w:hAnsi="Calibri"/>
-                <w:sz w:val="20"/>
-              </w:rPr>
-              <w:t xml:space="default">0.61, 1.72</w:t>
+              <w:t xml:space="default">0.98</w:t>
+            </w:r>
+          </w:p>
+        </w:tc>
+        <w:tc>
+          <w:tcPr>
+            <w:tcBorders>
+              <w:top w:val="single" w:space="0" w:color="D3D3D3"/>
+              <w:bottom w:val="single" w:space="0" w:color="D3D3D3"/>
+              <w:start w:val="single" w:space="0" w:color="D3D3D3"/>
+              <w:end w:val="single" w:space="0" w:color="D3D3D3"/>
+            </w:tcBorders>
+          </w:tcPr>
+          <w:p>
+            <w:pPr>
+              <w:spacing w:before="0" w:after="60"/>
+              <w:keepNext/>
+              <w:jc w:val="center"/>
+            </w:pPr>
+            <w:r>
+              <w:rPr>
+                <w:rFonts w:ascii="Calibri" w:hAnsi="Calibri"/>
+                <w:sz w:val="20"/>
+              </w:rPr>
+              <w:t xml:space="default">0.59, 1.63</w:t>
             </w:r>
           </w:p>
         </w:tc>
@@ -16305,55 +18217,55 @@
                 <w:rFonts w:ascii="Calibri" w:hAnsi="Calibri"/>
                 <w:sz w:val="20"/>
               </w:rPr>
-              <w:t xml:space="default">1.36</w:t>
-            </w:r>
-          </w:p>
-        </w:tc>
-        <w:tc>
-          <w:tcPr>
-            <w:tcBorders>
-              <w:top w:val="single" w:space="0" w:color="D3D3D3"/>
-              <w:bottom w:val="single" w:space="0" w:color="D3D3D3"/>
-              <w:start w:val="single" w:space="0" w:color="D3D3D3"/>
-              <w:end w:val="single" w:space="0" w:color="D3D3D3"/>
-            </w:tcBorders>
-          </w:tcPr>
-          <w:p>
-            <w:pPr>
-              <w:spacing w:before="0" w:after="60"/>
-              <w:keepNext/>
-              <w:jc w:val="center"/>
-            </w:pPr>
-            <w:r>
-              <w:rPr>
-                <w:rFonts w:ascii="Calibri" w:hAnsi="Calibri"/>
-                <w:sz w:val="20"/>
-              </w:rPr>
-              <w:t xml:space="default">0.78, 2.36</w:t>
-            </w:r>
-          </w:p>
-        </w:tc>
-        <w:tc>
-          <w:tcPr>
-            <w:tcBorders>
-              <w:top w:val="single" w:space="0" w:color="D3D3D3"/>
-              <w:bottom w:val="single" w:space="0" w:color="D3D3D3"/>
-              <w:start w:val="single" w:space="0" w:color="D3D3D3"/>
-              <w:end w:val="single" w:space="0" w:color="D3D3D3"/>
-            </w:tcBorders>
-          </w:tcPr>
-          <w:p>
-            <w:pPr>
-              <w:spacing w:before="0" w:after="60"/>
-              <w:keepNext/>
-              <w:jc w:val="center"/>
-            </w:pPr>
-            <w:r>
-              <w:rPr>
-                <w:rFonts w:ascii="Calibri" w:hAnsi="Calibri"/>
-                <w:sz w:val="20"/>
-              </w:rPr>
-              <w:t xml:space="default">0.3</w:t>
+              <w:t xml:space="default">1.41</w:t>
+            </w:r>
+          </w:p>
+        </w:tc>
+        <w:tc>
+          <w:tcPr>
+            <w:tcBorders>
+              <w:top w:val="single" w:space="0" w:color="D3D3D3"/>
+              <w:bottom w:val="single" w:space="0" w:color="D3D3D3"/>
+              <w:start w:val="single" w:space="0" w:color="D3D3D3"/>
+              <w:end w:val="single" w:space="0" w:color="D3D3D3"/>
+            </w:tcBorders>
+          </w:tcPr>
+          <w:p>
+            <w:pPr>
+              <w:spacing w:before="0" w:after="60"/>
+              <w:keepNext/>
+              <w:jc w:val="center"/>
+            </w:pPr>
+            <w:r>
+              <w:rPr>
+                <w:rFonts w:ascii="Calibri" w:hAnsi="Calibri"/>
+                <w:sz w:val="20"/>
+              </w:rPr>
+              <w:t xml:space="default">0.81, 2.44</w:t>
+            </w:r>
+          </w:p>
+        </w:tc>
+        <w:tc>
+          <w:tcPr>
+            <w:tcBorders>
+              <w:top w:val="single" w:space="0" w:color="D3D3D3"/>
+              <w:bottom w:val="single" w:space="0" w:color="D3D3D3"/>
+              <w:start w:val="single" w:space="0" w:color="D3D3D3"/>
+              <w:end w:val="single" w:space="0" w:color="D3D3D3"/>
+            </w:tcBorders>
+          </w:tcPr>
+          <w:p>
+            <w:pPr>
+              <w:spacing w:before="0" w:after="60"/>
+              <w:keepNext/>
+              <w:jc w:val="center"/>
+            </w:pPr>
+            <w:r>
+              <w:rPr>
+                <w:rFonts w:ascii="Calibri" w:hAnsi="Calibri"/>
+                <w:sz w:val="20"/>
+              </w:rPr>
+              <w:t xml:space="default">0.2</w:t>
             </w:r>
           </w:p>
         </w:tc>
@@ -16406,55 +18318,55 @@
                 <w:rFonts w:ascii="Calibri" w:hAnsi="Calibri"/>
                 <w:sz w:val="20"/>
               </w:rPr>
-              <w:t xml:space="default">2.90</w:t>
-            </w:r>
-          </w:p>
-        </w:tc>
-        <w:tc>
-          <w:tcPr>
-            <w:tcBorders>
-              <w:top w:val="single" w:space="0" w:color="D3D3D3"/>
-              <w:bottom w:val="single" w:space="0" w:color="D3D3D3"/>
-              <w:start w:val="single" w:space="0" w:color="D3D3D3"/>
-              <w:end w:val="single" w:space="0" w:color="D3D3D3"/>
-            </w:tcBorders>
-          </w:tcPr>
-          <w:p>
-            <w:pPr>
-              <w:spacing w:before="0" w:after="60"/>
-              <w:keepNext/>
-              <w:jc w:val="center"/>
-            </w:pPr>
-            <w:r>
-              <w:rPr>
-                <w:rFonts w:ascii="Calibri" w:hAnsi="Calibri"/>
-                <w:sz w:val="20"/>
-              </w:rPr>
-              <w:t xml:space="default">1.31, 6.42</w:t>
-            </w:r>
-          </w:p>
-        </w:tc>
-        <w:tc>
-          <w:tcPr>
-            <w:tcBorders>
-              <w:top w:val="single" w:space="0" w:color="D3D3D3"/>
-              <w:bottom w:val="single" w:space="0" w:color="D3D3D3"/>
-              <w:start w:val="single" w:space="0" w:color="D3D3D3"/>
-              <w:end w:val="single" w:space="0" w:color="D3D3D3"/>
-            </w:tcBorders>
-          </w:tcPr>
-          <w:p>
-            <w:pPr>
-              <w:spacing w:before="0" w:after="60"/>
-              <w:keepNext/>
-              <w:jc w:val="center"/>
-            </w:pPr>
-            <w:r>
-              <w:rPr>
-                <w:rFonts w:ascii="Calibri" w:hAnsi="Calibri"/>
-                <w:sz w:val="20"/>
-              </w:rPr>
-              <w:t xml:space="default">0.009</w:t>
+              <w:t xml:space="default">2.55</w:t>
+            </w:r>
+          </w:p>
+        </w:tc>
+        <w:tc>
+          <w:tcPr>
+            <w:tcBorders>
+              <w:top w:val="single" w:space="0" w:color="D3D3D3"/>
+              <w:bottom w:val="single" w:space="0" w:color="D3D3D3"/>
+              <w:start w:val="single" w:space="0" w:color="D3D3D3"/>
+              <w:end w:val="single" w:space="0" w:color="D3D3D3"/>
+            </w:tcBorders>
+          </w:tcPr>
+          <w:p>
+            <w:pPr>
+              <w:spacing w:before="0" w:after="60"/>
+              <w:keepNext/>
+              <w:jc w:val="center"/>
+            </w:pPr>
+            <w:r>
+              <w:rPr>
+                <w:rFonts w:ascii="Calibri" w:hAnsi="Calibri"/>
+                <w:sz w:val="20"/>
+              </w:rPr>
+              <w:t xml:space="default">1.15, 5.66</w:t>
+            </w:r>
+          </w:p>
+        </w:tc>
+        <w:tc>
+          <w:tcPr>
+            <w:tcBorders>
+              <w:top w:val="single" w:space="0" w:color="D3D3D3"/>
+              <w:bottom w:val="single" w:space="0" w:color="D3D3D3"/>
+              <w:start w:val="single" w:space="0" w:color="D3D3D3"/>
+              <w:end w:val="single" w:space="0" w:color="D3D3D3"/>
+            </w:tcBorders>
+          </w:tcPr>
+          <w:p>
+            <w:pPr>
+              <w:spacing w:before="0" w:after="60"/>
+              <w:keepNext/>
+              <w:jc w:val="center"/>
+            </w:pPr>
+            <w:r>
+              <w:rPr>
+                <w:rFonts w:ascii="Calibri" w:hAnsi="Calibri"/>
+                <w:sz w:val="20"/>
+              </w:rPr>
+              <w:t xml:space="default">0.021</w:t>
             </w:r>
           </w:p>
         </w:tc>
@@ -16656,7 +18568,7 @@
                 <w:rFonts w:ascii="Calibri" w:hAnsi="Calibri"/>
                 <w:sz w:val="20"/>
               </w:rPr>
-              <w:t xml:space="default">0.077</w:t>
+              <w:t xml:space="default">0.001</w:t>
             </w:r>
           </w:p>
         </w:tc>
@@ -16911,55 +18823,55 @@
                 <w:rFonts w:ascii="Calibri" w:hAnsi="Calibri"/>
                 <w:sz w:val="20"/>
               </w:rPr>
-              <w:t xml:space="default">1.11</w:t>
-            </w:r>
-          </w:p>
-        </w:tc>
-        <w:tc>
-          <w:tcPr>
-            <w:tcBorders>
-              <w:top w:val="single" w:space="0" w:color="D3D3D3"/>
-              <w:bottom w:val="single" w:space="0" w:color="D3D3D3"/>
-              <w:start w:val="single" w:space="0" w:color="D3D3D3"/>
-              <w:end w:val="single" w:space="0" w:color="D3D3D3"/>
-            </w:tcBorders>
-          </w:tcPr>
-          <w:p>
-            <w:pPr>
-              <w:spacing w:before="0" w:after="60"/>
-              <w:keepNext/>
-              <w:jc w:val="center"/>
-            </w:pPr>
-            <w:r>
-              <w:rPr>
-                <w:rFonts w:ascii="Calibri" w:hAnsi="Calibri"/>
-                <w:sz w:val="20"/>
-              </w:rPr>
-              <w:t xml:space="default">0.72, 1.71</w:t>
-            </w:r>
-          </w:p>
-        </w:tc>
-        <w:tc>
-          <w:tcPr>
-            <w:tcBorders>
-              <w:top w:val="single" w:space="0" w:color="D3D3D3"/>
-              <w:bottom w:val="single" w:space="0" w:color="D3D3D3"/>
-              <w:start w:val="single" w:space="0" w:color="D3D3D3"/>
-              <w:end w:val="single" w:space="0" w:color="D3D3D3"/>
-            </w:tcBorders>
-          </w:tcPr>
-          <w:p>
-            <w:pPr>
-              <w:spacing w:before="0" w:after="60"/>
-              <w:keepNext/>
-              <w:jc w:val="center"/>
-            </w:pPr>
-            <w:r>
-              <w:rPr>
-                <w:rFonts w:ascii="Calibri" w:hAnsi="Calibri"/>
-                <w:sz w:val="20"/>
-              </w:rPr>
-              <w:t xml:space="default">0.6</w:t>
+              <w:t xml:space="default">1.33</w:t>
+            </w:r>
+          </w:p>
+        </w:tc>
+        <w:tc>
+          <w:tcPr>
+            <w:tcBorders>
+              <w:top w:val="single" w:space="0" w:color="D3D3D3"/>
+              <w:bottom w:val="single" w:space="0" w:color="D3D3D3"/>
+              <w:start w:val="single" w:space="0" w:color="D3D3D3"/>
+              <w:end w:val="single" w:space="0" w:color="D3D3D3"/>
+            </w:tcBorders>
+          </w:tcPr>
+          <w:p>
+            <w:pPr>
+              <w:spacing w:before="0" w:after="60"/>
+              <w:keepNext/>
+              <w:jc w:val="center"/>
+            </w:pPr>
+            <w:r>
+              <w:rPr>
+                <w:rFonts w:ascii="Calibri" w:hAnsi="Calibri"/>
+                <w:sz w:val="20"/>
+              </w:rPr>
+              <w:t xml:space="default">0.87, 2.05</w:t>
+            </w:r>
+          </w:p>
+        </w:tc>
+        <w:tc>
+          <w:tcPr>
+            <w:tcBorders>
+              <w:top w:val="single" w:space="0" w:color="D3D3D3"/>
+              <w:bottom w:val="single" w:space="0" w:color="D3D3D3"/>
+              <w:start w:val="single" w:space="0" w:color="D3D3D3"/>
+              <w:end w:val="single" w:space="0" w:color="D3D3D3"/>
+            </w:tcBorders>
+          </w:tcPr>
+          <w:p>
+            <w:pPr>
+              <w:spacing w:before="0" w:after="60"/>
+              <w:keepNext/>
+              <w:jc w:val="center"/>
+            </w:pPr>
+            <w:r>
+              <w:rPr>
+                <w:rFonts w:ascii="Calibri" w:hAnsi="Calibri"/>
+                <w:sz w:val="20"/>
+              </w:rPr>
+              <w:t xml:space="default">0.2</w:t>
             </w:r>
           </w:p>
         </w:tc>
@@ -17214,55 +19126,55 @@
                 <w:rFonts w:ascii="Calibri" w:hAnsi="Calibri"/>
                 <w:sz w:val="20"/>
               </w:rPr>
-              <w:t xml:space="default">0.49</w:t>
-            </w:r>
-          </w:p>
-        </w:tc>
-        <w:tc>
-          <w:tcPr>
-            <w:tcBorders>
-              <w:top w:val="single" w:space="0" w:color="D3D3D3"/>
-              <w:bottom w:val="single" w:space="0" w:color="D3D3D3"/>
-              <w:start w:val="single" w:space="0" w:color="D3D3D3"/>
-              <w:end w:val="single" w:space="0" w:color="D3D3D3"/>
-            </w:tcBorders>
-          </w:tcPr>
-          <w:p>
-            <w:pPr>
-              <w:spacing w:before="0" w:after="60"/>
-              <w:keepNext/>
-              <w:jc w:val="center"/>
-            </w:pPr>
-            <w:r>
-              <w:rPr>
-                <w:rFonts w:ascii="Calibri" w:hAnsi="Calibri"/>
-                <w:sz w:val="20"/>
-              </w:rPr>
-              <w:t xml:space="default">0.29, 0.83</w:t>
-            </w:r>
-          </w:p>
-        </w:tc>
-        <w:tc>
-          <w:tcPr>
-            <w:tcBorders>
-              <w:top w:val="single" w:space="0" w:color="D3D3D3"/>
-              <w:bottom w:val="single" w:space="0" w:color="D3D3D3"/>
-              <w:start w:val="single" w:space="0" w:color="D3D3D3"/>
-              <w:end w:val="single" w:space="0" w:color="D3D3D3"/>
-            </w:tcBorders>
-          </w:tcPr>
-          <w:p>
-            <w:pPr>
-              <w:spacing w:before="0" w:after="60"/>
-              <w:keepNext/>
-              <w:jc w:val="center"/>
-            </w:pPr>
-            <w:r>
-              <w:rPr>
-                <w:rFonts w:ascii="Calibri" w:hAnsi="Calibri"/>
-                <w:sz w:val="20"/>
-              </w:rPr>
-              <w:t xml:space="default">0.008</w:t>
+              <w:t xml:space="default">0.64</w:t>
+            </w:r>
+          </w:p>
+        </w:tc>
+        <w:tc>
+          <w:tcPr>
+            <w:tcBorders>
+              <w:top w:val="single" w:space="0" w:color="D3D3D3"/>
+              <w:bottom w:val="single" w:space="0" w:color="D3D3D3"/>
+              <w:start w:val="single" w:space="0" w:color="D3D3D3"/>
+              <w:end w:val="single" w:space="0" w:color="D3D3D3"/>
+            </w:tcBorders>
+          </w:tcPr>
+          <w:p>
+            <w:pPr>
+              <w:spacing w:before="0" w:after="60"/>
+              <w:keepNext/>
+              <w:jc w:val="center"/>
+            </w:pPr>
+            <w:r>
+              <w:rPr>
+                <w:rFonts w:ascii="Calibri" w:hAnsi="Calibri"/>
+                <w:sz w:val="20"/>
+              </w:rPr>
+              <w:t xml:space="default">0.39, 1.07</w:t>
+            </w:r>
+          </w:p>
+        </w:tc>
+        <w:tc>
+          <w:tcPr>
+            <w:tcBorders>
+              <w:top w:val="single" w:space="0" w:color="D3D3D3"/>
+              <w:bottom w:val="single" w:space="0" w:color="D3D3D3"/>
+              <w:start w:val="single" w:space="0" w:color="D3D3D3"/>
+              <w:end w:val="single" w:space="0" w:color="D3D3D3"/>
+            </w:tcBorders>
+          </w:tcPr>
+          <w:p>
+            <w:pPr>
+              <w:spacing w:before="0" w:after="60"/>
+              <w:keepNext/>
+              <w:jc w:val="center"/>
+            </w:pPr>
+            <w:r>
+              <w:rPr>
+                <w:rFonts w:ascii="Calibri" w:hAnsi="Calibri"/>
+                <w:sz w:val="20"/>
+              </w:rPr>
+              <w:t xml:space="default">0.088</w:t>
             </w:r>
           </w:p>
         </w:tc>
@@ -17517,55 +19429,55 @@
                 <w:rFonts w:ascii="Calibri" w:hAnsi="Calibri"/>
                 <w:sz w:val="20"/>
               </w:rPr>
-              <w:t xml:space="default">0.91</w:t>
-            </w:r>
-          </w:p>
-        </w:tc>
-        <w:tc>
-          <w:tcPr>
-            <w:tcBorders>
-              <w:top w:val="single" w:space="0" w:color="D3D3D3"/>
-              <w:bottom w:val="single" w:space="0" w:color="D3D3D3"/>
-              <w:start w:val="single" w:space="0" w:color="D3D3D3"/>
-              <w:end w:val="single" w:space="0" w:color="D3D3D3"/>
-            </w:tcBorders>
-          </w:tcPr>
-          <w:p>
-            <w:pPr>
-              <w:spacing w:before="0" w:after="60"/>
-              <w:keepNext/>
-              <w:jc w:val="center"/>
-            </w:pPr>
-            <w:r>
-              <w:rPr>
-                <w:rFonts w:ascii="Calibri" w:hAnsi="Calibri"/>
-                <w:sz w:val="20"/>
-              </w:rPr>
-              <w:t xml:space="default">0.51, 1.63</w:t>
-            </w:r>
-          </w:p>
-        </w:tc>
-        <w:tc>
-          <w:tcPr>
-            <w:tcBorders>
-              <w:top w:val="single" w:space="0" w:color="D3D3D3"/>
-              <w:bottom w:val="single" w:space="0" w:color="D3D3D3"/>
-              <w:start w:val="single" w:space="0" w:color="D3D3D3"/>
-              <w:end w:val="single" w:space="0" w:color="D3D3D3"/>
-            </w:tcBorders>
-          </w:tcPr>
-          <w:p>
-            <w:pPr>
-              <w:spacing w:before="0" w:after="60"/>
-              <w:keepNext/>
-              <w:jc w:val="center"/>
-            </w:pPr>
-            <w:r>
-              <w:rPr>
-                <w:rFonts w:ascii="Calibri" w:hAnsi="Calibri"/>
-                <w:sz w:val="20"/>
-              </w:rPr>
-              <w:t xml:space="default">0.7</w:t>
+              <w:t xml:space="default">1.05</w:t>
+            </w:r>
+          </w:p>
+        </w:tc>
+        <w:tc>
+          <w:tcPr>
+            <w:tcBorders>
+              <w:top w:val="single" w:space="0" w:color="D3D3D3"/>
+              <w:bottom w:val="single" w:space="0" w:color="D3D3D3"/>
+              <w:start w:val="single" w:space="0" w:color="D3D3D3"/>
+              <w:end w:val="single" w:space="0" w:color="D3D3D3"/>
+            </w:tcBorders>
+          </w:tcPr>
+          <w:p>
+            <w:pPr>
+              <w:spacing w:before="0" w:after="60"/>
+              <w:keepNext/>
+              <w:jc w:val="center"/>
+            </w:pPr>
+            <w:r>
+              <w:rPr>
+                <w:rFonts w:ascii="Calibri" w:hAnsi="Calibri"/>
+                <w:sz w:val="20"/>
+              </w:rPr>
+              <w:t xml:space="default">0.58, 1.89</w:t>
+            </w:r>
+          </w:p>
+        </w:tc>
+        <w:tc>
+          <w:tcPr>
+            <w:tcBorders>
+              <w:top w:val="single" w:space="0" w:color="D3D3D3"/>
+              <w:bottom w:val="single" w:space="0" w:color="D3D3D3"/>
+              <w:start w:val="single" w:space="0" w:color="D3D3D3"/>
+              <w:end w:val="single" w:space="0" w:color="D3D3D3"/>
+            </w:tcBorders>
+          </w:tcPr>
+          <w:p>
+            <w:pPr>
+              <w:spacing w:before="0" w:after="60"/>
+              <w:keepNext/>
+              <w:jc w:val="center"/>
+            </w:pPr>
+            <w:r>
+              <w:rPr>
+                <w:rFonts w:ascii="Calibri" w:hAnsi="Calibri"/>
+                <w:sz w:val="20"/>
+              </w:rPr>
+              <w:t xml:space="default">0.9</w:t>
             </w:r>
           </w:p>
         </w:tc>
@@ -17820,55 +19732,55 @@
                 <w:rFonts w:ascii="Calibri" w:hAnsi="Calibri"/>
                 <w:sz w:val="20"/>
               </w:rPr>
-              <w:t xml:space="default">0.79</w:t>
-            </w:r>
-          </w:p>
-        </w:tc>
-        <w:tc>
-          <w:tcPr>
-            <w:tcBorders>
-              <w:top w:val="single" w:space="0" w:color="D3D3D3"/>
-              <w:bottom w:val="single" w:space="0" w:color="D3D3D3"/>
-              <w:start w:val="single" w:space="0" w:color="D3D3D3"/>
-              <w:end w:val="single" w:space="0" w:color="D3D3D3"/>
-            </w:tcBorders>
-          </w:tcPr>
-          <w:p>
-            <w:pPr>
-              <w:spacing w:before="0" w:after="60"/>
-              <w:keepNext/>
-              <w:jc w:val="center"/>
-            </w:pPr>
-            <w:r>
-              <w:rPr>
-                <w:rFonts w:ascii="Calibri" w:hAnsi="Calibri"/>
-                <w:sz w:val="20"/>
-              </w:rPr>
-              <w:t xml:space="default">0.47, 1.32</w:t>
-            </w:r>
-          </w:p>
-        </w:tc>
-        <w:tc>
-          <w:tcPr>
-            <w:tcBorders>
-              <w:top w:val="single" w:space="0" w:color="D3D3D3"/>
-              <w:bottom w:val="single" w:space="0" w:color="D3D3D3"/>
-              <w:start w:val="single" w:space="0" w:color="D3D3D3"/>
-              <w:end w:val="single" w:space="0" w:color="D3D3D3"/>
-            </w:tcBorders>
-          </w:tcPr>
-          <w:p>
-            <w:pPr>
-              <w:spacing w:before="0" w:after="60"/>
-              <w:keepNext/>
-              <w:jc w:val="center"/>
-            </w:pPr>
-            <w:r>
-              <w:rPr>
-                <w:rFonts w:ascii="Calibri" w:hAnsi="Calibri"/>
-                <w:sz w:val="20"/>
-              </w:rPr>
-              <w:t xml:space="default">0.4</w:t>
+              <w:t xml:space="default">0.98</w:t>
+            </w:r>
+          </w:p>
+        </w:tc>
+        <w:tc>
+          <w:tcPr>
+            <w:tcBorders>
+              <w:top w:val="single" w:space="0" w:color="D3D3D3"/>
+              <w:bottom w:val="single" w:space="0" w:color="D3D3D3"/>
+              <w:start w:val="single" w:space="0" w:color="D3D3D3"/>
+              <w:end w:val="single" w:space="0" w:color="D3D3D3"/>
+            </w:tcBorders>
+          </w:tcPr>
+          <w:p>
+            <w:pPr>
+              <w:spacing w:before="0" w:after="60"/>
+              <w:keepNext/>
+              <w:jc w:val="center"/>
+            </w:pPr>
+            <w:r>
+              <w:rPr>
+                <w:rFonts w:ascii="Calibri" w:hAnsi="Calibri"/>
+                <w:sz w:val="20"/>
+              </w:rPr>
+              <w:t xml:space="default">0.59, 1.63</w:t>
+            </w:r>
+          </w:p>
+        </w:tc>
+        <w:tc>
+          <w:tcPr>
+            <w:tcBorders>
+              <w:top w:val="single" w:space="0" w:color="D3D3D3"/>
+              <w:bottom w:val="single" w:space="0" w:color="D3D3D3"/>
+              <w:start w:val="single" w:space="0" w:color="D3D3D3"/>
+              <w:end w:val="single" w:space="0" w:color="D3D3D3"/>
+            </w:tcBorders>
+          </w:tcPr>
+          <w:p>
+            <w:pPr>
+              <w:spacing w:before="0" w:after="60"/>
+              <w:keepNext/>
+              <w:jc w:val="center"/>
+            </w:pPr>
+            <w:r>
+              <w:rPr>
+                <w:rFonts w:ascii="Calibri" w:hAnsi="Calibri"/>
+                <w:sz w:val="20"/>
+              </w:rPr>
+              <w:t xml:space="default">&gt;0.9</w:t>
             </w:r>
           </w:p>
         </w:tc>
@@ -18123,31 +20035,31 @@
                 <w:rFonts w:ascii="Calibri" w:hAnsi="Calibri"/>
                 <w:sz w:val="20"/>
               </w:rPr>
-              <w:t xml:space="default">4.06</w:t>
-            </w:r>
-          </w:p>
-        </w:tc>
-        <w:tc>
-          <w:tcPr>
-            <w:tcBorders>
-              <w:top w:val="single" w:space="0" w:color="D3D3D3"/>
-              <w:bottom w:val="single" w:space="0" w:color="D3D3D3"/>
-              <w:start w:val="single" w:space="0" w:color="D3D3D3"/>
-              <w:end w:val="single" w:space="0" w:color="D3D3D3"/>
-            </w:tcBorders>
-          </w:tcPr>
-          <w:p>
-            <w:pPr>
-              <w:spacing w:before="0" w:after="60"/>
-              <w:keepNext/>
-              <w:jc w:val="center"/>
-            </w:pPr>
-            <w:r>
-              <w:rPr>
-                <w:rFonts w:ascii="Calibri" w:hAnsi="Calibri"/>
-                <w:sz w:val="20"/>
-              </w:rPr>
-              <w:t xml:space="default">2.59, 6.36</w:t>
+              <w:t xml:space="default">4.63</w:t>
+            </w:r>
+          </w:p>
+        </w:tc>
+        <w:tc>
+          <w:tcPr>
+            <w:tcBorders>
+              <w:top w:val="single" w:space="0" w:color="D3D3D3"/>
+              <w:bottom w:val="single" w:space="0" w:color="D3D3D3"/>
+              <w:start w:val="single" w:space="0" w:color="D3D3D3"/>
+              <w:end w:val="single" w:space="0" w:color="D3D3D3"/>
+            </w:tcBorders>
+          </w:tcPr>
+          <w:p>
+            <w:pPr>
+              <w:spacing w:before="0" w:after="60"/>
+              <w:keepNext/>
+              <w:jc w:val="center"/>
+            </w:pPr>
+            <w:r>
+              <w:rPr>
+                <w:rFonts w:ascii="Calibri" w:hAnsi="Calibri"/>
+                <w:sz w:val="20"/>
+              </w:rPr>
+              <w:t xml:space="default">2.94, 7.27</w:t>
             </w:r>
           </w:p>
         </w:tc>
@@ -18426,31 +20338,31 @@
                 <w:rFonts w:ascii="Calibri" w:hAnsi="Calibri"/>
                 <w:sz w:val="20"/>
               </w:rPr>
-              <w:t xml:space="default">2.30</w:t>
-            </w:r>
-          </w:p>
-        </w:tc>
-        <w:tc>
-          <w:tcPr>
-            <w:tcBorders>
-              <w:top w:val="single" w:space="0" w:color="D3D3D3"/>
-              <w:bottom w:val="single" w:space="0" w:color="D3D3D3"/>
-              <w:start w:val="single" w:space="0" w:color="D3D3D3"/>
-              <w:end w:val="single" w:space="0" w:color="D3D3D3"/>
-            </w:tcBorders>
-          </w:tcPr>
-          <w:p>
-            <w:pPr>
-              <w:spacing w:before="0" w:after="60"/>
-              <w:keepNext/>
-              <w:jc w:val="center"/>
-            </w:pPr>
-            <w:r>
-              <w:rPr>
-                <w:rFonts w:ascii="Calibri" w:hAnsi="Calibri"/>
-                <w:sz w:val="20"/>
-              </w:rPr>
-              <w:t xml:space="default">1.43, 3.70</w:t>
+              <w:t xml:space="default">3.04</w:t>
+            </w:r>
+          </w:p>
+        </w:tc>
+        <w:tc>
+          <w:tcPr>
+            <w:tcBorders>
+              <w:top w:val="single" w:space="0" w:color="D3D3D3"/>
+              <w:bottom w:val="single" w:space="0" w:color="D3D3D3"/>
+              <w:start w:val="single" w:space="0" w:color="D3D3D3"/>
+              <w:end w:val="single" w:space="0" w:color="D3D3D3"/>
+            </w:tcBorders>
+          </w:tcPr>
+          <w:p>
+            <w:pPr>
+              <w:spacing w:before="0" w:after="60"/>
+              <w:keepNext/>
+              <w:jc w:val="center"/>
+            </w:pPr>
+            <w:r>
+              <w:rPr>
+                <w:rFonts w:ascii="Calibri" w:hAnsi="Calibri"/>
+                <w:sz w:val="20"/>
+              </w:rPr>
+              <w:t xml:space="default">1.91, 4.85</w:t>
             </w:r>
           </w:p>
         </w:tc>
@@ -18707,7 +20619,7 @@
                 <w:rFonts w:ascii="Calibri" w:hAnsi="Calibri"/>
                 <w:sz w:val="20"/>
               </w:rPr>
-              <w:t xml:space="default">Exposure Group (Amputation vs. Limb Salvage)</w:t>
+              <w:t xml:space="default">Exposure Group</w:t>
             </w:r>
           </w:p>
         </w:tc>
@@ -18933,55 +20845,55 @@
                 <w:rFonts w:ascii="Calibri" w:hAnsi="Calibri"/>
                 <w:sz w:val="20"/>
               </w:rPr>
-              <w:t xml:space="default">1.27</w:t>
-            </w:r>
-          </w:p>
-        </w:tc>
-        <w:tc>
-          <w:tcPr>
-            <w:tcBorders>
-              <w:top w:val="single" w:space="0" w:color="D3D3D3"/>
-              <w:bottom w:val="single" w:space="0" w:color="D3D3D3"/>
-              <w:start w:val="single" w:space="0" w:color="D3D3D3"/>
-              <w:end w:val="single" w:space="0" w:color="D3D3D3"/>
-            </w:tcBorders>
-          </w:tcPr>
-          <w:p>
-            <w:pPr>
-              <w:spacing w:before="0" w:after="60"/>
-              <w:keepNext/>
-              <w:jc w:val="center"/>
-            </w:pPr>
-            <w:r>
-              <w:rPr>
-                <w:rFonts w:ascii="Calibri" w:hAnsi="Calibri"/>
-                <w:sz w:val="20"/>
-              </w:rPr>
-              <w:t xml:space="default">0.92, 1.74</w:t>
-            </w:r>
-          </w:p>
-        </w:tc>
-        <w:tc>
-          <w:tcPr>
-            <w:tcBorders>
-              <w:top w:val="single" w:space="0" w:color="D3D3D3"/>
-              <w:bottom w:val="single" w:space="0" w:color="D3D3D3"/>
-              <w:start w:val="single" w:space="0" w:color="D3D3D3"/>
-              <w:end w:val="single" w:space="0" w:color="D3D3D3"/>
-            </w:tcBorders>
-          </w:tcPr>
-          <w:p>
-            <w:pPr>
-              <w:spacing w:before="0" w:after="60"/>
-              <w:keepNext/>
-              <w:jc w:val="center"/>
-            </w:pPr>
-            <w:r>
-              <w:rPr>
-                <w:rFonts w:ascii="Calibri" w:hAnsi="Calibri"/>
-                <w:sz w:val="20"/>
-              </w:rPr>
-              <w:t xml:space="default">0.14</w:t>
+              <w:t xml:space="default">1.02</w:t>
+            </w:r>
+          </w:p>
+        </w:tc>
+        <w:tc>
+          <w:tcPr>
+            <w:tcBorders>
+              <w:top w:val="single" w:space="0" w:color="D3D3D3"/>
+              <w:bottom w:val="single" w:space="0" w:color="D3D3D3"/>
+              <w:start w:val="single" w:space="0" w:color="D3D3D3"/>
+              <w:end w:val="single" w:space="0" w:color="D3D3D3"/>
+            </w:tcBorders>
+          </w:tcPr>
+          <w:p>
+            <w:pPr>
+              <w:spacing w:before="0" w:after="60"/>
+              <w:keepNext/>
+              <w:jc w:val="center"/>
+            </w:pPr>
+            <w:r>
+              <w:rPr>
+                <w:rFonts w:ascii="Calibri" w:hAnsi="Calibri"/>
+                <w:sz w:val="20"/>
+              </w:rPr>
+              <w:t xml:space="default">0.75, 1.40</w:t>
+            </w:r>
+          </w:p>
+        </w:tc>
+        <w:tc>
+          <w:tcPr>
+            <w:tcBorders>
+              <w:top w:val="single" w:space="0" w:color="D3D3D3"/>
+              <w:bottom w:val="single" w:space="0" w:color="D3D3D3"/>
+              <w:start w:val="single" w:space="0" w:color="D3D3D3"/>
+              <w:end w:val="single" w:space="0" w:color="D3D3D3"/>
+            </w:tcBorders>
+          </w:tcPr>
+          <w:p>
+            <w:pPr>
+              <w:spacing w:before="0" w:after="60"/>
+              <w:keepNext/>
+              <w:jc w:val="center"/>
+            </w:pPr>
+            <w:r>
+              <w:rPr>
+                <w:rFonts w:ascii="Calibri" w:hAnsi="Calibri"/>
+                <w:sz w:val="20"/>
+              </w:rPr>
+              <w:t xml:space="default">0.9</w:t>
             </w:r>
           </w:p>
         </w:tc>
@@ -19034,7 +20946,7 @@
                 <w:rFonts w:ascii="Calibri" w:hAnsi="Calibri"/>
                 <w:sz w:val="20"/>
               </w:rPr>
-              <w:t xml:space="default">0.97</w:t>
+              <w:t xml:space="default">0.96</w:t>
             </w:r>
           </w:p>
         </w:tc>
@@ -19337,55 +21249,55 @@
                 <w:rFonts w:ascii="Calibri" w:hAnsi="Calibri"/>
                 <w:sz w:val="20"/>
               </w:rPr>
-              <w:t xml:space="default">1.38</w:t>
-            </w:r>
-          </w:p>
-        </w:tc>
-        <w:tc>
-          <w:tcPr>
-            <w:tcBorders>
-              <w:top w:val="single" w:space="0" w:color="D3D3D3"/>
-              <w:bottom w:val="single" w:space="0" w:color="D3D3D3"/>
-              <w:start w:val="single" w:space="0" w:color="D3D3D3"/>
-              <w:end w:val="single" w:space="0" w:color="D3D3D3"/>
-            </w:tcBorders>
-          </w:tcPr>
-          <w:p>
-            <w:pPr>
-              <w:spacing w:before="0" w:after="60"/>
-              <w:keepNext/>
-              <w:jc w:val="center"/>
-            </w:pPr>
-            <w:r>
-              <w:rPr>
-                <w:rFonts w:ascii="Calibri" w:hAnsi="Calibri"/>
-                <w:sz w:val="20"/>
-              </w:rPr>
-              <w:t xml:space="default">0.96, 1.99</w:t>
-            </w:r>
-          </w:p>
-        </w:tc>
-        <w:tc>
-          <w:tcPr>
-            <w:tcBorders>
-              <w:top w:val="single" w:space="0" w:color="D3D3D3"/>
-              <w:bottom w:val="single" w:space="0" w:color="D3D3D3"/>
-              <w:start w:val="single" w:space="0" w:color="D3D3D3"/>
-              <w:end w:val="single" w:space="0" w:color="D3D3D3"/>
-            </w:tcBorders>
-          </w:tcPr>
-          <w:p>
-            <w:pPr>
-              <w:spacing w:before="0" w:after="60"/>
-              <w:keepNext/>
-              <w:jc w:val="center"/>
-            </w:pPr>
-            <w:r>
-              <w:rPr>
-                <w:rFonts w:ascii="Calibri" w:hAnsi="Calibri"/>
-                <w:sz w:val="20"/>
-              </w:rPr>
-              <w:t xml:space="default">0.083</w:t>
+              <w:t xml:space="default">1.29</w:t>
+            </w:r>
+          </w:p>
+        </w:tc>
+        <w:tc>
+          <w:tcPr>
+            <w:tcBorders>
+              <w:top w:val="single" w:space="0" w:color="D3D3D3"/>
+              <w:bottom w:val="single" w:space="0" w:color="D3D3D3"/>
+              <w:start w:val="single" w:space="0" w:color="D3D3D3"/>
+              <w:end w:val="single" w:space="0" w:color="D3D3D3"/>
+            </w:tcBorders>
+          </w:tcPr>
+          <w:p>
+            <w:pPr>
+              <w:spacing w:before="0" w:after="60"/>
+              <w:keepNext/>
+              <w:jc w:val="center"/>
+            </w:pPr>
+            <w:r>
+              <w:rPr>
+                <w:rFonts w:ascii="Calibri" w:hAnsi="Calibri"/>
+                <w:sz w:val="20"/>
+              </w:rPr>
+              <w:t xml:space="default">0.90, 1.85</w:t>
+            </w:r>
+          </w:p>
+        </w:tc>
+        <w:tc>
+          <w:tcPr>
+            <w:tcBorders>
+              <w:top w:val="single" w:space="0" w:color="D3D3D3"/>
+              <w:bottom w:val="single" w:space="0" w:color="D3D3D3"/>
+              <w:start w:val="single" w:space="0" w:color="D3D3D3"/>
+              <w:end w:val="single" w:space="0" w:color="D3D3D3"/>
+            </w:tcBorders>
+          </w:tcPr>
+          <w:p>
+            <w:pPr>
+              <w:spacing w:before="0" w:after="60"/>
+              <w:keepNext/>
+              <w:jc w:val="center"/>
+            </w:pPr>
+            <w:r>
+              <w:rPr>
+                <w:rFonts w:ascii="Calibri" w:hAnsi="Calibri"/>
+                <w:sz w:val="20"/>
+              </w:rPr>
+              <w:t xml:space="default">0.2</w:t>
             </w:r>
           </w:p>
         </w:tc>
@@ -19640,31 +21552,31 @@
                 <w:rFonts w:ascii="Calibri" w:hAnsi="Calibri"/>
                 <w:sz w:val="20"/>
               </w:rPr>
-              <w:t xml:space="default">0.84</w:t>
-            </w:r>
-          </w:p>
-        </w:tc>
-        <w:tc>
-          <w:tcPr>
-            <w:tcBorders>
-              <w:top w:val="single" w:space="0" w:color="D3D3D3"/>
-              <w:bottom w:val="single" w:space="0" w:color="D3D3D3"/>
-              <w:start w:val="single" w:space="0" w:color="D3D3D3"/>
-              <w:end w:val="single" w:space="0" w:color="D3D3D3"/>
-            </w:tcBorders>
-          </w:tcPr>
-          <w:p>
-            <w:pPr>
-              <w:spacing w:before="0" w:after="60"/>
-              <w:keepNext/>
-              <w:jc w:val="center"/>
-            </w:pPr>
-            <w:r>
-              <w:rPr>
-                <w:rFonts w:ascii="Calibri" w:hAnsi="Calibri"/>
-                <w:sz w:val="20"/>
-              </w:rPr>
-              <w:t xml:space="default">0.58, 1.23</w:t>
+              <w:t xml:space="default">0.86</w:t>
+            </w:r>
+          </w:p>
+        </w:tc>
+        <w:tc>
+          <w:tcPr>
+            <w:tcBorders>
+              <w:top w:val="single" w:space="0" w:color="D3D3D3"/>
+              <w:bottom w:val="single" w:space="0" w:color="D3D3D3"/>
+              <w:start w:val="single" w:space="0" w:color="D3D3D3"/>
+              <w:end w:val="single" w:space="0" w:color="D3D3D3"/>
+            </w:tcBorders>
+          </w:tcPr>
+          <w:p>
+            <w:pPr>
+              <w:spacing w:before="0" w:after="60"/>
+              <w:keepNext/>
+              <w:jc w:val="center"/>
+            </w:pPr>
+            <w:r>
+              <w:rPr>
+                <w:rFonts w:ascii="Calibri" w:hAnsi="Calibri"/>
+                <w:sz w:val="20"/>
+              </w:rPr>
+              <w:t xml:space="default">0.60, 1.25</w:t>
             </w:r>
           </w:p>
         </w:tc>
@@ -19741,55 +21653,55 @@
                 <w:rFonts w:ascii="Calibri" w:hAnsi="Calibri"/>
                 <w:sz w:val="20"/>
               </w:rPr>
-              <w:t xml:space="default">0.81</w:t>
-            </w:r>
-          </w:p>
-        </w:tc>
-        <w:tc>
-          <w:tcPr>
-            <w:tcBorders>
-              <w:top w:val="single" w:space="0" w:color="D3D3D3"/>
-              <w:bottom w:val="single" w:space="0" w:color="D3D3D3"/>
-              <w:start w:val="single" w:space="0" w:color="D3D3D3"/>
-              <w:end w:val="single" w:space="0" w:color="D3D3D3"/>
-            </w:tcBorders>
-          </w:tcPr>
-          <w:p>
-            <w:pPr>
-              <w:spacing w:before="0" w:after="60"/>
-              <w:keepNext/>
-              <w:jc w:val="center"/>
-            </w:pPr>
-            <w:r>
-              <w:rPr>
-                <w:rFonts w:ascii="Calibri" w:hAnsi="Calibri"/>
-                <w:sz w:val="20"/>
-              </w:rPr>
-              <w:t xml:space="default">0.32, 2.05</w:t>
-            </w:r>
-          </w:p>
-        </w:tc>
-        <w:tc>
-          <w:tcPr>
-            <w:tcBorders>
-              <w:top w:val="single" w:space="0" w:color="D3D3D3"/>
-              <w:bottom w:val="single" w:space="0" w:color="D3D3D3"/>
-              <w:start w:val="single" w:space="0" w:color="D3D3D3"/>
-              <w:end w:val="single" w:space="0" w:color="D3D3D3"/>
-            </w:tcBorders>
-          </w:tcPr>
-          <w:p>
-            <w:pPr>
-              <w:spacing w:before="0" w:after="60"/>
-              <w:keepNext/>
-              <w:jc w:val="center"/>
-            </w:pPr>
-            <w:r>
-              <w:rPr>
-                <w:rFonts w:ascii="Calibri" w:hAnsi="Calibri"/>
-                <w:sz w:val="20"/>
-              </w:rPr>
-              <w:t xml:space="default">0.7</w:t>
+              <w:t xml:space="default">0.69</w:t>
+            </w:r>
+          </w:p>
+        </w:tc>
+        <w:tc>
+          <w:tcPr>
+            <w:tcBorders>
+              <w:top w:val="single" w:space="0" w:color="D3D3D3"/>
+              <w:bottom w:val="single" w:space="0" w:color="D3D3D3"/>
+              <w:start w:val="single" w:space="0" w:color="D3D3D3"/>
+              <w:end w:val="single" w:space="0" w:color="D3D3D3"/>
+            </w:tcBorders>
+          </w:tcPr>
+          <w:p>
+            <w:pPr>
+              <w:spacing w:before="0" w:after="60"/>
+              <w:keepNext/>
+              <w:jc w:val="center"/>
+            </w:pPr>
+            <w:r>
+              <w:rPr>
+                <w:rFonts w:ascii="Calibri" w:hAnsi="Calibri"/>
+                <w:sz w:val="20"/>
+              </w:rPr>
+              <w:t xml:space="default">0.27, 1.74</w:t>
+            </w:r>
+          </w:p>
+        </w:tc>
+        <w:tc>
+          <w:tcPr>
+            <w:tcBorders>
+              <w:top w:val="single" w:space="0" w:color="D3D3D3"/>
+              <w:bottom w:val="single" w:space="0" w:color="D3D3D3"/>
+              <w:start w:val="single" w:space="0" w:color="D3D3D3"/>
+              <w:end w:val="single" w:space="0" w:color="D3D3D3"/>
+            </w:tcBorders>
+          </w:tcPr>
+          <w:p>
+            <w:pPr>
+              <w:spacing w:before="0" w:after="60"/>
+              <w:keepNext/>
+              <w:jc w:val="center"/>
+            </w:pPr>
+            <w:r>
+              <w:rPr>
+                <w:rFonts w:ascii="Calibri" w:hAnsi="Calibri"/>
+                <w:sz w:val="20"/>
+              </w:rPr>
+              <w:t xml:space="default">0.4</w:t>
             </w:r>
           </w:p>
         </w:tc>
@@ -19842,55 +21754,55 @@
                 <w:rFonts w:ascii="Calibri" w:hAnsi="Calibri"/>
                 <w:sz w:val="20"/>
               </w:rPr>
-              <w:t xml:space="default">0.50</w:t>
-            </w:r>
-          </w:p>
-        </w:tc>
-        <w:tc>
-          <w:tcPr>
-            <w:tcBorders>
-              <w:top w:val="single" w:space="0" w:color="D3D3D3"/>
-              <w:bottom w:val="single" w:space="0" w:color="D3D3D3"/>
-              <w:start w:val="single" w:space="0" w:color="D3D3D3"/>
-              <w:end w:val="single" w:space="0" w:color="D3D3D3"/>
-            </w:tcBorders>
-          </w:tcPr>
-          <w:p>
-            <w:pPr>
-              <w:spacing w:before="0" w:after="60"/>
-              <w:keepNext/>
-              <w:jc w:val="center"/>
-            </w:pPr>
-            <w:r>
-              <w:rPr>
-                <w:rFonts w:ascii="Calibri" w:hAnsi="Calibri"/>
-                <w:sz w:val="20"/>
-              </w:rPr>
-              <w:t xml:space="default">0.29, 0.87</w:t>
-            </w:r>
-          </w:p>
-        </w:tc>
-        <w:tc>
-          <w:tcPr>
-            <w:tcBorders>
-              <w:top w:val="single" w:space="0" w:color="D3D3D3"/>
-              <w:bottom w:val="single" w:space="0" w:color="D3D3D3"/>
-              <w:start w:val="single" w:space="0" w:color="D3D3D3"/>
-              <w:end w:val="single" w:space="0" w:color="D3D3D3"/>
-            </w:tcBorders>
-          </w:tcPr>
-          <w:p>
-            <w:pPr>
-              <w:spacing w:before="0" w:after="60"/>
-              <w:keepNext/>
-              <w:jc w:val="center"/>
-            </w:pPr>
-            <w:r>
-              <w:rPr>
-                <w:rFonts w:ascii="Calibri" w:hAnsi="Calibri"/>
-                <w:sz w:val="20"/>
-              </w:rPr>
-              <w:t xml:space="default">0.014</w:t>
+              <w:t xml:space="default">0.37</w:t>
+            </w:r>
+          </w:p>
+        </w:tc>
+        <w:tc>
+          <w:tcPr>
+            <w:tcBorders>
+              <w:top w:val="single" w:space="0" w:color="D3D3D3"/>
+              <w:bottom w:val="single" w:space="0" w:color="D3D3D3"/>
+              <w:start w:val="single" w:space="0" w:color="D3D3D3"/>
+              <w:end w:val="single" w:space="0" w:color="D3D3D3"/>
+            </w:tcBorders>
+          </w:tcPr>
+          <w:p>
+            <w:pPr>
+              <w:spacing w:before="0" w:after="60"/>
+              <w:keepNext/>
+              <w:jc w:val="center"/>
+            </w:pPr>
+            <w:r>
+              <w:rPr>
+                <w:rFonts w:ascii="Calibri" w:hAnsi="Calibri"/>
+                <w:sz w:val="20"/>
+              </w:rPr>
+              <w:t xml:space="default">0.21, 0.64</w:t>
+            </w:r>
+          </w:p>
+        </w:tc>
+        <w:tc>
+          <w:tcPr>
+            <w:tcBorders>
+              <w:top w:val="single" w:space="0" w:color="D3D3D3"/>
+              <w:bottom w:val="single" w:space="0" w:color="D3D3D3"/>
+              <w:start w:val="single" w:space="0" w:color="D3D3D3"/>
+              <w:end w:val="single" w:space="0" w:color="D3D3D3"/>
+            </w:tcBorders>
+          </w:tcPr>
+          <w:p>
+            <w:pPr>
+              <w:spacing w:before="0" w:after="60"/>
+              <w:keepNext/>
+              <w:jc w:val="center"/>
+            </w:pPr>
+            <w:r>
+              <w:rPr>
+                <w:rFonts w:ascii="Calibri" w:hAnsi="Calibri"/>
+                <w:sz w:val="20"/>
+              </w:rPr>
+              <w:t xml:space="default">&lt;0.001</w:t>
             </w:r>
           </w:p>
         </w:tc>
@@ -19943,55 +21855,55 @@
                 <w:rFonts w:ascii="Calibri" w:hAnsi="Calibri"/>
                 <w:sz w:val="20"/>
               </w:rPr>
-              <w:t xml:space="default">0.93</w:t>
-            </w:r>
-          </w:p>
-        </w:tc>
-        <w:tc>
-          <w:tcPr>
-            <w:tcBorders>
-              <w:top w:val="single" w:space="0" w:color="D3D3D3"/>
-              <w:bottom w:val="single" w:space="0" w:color="D3D3D3"/>
-              <w:start w:val="single" w:space="0" w:color="D3D3D3"/>
-              <w:end w:val="single" w:space="0" w:color="D3D3D3"/>
-            </w:tcBorders>
-          </w:tcPr>
-          <w:p>
-            <w:pPr>
-              <w:spacing w:before="0" w:after="60"/>
-              <w:keepNext/>
-              <w:jc w:val="center"/>
-            </w:pPr>
-            <w:r>
-              <w:rPr>
-                <w:rFonts w:ascii="Calibri" w:hAnsi="Calibri"/>
-                <w:sz w:val="20"/>
-              </w:rPr>
-              <w:t xml:space="default">0.39, 2.20</w:t>
-            </w:r>
-          </w:p>
-        </w:tc>
-        <w:tc>
-          <w:tcPr>
-            <w:tcBorders>
-              <w:top w:val="single" w:space="0" w:color="D3D3D3"/>
-              <w:bottom w:val="single" w:space="0" w:color="D3D3D3"/>
-              <w:start w:val="single" w:space="0" w:color="D3D3D3"/>
-              <w:end w:val="single" w:space="0" w:color="D3D3D3"/>
-            </w:tcBorders>
-          </w:tcPr>
-          <w:p>
-            <w:pPr>
-              <w:spacing w:before="0" w:after="60"/>
-              <w:keepNext/>
-              <w:jc w:val="center"/>
-            </w:pPr>
-            <w:r>
-              <w:rPr>
-                <w:rFonts w:ascii="Calibri" w:hAnsi="Calibri"/>
-                <w:sz w:val="20"/>
-              </w:rPr>
-              <w:t xml:space="default">0.9</w:t>
+              <w:t xml:space="default">0.82</w:t>
+            </w:r>
+          </w:p>
+        </w:tc>
+        <w:tc>
+          <w:tcPr>
+            <w:tcBorders>
+              <w:top w:val="single" w:space="0" w:color="D3D3D3"/>
+              <w:bottom w:val="single" w:space="0" w:color="D3D3D3"/>
+              <w:start w:val="single" w:space="0" w:color="D3D3D3"/>
+              <w:end w:val="single" w:space="0" w:color="D3D3D3"/>
+            </w:tcBorders>
+          </w:tcPr>
+          <w:p>
+            <w:pPr>
+              <w:spacing w:before="0" w:after="60"/>
+              <w:keepNext/>
+              <w:jc w:val="center"/>
+            </w:pPr>
+            <w:r>
+              <w:rPr>
+                <w:rFonts w:ascii="Calibri" w:hAnsi="Calibri"/>
+                <w:sz w:val="20"/>
+              </w:rPr>
+              <w:t xml:space="default">0.34, 1.97</w:t>
+            </w:r>
+          </w:p>
+        </w:tc>
+        <w:tc>
+          <w:tcPr>
+            <w:tcBorders>
+              <w:top w:val="single" w:space="0" w:color="D3D3D3"/>
+              <w:bottom w:val="single" w:space="0" w:color="D3D3D3"/>
+              <w:start w:val="single" w:space="0" w:color="D3D3D3"/>
+              <w:end w:val="single" w:space="0" w:color="D3D3D3"/>
+            </w:tcBorders>
+          </w:tcPr>
+          <w:p>
+            <w:pPr>
+              <w:spacing w:before="0" w:after="60"/>
+              <w:keepNext/>
+              <w:jc w:val="center"/>
+            </w:pPr>
+            <w:r>
+              <w:rPr>
+                <w:rFonts w:ascii="Calibri" w:hAnsi="Calibri"/>
+                <w:sz w:val="20"/>
+              </w:rPr>
+              <w:t xml:space="default">0.7</w:t>
             </w:r>
           </w:p>
         </w:tc>
@@ -20246,55 +22158,55 @@
                 <w:rFonts w:ascii="Calibri" w:hAnsi="Calibri"/>
                 <w:sz w:val="20"/>
               </w:rPr>
-              <w:t xml:space="default">1.02</w:t>
-            </w:r>
-          </w:p>
-        </w:tc>
-        <w:tc>
-          <w:tcPr>
-            <w:tcBorders>
-              <w:top w:val="single" w:space="0" w:color="D3D3D3"/>
-              <w:bottom w:val="single" w:space="0" w:color="D3D3D3"/>
-              <w:start w:val="single" w:space="0" w:color="D3D3D3"/>
-              <w:end w:val="single" w:space="0" w:color="D3D3D3"/>
-            </w:tcBorders>
-          </w:tcPr>
-          <w:p>
-            <w:pPr>
-              <w:spacing w:before="0" w:after="60"/>
-              <w:keepNext/>
-              <w:jc w:val="center"/>
-            </w:pPr>
-            <w:r>
-              <w:rPr>
-                <w:rFonts w:ascii="Calibri" w:hAnsi="Calibri"/>
-                <w:sz w:val="20"/>
-              </w:rPr>
-              <w:t xml:space="default">0.70, 1.50</w:t>
-            </w:r>
-          </w:p>
-        </w:tc>
-        <w:tc>
-          <w:tcPr>
-            <w:tcBorders>
-              <w:top w:val="single" w:space="0" w:color="D3D3D3"/>
-              <w:bottom w:val="single" w:space="0" w:color="D3D3D3"/>
-              <w:start w:val="single" w:space="0" w:color="D3D3D3"/>
-              <w:end w:val="single" w:space="0" w:color="D3D3D3"/>
-            </w:tcBorders>
-          </w:tcPr>
-          <w:p>
-            <w:pPr>
-              <w:spacing w:before="0" w:after="60"/>
-              <w:keepNext/>
-              <w:jc w:val="center"/>
-            </w:pPr>
-            <w:r>
-              <w:rPr>
-                <w:rFonts w:ascii="Calibri" w:hAnsi="Calibri"/>
-                <w:sz w:val="20"/>
-              </w:rPr>
-              <w:t xml:space="default">&gt;0.9</w:t>
+              <w:t xml:space="default">0.94</w:t>
+            </w:r>
+          </w:p>
+        </w:tc>
+        <w:tc>
+          <w:tcPr>
+            <w:tcBorders>
+              <w:top w:val="single" w:space="0" w:color="D3D3D3"/>
+              <w:bottom w:val="single" w:space="0" w:color="D3D3D3"/>
+              <w:start w:val="single" w:space="0" w:color="D3D3D3"/>
+              <w:end w:val="single" w:space="0" w:color="D3D3D3"/>
+            </w:tcBorders>
+          </w:tcPr>
+          <w:p>
+            <w:pPr>
+              <w:spacing w:before="0" w:after="60"/>
+              <w:keepNext/>
+              <w:jc w:val="center"/>
+            </w:pPr>
+            <w:r>
+              <w:rPr>
+                <w:rFonts w:ascii="Calibri" w:hAnsi="Calibri"/>
+                <w:sz w:val="20"/>
+              </w:rPr>
+              <w:t xml:space="default">0.64, 1.38</w:t>
+            </w:r>
+          </w:p>
+        </w:tc>
+        <w:tc>
+          <w:tcPr>
+            <w:tcBorders>
+              <w:top w:val="single" w:space="0" w:color="D3D3D3"/>
+              <w:bottom w:val="single" w:space="0" w:color="D3D3D3"/>
+              <w:start w:val="single" w:space="0" w:color="D3D3D3"/>
+              <w:end w:val="single" w:space="0" w:color="D3D3D3"/>
+            </w:tcBorders>
+          </w:tcPr>
+          <w:p>
+            <w:pPr>
+              <w:spacing w:before="0" w:after="60"/>
+              <w:keepNext/>
+              <w:jc w:val="center"/>
+            </w:pPr>
+            <w:r>
+              <w:rPr>
+                <w:rFonts w:ascii="Calibri" w:hAnsi="Calibri"/>
+                <w:sz w:val="20"/>
+              </w:rPr>
+              <w:t xml:space="default">0.8</w:t>
             </w:r>
           </w:p>
         </w:tc>
@@ -20347,55 +22259,55 @@
                 <w:rFonts w:ascii="Calibri" w:hAnsi="Calibri"/>
                 <w:sz w:val="20"/>
               </w:rPr>
-              <w:t xml:space="default">1.23</w:t>
-            </w:r>
-          </w:p>
-        </w:tc>
-        <w:tc>
-          <w:tcPr>
-            <w:tcBorders>
-              <w:top w:val="single" w:space="0" w:color="D3D3D3"/>
-              <w:bottom w:val="single" w:space="0" w:color="D3D3D3"/>
-              <w:start w:val="single" w:space="0" w:color="D3D3D3"/>
-              <w:end w:val="single" w:space="0" w:color="D3D3D3"/>
-            </w:tcBorders>
-          </w:tcPr>
-          <w:p>
-            <w:pPr>
-              <w:spacing w:before="0" w:after="60"/>
-              <w:keepNext/>
-              <w:jc w:val="center"/>
-            </w:pPr>
-            <w:r>
-              <w:rPr>
-                <w:rFonts w:ascii="Calibri" w:hAnsi="Calibri"/>
-                <w:sz w:val="20"/>
-              </w:rPr>
-              <w:t xml:space="default">0.83, 1.81</w:t>
-            </w:r>
-          </w:p>
-        </w:tc>
-        <w:tc>
-          <w:tcPr>
-            <w:tcBorders>
-              <w:top w:val="single" w:space="0" w:color="D3D3D3"/>
-              <w:bottom w:val="single" w:space="0" w:color="D3D3D3"/>
-              <w:start w:val="single" w:space="0" w:color="D3D3D3"/>
-              <w:end w:val="single" w:space="0" w:color="D3D3D3"/>
-            </w:tcBorders>
-          </w:tcPr>
-          <w:p>
-            <w:pPr>
-              <w:spacing w:before="0" w:after="60"/>
-              <w:keepNext/>
-              <w:jc w:val="center"/>
-            </w:pPr>
-            <w:r>
-              <w:rPr>
-                <w:rFonts w:ascii="Calibri" w:hAnsi="Calibri"/>
-                <w:sz w:val="20"/>
-              </w:rPr>
-              <w:t xml:space="default">0.3</w:t>
+              <w:t xml:space="default">1.15</w:t>
+            </w:r>
+          </w:p>
+        </w:tc>
+        <w:tc>
+          <w:tcPr>
+            <w:tcBorders>
+              <w:top w:val="single" w:space="0" w:color="D3D3D3"/>
+              <w:bottom w:val="single" w:space="0" w:color="D3D3D3"/>
+              <w:start w:val="single" w:space="0" w:color="D3D3D3"/>
+              <w:end w:val="single" w:space="0" w:color="D3D3D3"/>
+            </w:tcBorders>
+          </w:tcPr>
+          <w:p>
+            <w:pPr>
+              <w:spacing w:before="0" w:after="60"/>
+              <w:keepNext/>
+              <w:jc w:val="center"/>
+            </w:pPr>
+            <w:r>
+              <w:rPr>
+                <w:rFonts w:ascii="Calibri" w:hAnsi="Calibri"/>
+                <w:sz w:val="20"/>
+              </w:rPr>
+              <w:t xml:space="default">0.78, 1.69</w:t>
+            </w:r>
+          </w:p>
+        </w:tc>
+        <w:tc>
+          <w:tcPr>
+            <w:tcBorders>
+              <w:top w:val="single" w:space="0" w:color="D3D3D3"/>
+              <w:bottom w:val="single" w:space="0" w:color="D3D3D3"/>
+              <w:start w:val="single" w:space="0" w:color="D3D3D3"/>
+              <w:end w:val="single" w:space="0" w:color="D3D3D3"/>
+            </w:tcBorders>
+          </w:tcPr>
+          <w:p>
+            <w:pPr>
+              <w:spacing w:before="0" w:after="60"/>
+              <w:keepNext/>
+              <w:jc w:val="center"/>
+            </w:pPr>
+            <w:r>
+              <w:rPr>
+                <w:rFonts w:ascii="Calibri" w:hAnsi="Calibri"/>
+                <w:sz w:val="20"/>
+              </w:rPr>
+              <w:t xml:space="default">0.5</w:t>
             </w:r>
           </w:p>
         </w:tc>
@@ -20448,55 +22360,55 @@
                 <w:rFonts w:ascii="Calibri" w:hAnsi="Calibri"/>
                 <w:sz w:val="20"/>
               </w:rPr>
-              <w:t xml:space="default">1.09</w:t>
-            </w:r>
-          </w:p>
-        </w:tc>
-        <w:tc>
-          <w:tcPr>
-            <w:tcBorders>
-              <w:top w:val="single" w:space="0" w:color="D3D3D3"/>
-              <w:bottom w:val="single" w:space="0" w:color="D3D3D3"/>
-              <w:start w:val="single" w:space="0" w:color="D3D3D3"/>
-              <w:end w:val="single" w:space="0" w:color="D3D3D3"/>
-            </w:tcBorders>
-          </w:tcPr>
-          <w:p>
-            <w:pPr>
-              <w:spacing w:before="0" w:after="60"/>
-              <w:keepNext/>
-              <w:jc w:val="center"/>
-            </w:pPr>
-            <w:r>
-              <w:rPr>
-                <w:rFonts w:ascii="Calibri" w:hAnsi="Calibri"/>
-                <w:sz w:val="20"/>
-              </w:rPr>
-              <w:t xml:space="default">0.66, 1.79</w:t>
-            </w:r>
-          </w:p>
-        </w:tc>
-        <w:tc>
-          <w:tcPr>
-            <w:tcBorders>
-              <w:top w:val="single" w:space="0" w:color="D3D3D3"/>
-              <w:bottom w:val="single" w:space="0" w:color="D3D3D3"/>
-              <w:start w:val="single" w:space="0" w:color="D3D3D3"/>
-              <w:end w:val="single" w:space="0" w:color="D3D3D3"/>
-            </w:tcBorders>
-          </w:tcPr>
-          <w:p>
-            <w:pPr>
-              <w:spacing w:before="0" w:after="60"/>
-              <w:keepNext/>
-              <w:jc w:val="center"/>
-            </w:pPr>
-            <w:r>
-              <w:rPr>
-                <w:rFonts w:ascii="Calibri" w:hAnsi="Calibri"/>
-                <w:sz w:val="20"/>
-              </w:rPr>
-              <w:t xml:space="default">0.7</w:t>
+              <w:t xml:space="default">1.02</w:t>
+            </w:r>
+          </w:p>
+        </w:tc>
+        <w:tc>
+          <w:tcPr>
+            <w:tcBorders>
+              <w:top w:val="single" w:space="0" w:color="D3D3D3"/>
+              <w:bottom w:val="single" w:space="0" w:color="D3D3D3"/>
+              <w:start w:val="single" w:space="0" w:color="D3D3D3"/>
+              <w:end w:val="single" w:space="0" w:color="D3D3D3"/>
+            </w:tcBorders>
+          </w:tcPr>
+          <w:p>
+            <w:pPr>
+              <w:spacing w:before="0" w:after="60"/>
+              <w:keepNext/>
+              <w:jc w:val="center"/>
+            </w:pPr>
+            <w:r>
+              <w:rPr>
+                <w:rFonts w:ascii="Calibri" w:hAnsi="Calibri"/>
+                <w:sz w:val="20"/>
+              </w:rPr>
+              <w:t xml:space="default">0.62, 1.67</w:t>
+            </w:r>
+          </w:p>
+        </w:tc>
+        <w:tc>
+          <w:tcPr>
+            <w:tcBorders>
+              <w:top w:val="single" w:space="0" w:color="D3D3D3"/>
+              <w:bottom w:val="single" w:space="0" w:color="D3D3D3"/>
+              <w:start w:val="single" w:space="0" w:color="D3D3D3"/>
+              <w:end w:val="single" w:space="0" w:color="D3D3D3"/>
+            </w:tcBorders>
+          </w:tcPr>
+          <w:p>
+            <w:pPr>
+              <w:spacing w:before="0" w:after="60"/>
+              <w:keepNext/>
+              <w:jc w:val="center"/>
+            </w:pPr>
+            <w:r>
+              <w:rPr>
+                <w:rFonts w:ascii="Calibri" w:hAnsi="Calibri"/>
+                <w:sz w:val="20"/>
+              </w:rPr>
+              <w:t xml:space="default">&gt;0.9</w:t>
             </w:r>
           </w:p>
         </w:tc>
@@ -20751,31 +22663,31 @@
                 <w:rFonts w:ascii="Calibri" w:hAnsi="Calibri"/>
                 <w:sz w:val="20"/>
               </w:rPr>
-              <w:t xml:space="default">1.16</w:t>
-            </w:r>
-          </w:p>
-        </w:tc>
-        <w:tc>
-          <w:tcPr>
-            <w:tcBorders>
-              <w:top w:val="single" w:space="0" w:color="D3D3D3"/>
-              <w:bottom w:val="single" w:space="0" w:color="D3D3D3"/>
-              <w:start w:val="single" w:space="0" w:color="D3D3D3"/>
-              <w:end w:val="single" w:space="0" w:color="D3D3D3"/>
-            </w:tcBorders>
-          </w:tcPr>
-          <w:p>
-            <w:pPr>
-              <w:spacing w:before="0" w:after="60"/>
-              <w:keepNext/>
-              <w:jc w:val="center"/>
-            </w:pPr>
-            <w:r>
-              <w:rPr>
-                <w:rFonts w:ascii="Calibri" w:hAnsi="Calibri"/>
-                <w:sz w:val="20"/>
-              </w:rPr>
-              <w:t xml:space="default">0.80, 1.68</w:t>
+              <w:t xml:space="default">1.19</w:t>
+            </w:r>
+          </w:p>
+        </w:tc>
+        <w:tc>
+          <w:tcPr>
+            <w:tcBorders>
+              <w:top w:val="single" w:space="0" w:color="D3D3D3"/>
+              <w:bottom w:val="single" w:space="0" w:color="D3D3D3"/>
+              <w:start w:val="single" w:space="0" w:color="D3D3D3"/>
+              <w:end w:val="single" w:space="0" w:color="D3D3D3"/>
+            </w:tcBorders>
+          </w:tcPr>
+          <w:p>
+            <w:pPr>
+              <w:spacing w:before="0" w:after="60"/>
+              <w:keepNext/>
+              <w:jc w:val="center"/>
+            </w:pPr>
+            <w:r>
+              <w:rPr>
+                <w:rFonts w:ascii="Calibri" w:hAnsi="Calibri"/>
+                <w:sz w:val="20"/>
+              </w:rPr>
+              <w:t xml:space="default">0.82, 1.72</w:t>
             </w:r>
           </w:p>
         </w:tc>
@@ -20828,7 +22740,7 @@
                 <w:rFonts w:ascii="Calibri" w:hAnsi="Calibri"/>
                 <w:sz w:val="20"/>
               </w:rPr>
-              <w:t xml:space="default">Elective vs. Non-Elective Admission</w:t>
+              <w:t xml:space="default">Admission Type</w:t>
             </w:r>
           </w:p>
         </w:tc>
@@ -21054,55 +22966,55 @@
                 <w:rFonts w:ascii="Calibri" w:hAnsi="Calibri"/>
                 <w:sz w:val="20"/>
               </w:rPr>
-              <w:t xml:space="default">1.24</w:t>
-            </w:r>
-          </w:p>
-        </w:tc>
-        <w:tc>
-          <w:tcPr>
-            <w:tcBorders>
-              <w:top w:val="single" w:space="0" w:color="D3D3D3"/>
-              <w:bottom w:val="single" w:space="0" w:color="D3D3D3"/>
-              <w:start w:val="single" w:space="0" w:color="D3D3D3"/>
-              <w:end w:val="single" w:space="0" w:color="D3D3D3"/>
-            </w:tcBorders>
-          </w:tcPr>
-          <w:p>
-            <w:pPr>
-              <w:spacing w:before="0" w:after="60"/>
-              <w:keepNext/>
-              <w:jc w:val="center"/>
-            </w:pPr>
-            <w:r>
-              <w:rPr>
-                <w:rFonts w:ascii="Calibri" w:hAnsi="Calibri"/>
-                <w:sz w:val="20"/>
-              </w:rPr>
-              <w:t xml:space="default">0.63, 2.47</w:t>
-            </w:r>
-          </w:p>
-        </w:tc>
-        <w:tc>
-          <w:tcPr>
-            <w:tcBorders>
-              <w:top w:val="single" w:space="0" w:color="D3D3D3"/>
-              <w:bottom w:val="single" w:space="0" w:color="D3D3D3"/>
-              <w:start w:val="single" w:space="0" w:color="D3D3D3"/>
-              <w:end w:val="single" w:space="0" w:color="D3D3D3"/>
-            </w:tcBorders>
-          </w:tcPr>
-          <w:p>
-            <w:pPr>
-              <w:spacing w:before="0" w:after="60"/>
-              <w:keepNext/>
-              <w:jc w:val="center"/>
-            </w:pPr>
-            <w:r>
-              <w:rPr>
-                <w:rFonts w:ascii="Calibri" w:hAnsi="Calibri"/>
-                <w:sz w:val="20"/>
-              </w:rPr>
-              <w:t xml:space="default">0.5</w:t>
+              <w:t xml:space="default">1.59</w:t>
+            </w:r>
+          </w:p>
+        </w:tc>
+        <w:tc>
+          <w:tcPr>
+            <w:tcBorders>
+              <w:top w:val="single" w:space="0" w:color="D3D3D3"/>
+              <w:bottom w:val="single" w:space="0" w:color="D3D3D3"/>
+              <w:start w:val="single" w:space="0" w:color="D3D3D3"/>
+              <w:end w:val="single" w:space="0" w:color="D3D3D3"/>
+            </w:tcBorders>
+          </w:tcPr>
+          <w:p>
+            <w:pPr>
+              <w:spacing w:before="0" w:after="60"/>
+              <w:keepNext/>
+              <w:jc w:val="center"/>
+            </w:pPr>
+            <w:r>
+              <w:rPr>
+                <w:rFonts w:ascii="Calibri" w:hAnsi="Calibri"/>
+                <w:sz w:val="20"/>
+              </w:rPr>
+              <w:t xml:space="default">0.80, 3.15</w:t>
+            </w:r>
+          </w:p>
+        </w:tc>
+        <w:tc>
+          <w:tcPr>
+            <w:tcBorders>
+              <w:top w:val="single" w:space="0" w:color="D3D3D3"/>
+              <w:bottom w:val="single" w:space="0" w:color="D3D3D3"/>
+              <w:start w:val="single" w:space="0" w:color="D3D3D3"/>
+              <w:end w:val="single" w:space="0" w:color="D3D3D3"/>
+            </w:tcBorders>
+          </w:tcPr>
+          <w:p>
+            <w:pPr>
+              <w:spacing w:before="0" w:after="60"/>
+              <w:keepNext/>
+              <w:jc w:val="center"/>
+            </w:pPr>
+            <w:r>
+              <w:rPr>
+                <w:rFonts w:ascii="Calibri" w:hAnsi="Calibri"/>
+                <w:sz w:val="20"/>
+              </w:rPr>
+              <w:t xml:space="default">0.2</w:t>
             </w:r>
           </w:p>
         </w:tc>
@@ -21357,55 +23269,55 @@
                 <w:rFonts w:ascii="Calibri" w:hAnsi="Calibri"/>
                 <w:sz w:val="20"/>
               </w:rPr>
-              <w:t xml:space="default">0.90</w:t>
-            </w:r>
-          </w:p>
-        </w:tc>
-        <w:tc>
-          <w:tcPr>
-            <w:tcBorders>
-              <w:top w:val="single" w:space="0" w:color="D3D3D3"/>
-              <w:bottom w:val="single" w:space="0" w:color="D3D3D3"/>
-              <w:start w:val="single" w:space="0" w:color="D3D3D3"/>
-              <w:end w:val="single" w:space="0" w:color="D3D3D3"/>
-            </w:tcBorders>
-          </w:tcPr>
-          <w:p>
-            <w:pPr>
-              <w:spacing w:before="0" w:after="60"/>
-              <w:keepNext/>
-              <w:jc w:val="center"/>
-            </w:pPr>
-            <w:r>
-              <w:rPr>
-                <w:rFonts w:ascii="Calibri" w:hAnsi="Calibri"/>
-                <w:sz w:val="20"/>
-              </w:rPr>
-              <w:t xml:space="default">0.62, 1.29</w:t>
-            </w:r>
-          </w:p>
-        </w:tc>
-        <w:tc>
-          <w:tcPr>
-            <w:tcBorders>
-              <w:top w:val="single" w:space="0" w:color="D3D3D3"/>
-              <w:bottom w:val="single" w:space="0" w:color="D3D3D3"/>
-              <w:start w:val="single" w:space="0" w:color="D3D3D3"/>
-              <w:end w:val="single" w:space="0" w:color="D3D3D3"/>
-            </w:tcBorders>
-          </w:tcPr>
-          <w:p>
-            <w:pPr>
-              <w:spacing w:before="0" w:after="60"/>
-              <w:keepNext/>
-              <w:jc w:val="center"/>
-            </w:pPr>
-            <w:r>
-              <w:rPr>
-                <w:rFonts w:ascii="Calibri" w:hAnsi="Calibri"/>
-                <w:sz w:val="20"/>
-              </w:rPr>
-              <w:t xml:space="default">0.6</w:t>
+              <w:t xml:space="default">0.89</w:t>
+            </w:r>
+          </w:p>
+        </w:tc>
+        <w:tc>
+          <w:tcPr>
+            <w:tcBorders>
+              <w:top w:val="single" w:space="0" w:color="D3D3D3"/>
+              <w:bottom w:val="single" w:space="0" w:color="D3D3D3"/>
+              <w:start w:val="single" w:space="0" w:color="D3D3D3"/>
+              <w:end w:val="single" w:space="0" w:color="D3D3D3"/>
+            </w:tcBorders>
+          </w:tcPr>
+          <w:p>
+            <w:pPr>
+              <w:spacing w:before="0" w:after="60"/>
+              <w:keepNext/>
+              <w:jc w:val="center"/>
+            </w:pPr>
+            <w:r>
+              <w:rPr>
+                <w:rFonts w:ascii="Calibri" w:hAnsi="Calibri"/>
+                <w:sz w:val="20"/>
+              </w:rPr>
+              <w:t xml:space="default">0.62, 1.27</w:t>
+            </w:r>
+          </w:p>
+        </w:tc>
+        <w:tc>
+          <w:tcPr>
+            <w:tcBorders>
+              <w:top w:val="single" w:space="0" w:color="D3D3D3"/>
+              <w:bottom w:val="single" w:space="0" w:color="D3D3D3"/>
+              <w:start w:val="single" w:space="0" w:color="D3D3D3"/>
+              <w:end w:val="single" w:space="0" w:color="D3D3D3"/>
+            </w:tcBorders>
+          </w:tcPr>
+          <w:p>
+            <w:pPr>
+              <w:spacing w:before="0" w:after="60"/>
+              <w:keepNext/>
+              <w:jc w:val="center"/>
+            </w:pPr>
+            <w:r>
+              <w:rPr>
+                <w:rFonts w:ascii="Calibri" w:hAnsi="Calibri"/>
+                <w:sz w:val="20"/>
+              </w:rPr>
+              <w:t xml:space="default">0.5</w:t>
             </w:r>
           </w:p>
         </w:tc>
@@ -21458,55 +23370,55 @@
                 <w:rFonts w:ascii="Calibri" w:hAnsi="Calibri"/>
                 <w:sz w:val="20"/>
               </w:rPr>
-              <w:t xml:space="default">1.10</w:t>
-            </w:r>
-          </w:p>
-        </w:tc>
-        <w:tc>
-          <w:tcPr>
-            <w:tcBorders>
-              <w:top w:val="single" w:space="0" w:color="D3D3D3"/>
-              <w:bottom w:val="single" w:space="0" w:color="D3D3D3"/>
-              <w:start w:val="single" w:space="0" w:color="D3D3D3"/>
-              <w:end w:val="single" w:space="0" w:color="D3D3D3"/>
-            </w:tcBorders>
-          </w:tcPr>
-          <w:p>
-            <w:pPr>
-              <w:spacing w:before="0" w:after="60"/>
-              <w:keepNext/>
-              <w:jc w:val="center"/>
-            </w:pPr>
-            <w:r>
-              <w:rPr>
-                <w:rFonts w:ascii="Calibri" w:hAnsi="Calibri"/>
-                <w:sz w:val="20"/>
-              </w:rPr>
-              <w:t xml:space="default">0.74, 1.62</w:t>
-            </w:r>
-          </w:p>
-        </w:tc>
-        <w:tc>
-          <w:tcPr>
-            <w:tcBorders>
-              <w:top w:val="single" w:space="0" w:color="D3D3D3"/>
-              <w:bottom w:val="single" w:space="0" w:color="D3D3D3"/>
-              <w:start w:val="single" w:space="0" w:color="D3D3D3"/>
-              <w:end w:val="single" w:space="0" w:color="D3D3D3"/>
-            </w:tcBorders>
-          </w:tcPr>
-          <w:p>
-            <w:pPr>
-              <w:spacing w:before="0" w:after="60"/>
-              <w:keepNext/>
-              <w:jc w:val="center"/>
-            </w:pPr>
-            <w:r>
-              <w:rPr>
-                <w:rFonts w:ascii="Calibri" w:hAnsi="Calibri"/>
-                <w:sz w:val="20"/>
-              </w:rPr>
-              <w:t xml:space="default">0.6</w:t>
+              <w:t xml:space="default">1.07</w:t>
+            </w:r>
+          </w:p>
+        </w:tc>
+        <w:tc>
+          <w:tcPr>
+            <w:tcBorders>
+              <w:top w:val="single" w:space="0" w:color="D3D3D3"/>
+              <w:bottom w:val="single" w:space="0" w:color="D3D3D3"/>
+              <w:start w:val="single" w:space="0" w:color="D3D3D3"/>
+              <w:end w:val="single" w:space="0" w:color="D3D3D3"/>
+            </w:tcBorders>
+          </w:tcPr>
+          <w:p>
+            <w:pPr>
+              <w:spacing w:before="0" w:after="60"/>
+              <w:keepNext/>
+              <w:jc w:val="center"/>
+            </w:pPr>
+            <w:r>
+              <w:rPr>
+                <w:rFonts w:ascii="Calibri" w:hAnsi="Calibri"/>
+                <w:sz w:val="20"/>
+              </w:rPr>
+              <w:t xml:space="default">0.73, 1.57</w:t>
+            </w:r>
+          </w:p>
+        </w:tc>
+        <w:tc>
+          <w:tcPr>
+            <w:tcBorders>
+              <w:top w:val="single" w:space="0" w:color="D3D3D3"/>
+              <w:bottom w:val="single" w:space="0" w:color="D3D3D3"/>
+              <w:start w:val="single" w:space="0" w:color="D3D3D3"/>
+              <w:end w:val="single" w:space="0" w:color="D3D3D3"/>
+            </w:tcBorders>
+          </w:tcPr>
+          <w:p>
+            <w:pPr>
+              <w:spacing w:before="0" w:after="60"/>
+              <w:keepNext/>
+              <w:jc w:val="center"/>
+            </w:pPr>
+            <w:r>
+              <w:rPr>
+                <w:rFonts w:ascii="Calibri" w:hAnsi="Calibri"/>
+                <w:sz w:val="20"/>
+              </w:rPr>
+              <w:t xml:space="default">0.7</w:t>
             </w:r>
           </w:p>
         </w:tc>
@@ -21761,55 +23673,55 @@
                 <w:rFonts w:ascii="Calibri" w:hAnsi="Calibri"/>
                 <w:sz w:val="20"/>
               </w:rPr>
-              <w:t xml:space="default">1.36</w:t>
-            </w:r>
-          </w:p>
-        </w:tc>
-        <w:tc>
-          <w:tcPr>
-            <w:tcBorders>
-              <w:top w:val="single" w:space="0" w:color="D3D3D3"/>
-              <w:bottom w:val="single" w:space="0" w:color="D3D3D3"/>
-              <w:start w:val="single" w:space="0" w:color="D3D3D3"/>
-              <w:end w:val="single" w:space="0" w:color="D3D3D3"/>
-            </w:tcBorders>
-          </w:tcPr>
-          <w:p>
-            <w:pPr>
-              <w:spacing w:before="0" w:after="60"/>
-              <w:keepNext/>
-              <w:jc w:val="center"/>
-            </w:pPr>
-            <w:r>
-              <w:rPr>
-                <w:rFonts w:ascii="Calibri" w:hAnsi="Calibri"/>
-                <w:sz w:val="20"/>
-              </w:rPr>
-              <w:t xml:space="default">0.91, 2.03</w:t>
-            </w:r>
-          </w:p>
-        </w:tc>
-        <w:tc>
-          <w:tcPr>
-            <w:tcBorders>
-              <w:top w:val="single" w:space="0" w:color="D3D3D3"/>
-              <w:bottom w:val="single" w:space="0" w:color="D3D3D3"/>
-              <w:start w:val="single" w:space="0" w:color="D3D3D3"/>
-              <w:end w:val="single" w:space="0" w:color="D3D3D3"/>
-            </w:tcBorders>
-          </w:tcPr>
-          <w:p>
-            <w:pPr>
-              <w:spacing w:before="0" w:after="60"/>
-              <w:keepNext/>
-              <w:jc w:val="center"/>
-            </w:pPr>
-            <w:r>
-              <w:rPr>
-                <w:rFonts w:ascii="Calibri" w:hAnsi="Calibri"/>
-                <w:sz w:val="20"/>
-              </w:rPr>
-              <w:t xml:space="default">0.13</w:t>
+              <w:t xml:space="default">1.38</w:t>
+            </w:r>
+          </w:p>
+        </w:tc>
+        <w:tc>
+          <w:tcPr>
+            <w:tcBorders>
+              <w:top w:val="single" w:space="0" w:color="D3D3D3"/>
+              <w:bottom w:val="single" w:space="0" w:color="D3D3D3"/>
+              <w:start w:val="single" w:space="0" w:color="D3D3D3"/>
+              <w:end w:val="single" w:space="0" w:color="D3D3D3"/>
+            </w:tcBorders>
+          </w:tcPr>
+          <w:p>
+            <w:pPr>
+              <w:spacing w:before="0" w:after="60"/>
+              <w:keepNext/>
+              <w:jc w:val="center"/>
+            </w:pPr>
+            <w:r>
+              <w:rPr>
+                <w:rFonts w:ascii="Calibri" w:hAnsi="Calibri"/>
+                <w:sz w:val="20"/>
+              </w:rPr>
+              <w:t xml:space="default">0.93, 2.07</w:t>
+            </w:r>
+          </w:p>
+        </w:tc>
+        <w:tc>
+          <w:tcPr>
+            <w:tcBorders>
+              <w:top w:val="single" w:space="0" w:color="D3D3D3"/>
+              <w:bottom w:val="single" w:space="0" w:color="D3D3D3"/>
+              <w:start w:val="single" w:space="0" w:color="D3D3D3"/>
+              <w:end w:val="single" w:space="0" w:color="D3D3D3"/>
+            </w:tcBorders>
+          </w:tcPr>
+          <w:p>
+            <w:pPr>
+              <w:spacing w:before="0" w:after="60"/>
+              <w:keepNext/>
+              <w:jc w:val="center"/>
+            </w:pPr>
+            <w:r>
+              <w:rPr>
+                <w:rFonts w:ascii="Calibri" w:hAnsi="Calibri"/>
+                <w:sz w:val="20"/>
+              </w:rPr>
+              <w:t xml:space="default">0.11</w:t>
             </w:r>
           </w:p>
         </w:tc>
@@ -21862,55 +23774,55 @@
                 <w:rFonts w:ascii="Calibri" w:hAnsi="Calibri"/>
                 <w:sz w:val="20"/>
               </w:rPr>
-              <w:t xml:space="default">2.13</w:t>
-            </w:r>
-          </w:p>
-        </w:tc>
-        <w:tc>
-          <w:tcPr>
-            <w:tcBorders>
-              <w:top w:val="single" w:space="0" w:color="D3D3D3"/>
-              <w:bottom w:val="single" w:space="0" w:color="D3D3D3"/>
-              <w:start w:val="single" w:space="0" w:color="D3D3D3"/>
-              <w:end w:val="single" w:space="0" w:color="D3D3D3"/>
-            </w:tcBorders>
-          </w:tcPr>
-          <w:p>
-            <w:pPr>
-              <w:spacing w:before="0" w:after="60"/>
-              <w:keepNext/>
-              <w:jc w:val="center"/>
-            </w:pPr>
-            <w:r>
-              <w:rPr>
-                <w:rFonts w:ascii="Calibri" w:hAnsi="Calibri"/>
-                <w:sz w:val="20"/>
-              </w:rPr>
-              <w:t xml:space="default">1.13, 4.03</w:t>
-            </w:r>
-          </w:p>
-        </w:tc>
-        <w:tc>
-          <w:tcPr>
-            <w:tcBorders>
-              <w:top w:val="single" w:space="0" w:color="D3D3D3"/>
-              <w:bottom w:val="single" w:space="0" w:color="D3D3D3"/>
-              <w:start w:val="single" w:space="0" w:color="D3D3D3"/>
-              <w:end w:val="single" w:space="0" w:color="D3D3D3"/>
-            </w:tcBorders>
-          </w:tcPr>
-          <w:p>
-            <w:pPr>
-              <w:spacing w:before="0" w:after="60"/>
-              <w:keepNext/>
-              <w:jc w:val="center"/>
-            </w:pPr>
-            <w:r>
-              <w:rPr>
-                <w:rFonts w:ascii="Calibri" w:hAnsi="Calibri"/>
-                <w:sz w:val="20"/>
-              </w:rPr>
-              <w:t xml:space="default">0.020</w:t>
+              <w:t xml:space="default">1.86</w:t>
+            </w:r>
+          </w:p>
+        </w:tc>
+        <w:tc>
+          <w:tcPr>
+            <w:tcBorders>
+              <w:top w:val="single" w:space="0" w:color="D3D3D3"/>
+              <w:bottom w:val="single" w:space="0" w:color="D3D3D3"/>
+              <w:start w:val="single" w:space="0" w:color="D3D3D3"/>
+              <w:end w:val="single" w:space="0" w:color="D3D3D3"/>
+            </w:tcBorders>
+          </w:tcPr>
+          <w:p>
+            <w:pPr>
+              <w:spacing w:before="0" w:after="60"/>
+              <w:keepNext/>
+              <w:jc w:val="center"/>
+            </w:pPr>
+            <w:r>
+              <w:rPr>
+                <w:rFonts w:ascii="Calibri" w:hAnsi="Calibri"/>
+                <w:sz w:val="20"/>
+              </w:rPr>
+              <w:t xml:space="default">0.98, 3.53</w:t>
+            </w:r>
+          </w:p>
+        </w:tc>
+        <w:tc>
+          <w:tcPr>
+            <w:tcBorders>
+              <w:top w:val="single" w:space="0" w:color="D3D3D3"/>
+              <w:bottom w:val="single" w:space="0" w:color="D3D3D3"/>
+              <w:start w:val="single" w:space="0" w:color="D3D3D3"/>
+              <w:end w:val="single" w:space="0" w:color="D3D3D3"/>
+            </w:tcBorders>
+          </w:tcPr>
+          <w:p>
+            <w:pPr>
+              <w:spacing w:before="0" w:after="60"/>
+              <w:keepNext/>
+              <w:jc w:val="center"/>
+            </w:pPr>
+            <w:r>
+              <w:rPr>
+                <w:rFonts w:ascii="Calibri" w:hAnsi="Calibri"/>
+                <w:sz w:val="20"/>
+              </w:rPr>
+              <w:t xml:space="default">0.057</w:t>
             </w:r>
           </w:p>
         </w:tc>
@@ -21963,55 +23875,55 @@
                 <w:rFonts w:ascii="Calibri" w:hAnsi="Calibri"/>
                 <w:sz w:val="20"/>
               </w:rPr>
-              <w:t xml:space="default">0.96</w:t>
-            </w:r>
-          </w:p>
-        </w:tc>
-        <w:tc>
-          <w:tcPr>
-            <w:tcBorders>
-              <w:top w:val="single" w:space="0" w:color="D3D3D3"/>
-              <w:bottom w:val="single" w:space="0" w:color="D3D3D3"/>
-              <w:start w:val="single" w:space="0" w:color="D3D3D3"/>
-              <w:end w:val="single" w:space="0" w:color="D3D3D3"/>
-            </w:tcBorders>
-          </w:tcPr>
-          <w:p>
-            <w:pPr>
-              <w:spacing w:before="0" w:after="60"/>
-              <w:keepNext/>
-              <w:jc w:val="center"/>
-            </w:pPr>
-            <w:r>
-              <w:rPr>
-                <w:rFonts w:ascii="Calibri" w:hAnsi="Calibri"/>
-                <w:sz w:val="20"/>
-              </w:rPr>
-              <w:t xml:space="default">0.89, 1.04</w:t>
-            </w:r>
-          </w:p>
-        </w:tc>
-        <w:tc>
-          <w:tcPr>
-            <w:tcBorders>
-              <w:top w:val="single" w:space="0" w:color="D3D3D3"/>
-              <w:bottom w:val="single" w:space="0" w:color="D3D3D3"/>
-              <w:start w:val="single" w:space="0" w:color="D3D3D3"/>
-              <w:end w:val="single" w:space="0" w:color="D3D3D3"/>
-            </w:tcBorders>
-          </w:tcPr>
-          <w:p>
-            <w:pPr>
-              <w:spacing w:before="0" w:after="60"/>
-              <w:keepNext/>
-              <w:jc w:val="center"/>
-            </w:pPr>
-            <w:r>
-              <w:rPr>
-                <w:rFonts w:ascii="Calibri" w:hAnsi="Calibri"/>
-                <w:sz w:val="20"/>
-              </w:rPr>
-              <w:t xml:space="default">0.3</w:t>
+              <w:t xml:space="default">0.95</w:t>
+            </w:r>
+          </w:p>
+        </w:tc>
+        <w:tc>
+          <w:tcPr>
+            <w:tcBorders>
+              <w:top w:val="single" w:space="0" w:color="D3D3D3"/>
+              <w:bottom w:val="single" w:space="0" w:color="D3D3D3"/>
+              <w:start w:val="single" w:space="0" w:color="D3D3D3"/>
+              <w:end w:val="single" w:space="0" w:color="D3D3D3"/>
+            </w:tcBorders>
+          </w:tcPr>
+          <w:p>
+            <w:pPr>
+              <w:spacing w:before="0" w:after="60"/>
+              <w:keepNext/>
+              <w:jc w:val="center"/>
+            </w:pPr>
+            <w:r>
+              <w:rPr>
+                <w:rFonts w:ascii="Calibri" w:hAnsi="Calibri"/>
+                <w:sz w:val="20"/>
+              </w:rPr>
+              <w:t xml:space="default">0.88, 1.03</w:t>
+            </w:r>
+          </w:p>
+        </w:tc>
+        <w:tc>
+          <w:tcPr>
+            <w:tcBorders>
+              <w:top w:val="single" w:space="0" w:color="D3D3D3"/>
+              <w:bottom w:val="single" w:space="0" w:color="D3D3D3"/>
+              <w:start w:val="single" w:space="0" w:color="D3D3D3"/>
+              <w:end w:val="single" w:space="0" w:color="D3D3D3"/>
+            </w:tcBorders>
+          </w:tcPr>
+          <w:p>
+            <w:pPr>
+              <w:spacing w:before="0" w:after="60"/>
+              <w:keepNext/>
+              <w:jc w:val="center"/>
+            </w:pPr>
+            <w:r>
+              <w:rPr>
+                <w:rFonts w:ascii="Calibri" w:hAnsi="Calibri"/>
+                <w:sz w:val="20"/>
+              </w:rPr>
+              <w:t xml:space="default">0.2</w:t>
             </w:r>
           </w:p>
         </w:tc>
@@ -22064,55 +23976,55 @@
                 <w:rFonts w:ascii="Calibri" w:hAnsi="Calibri"/>
                 <w:sz w:val="20"/>
               </w:rPr>
-              <w:t xml:space="default">1.00</w:t>
-            </w:r>
-          </w:p>
-        </w:tc>
-        <w:tc>
-          <w:tcPr>
-            <w:tcBorders>
-              <w:top w:val="single" w:space="0" w:color="D3D3D3"/>
-              <w:bottom w:val="single" w:space="0" w:color="D3D3D3"/>
-              <w:start w:val="single" w:space="0" w:color="D3D3D3"/>
-              <w:end w:val="single" w:space="0" w:color="D3D3D3"/>
-            </w:tcBorders>
-          </w:tcPr>
-          <w:p>
-            <w:pPr>
-              <w:spacing w:before="0" w:after="60"/>
-              <w:keepNext/>
-              <w:jc w:val="center"/>
-            </w:pPr>
-            <w:r>
-              <w:rPr>
-                <w:rFonts w:ascii="Calibri" w:hAnsi="Calibri"/>
-                <w:sz w:val="20"/>
-              </w:rPr>
-              <w:t xml:space="default">0.98, 1.02</w:t>
-            </w:r>
-          </w:p>
-        </w:tc>
-        <w:tc>
-          <w:tcPr>
-            <w:tcBorders>
-              <w:top w:val="single" w:space="0" w:color="D3D3D3"/>
-              <w:bottom w:val="single" w:space="0" w:color="D3D3D3"/>
-              <w:start w:val="single" w:space="0" w:color="D3D3D3"/>
-              <w:end w:val="single" w:space="0" w:color="D3D3D3"/>
-            </w:tcBorders>
-          </w:tcPr>
-          <w:p>
-            <w:pPr>
-              <w:spacing w:before="0" w:after="60"/>
-              <w:keepNext/>
-              <w:jc w:val="center"/>
-            </w:pPr>
-            <w:r>
-              <w:rPr>
-                <w:rFonts w:ascii="Calibri" w:hAnsi="Calibri"/>
-                <w:sz w:val="20"/>
-              </w:rPr>
-              <w:t xml:space="default">0.9</w:t>
+              <w:t xml:space="default">1.01</w:t>
+            </w:r>
+          </w:p>
+        </w:tc>
+        <w:tc>
+          <w:tcPr>
+            <w:tcBorders>
+              <w:top w:val="single" w:space="0" w:color="D3D3D3"/>
+              <w:bottom w:val="single" w:space="0" w:color="D3D3D3"/>
+              <w:start w:val="single" w:space="0" w:color="D3D3D3"/>
+              <w:end w:val="single" w:space="0" w:color="D3D3D3"/>
+            </w:tcBorders>
+          </w:tcPr>
+          <w:p>
+            <w:pPr>
+              <w:spacing w:before="0" w:after="60"/>
+              <w:keepNext/>
+              <w:jc w:val="center"/>
+            </w:pPr>
+            <w:r>
+              <w:rPr>
+                <w:rFonts w:ascii="Calibri" w:hAnsi="Calibri"/>
+                <w:sz w:val="20"/>
+              </w:rPr>
+              <w:t xml:space="default">0.99, 1.02</w:t>
+            </w:r>
+          </w:p>
+        </w:tc>
+        <w:tc>
+          <w:tcPr>
+            <w:tcBorders>
+              <w:top w:val="single" w:space="0" w:color="D3D3D3"/>
+              <w:bottom w:val="single" w:space="0" w:color="D3D3D3"/>
+              <w:start w:val="single" w:space="0" w:color="D3D3D3"/>
+              <w:end w:val="single" w:space="0" w:color="D3D3D3"/>
+            </w:tcBorders>
+          </w:tcPr>
+          <w:p>
+            <w:pPr>
+              <w:spacing w:before="0" w:after="60"/>
+              <w:keepNext/>
+              <w:jc w:val="center"/>
+            </w:pPr>
+            <w:r>
+              <w:rPr>
+                <w:rFonts w:ascii="Calibri" w:hAnsi="Calibri"/>
+                <w:sz w:val="20"/>
+              </w:rPr>
+              <w:t xml:space="default">0.5</w:t>
             </w:r>
           </w:p>
         </w:tc>
@@ -22367,55 +24279,55 @@
                 <w:rFonts w:ascii="Calibri" w:hAnsi="Calibri"/>
                 <w:sz w:val="20"/>
               </w:rPr>
-              <w:t xml:space="default">1.05</w:t>
-            </w:r>
-          </w:p>
-        </w:tc>
-        <w:tc>
-          <w:tcPr>
-            <w:tcBorders>
-              <w:top w:val="single" w:space="0" w:color="D3D3D3"/>
-              <w:bottom w:val="single" w:space="0" w:color="D3D3D3"/>
-              <w:start w:val="single" w:space="0" w:color="D3D3D3"/>
-              <w:end w:val="single" w:space="0" w:color="D3D3D3"/>
-            </w:tcBorders>
-          </w:tcPr>
-          <w:p>
-            <w:pPr>
-              <w:spacing w:before="0" w:after="60"/>
-              <w:keepNext/>
-              <w:jc w:val="center"/>
-            </w:pPr>
-            <w:r>
-              <w:rPr>
-                <w:rFonts w:ascii="Calibri" w:hAnsi="Calibri"/>
-                <w:sz w:val="20"/>
-              </w:rPr>
-              <w:t xml:space="default">0.76, 1.46</w:t>
-            </w:r>
-          </w:p>
-        </w:tc>
-        <w:tc>
-          <w:tcPr>
-            <w:tcBorders>
-              <w:top w:val="single" w:space="0" w:color="D3D3D3"/>
-              <w:bottom w:val="single" w:space="0" w:color="D3D3D3"/>
-              <w:start w:val="single" w:space="0" w:color="D3D3D3"/>
-              <w:end w:val="single" w:space="0" w:color="D3D3D3"/>
-            </w:tcBorders>
-          </w:tcPr>
-          <w:p>
-            <w:pPr>
-              <w:spacing w:before="0" w:after="60"/>
-              <w:keepNext/>
-              <w:jc w:val="center"/>
-            </w:pPr>
-            <w:r>
-              <w:rPr>
-                <w:rFonts w:ascii="Calibri" w:hAnsi="Calibri"/>
-                <w:sz w:val="20"/>
-              </w:rPr>
-              <w:t xml:space="default">0.8</w:t>
+              <w:t xml:space="default">1.24</w:t>
+            </w:r>
+          </w:p>
+        </w:tc>
+        <w:tc>
+          <w:tcPr>
+            <w:tcBorders>
+              <w:top w:val="single" w:space="0" w:color="D3D3D3"/>
+              <w:bottom w:val="single" w:space="0" w:color="D3D3D3"/>
+              <w:start w:val="single" w:space="0" w:color="D3D3D3"/>
+              <w:end w:val="single" w:space="0" w:color="D3D3D3"/>
+            </w:tcBorders>
+          </w:tcPr>
+          <w:p>
+            <w:pPr>
+              <w:spacing w:before="0" w:after="60"/>
+              <w:keepNext/>
+              <w:jc w:val="center"/>
+            </w:pPr>
+            <w:r>
+              <w:rPr>
+                <w:rFonts w:ascii="Calibri" w:hAnsi="Calibri"/>
+                <w:sz w:val="20"/>
+              </w:rPr>
+              <w:t xml:space="default">0.89, 1.72</w:t>
+            </w:r>
+          </w:p>
+        </w:tc>
+        <w:tc>
+          <w:tcPr>
+            <w:tcBorders>
+              <w:top w:val="single" w:space="0" w:color="D3D3D3"/>
+              <w:bottom w:val="single" w:space="0" w:color="D3D3D3"/>
+              <w:start w:val="single" w:space="0" w:color="D3D3D3"/>
+              <w:end w:val="single" w:space="0" w:color="D3D3D3"/>
+            </w:tcBorders>
+          </w:tcPr>
+          <w:p>
+            <w:pPr>
+              <w:spacing w:before="0" w:after="60"/>
+              <w:keepNext/>
+              <w:jc w:val="center"/>
+            </w:pPr>
+            <w:r>
+              <w:rPr>
+                <w:rFonts w:ascii="Calibri" w:hAnsi="Calibri"/>
+                <w:sz w:val="20"/>
+              </w:rPr>
+              <w:t xml:space="default">0.2</w:t>
             </w:r>
           </w:p>
         </w:tc>
@@ -22670,55 +24582,55 @@
                 <w:rFonts w:ascii="Calibri" w:hAnsi="Calibri"/>
                 <w:sz w:val="20"/>
               </w:rPr>
-              <w:t xml:space="default">0.58</w:t>
-            </w:r>
-          </w:p>
-        </w:tc>
-        <w:tc>
-          <w:tcPr>
-            <w:tcBorders>
-              <w:top w:val="single" w:space="0" w:color="D3D3D3"/>
-              <w:bottom w:val="single" w:space="0" w:color="D3D3D3"/>
-              <w:start w:val="single" w:space="0" w:color="D3D3D3"/>
-              <w:end w:val="single" w:space="0" w:color="D3D3D3"/>
-            </w:tcBorders>
-          </w:tcPr>
-          <w:p>
-            <w:pPr>
-              <w:spacing w:before="0" w:after="60"/>
-              <w:keepNext/>
-              <w:jc w:val="center"/>
-            </w:pPr>
-            <w:r>
-              <w:rPr>
-                <w:rFonts w:ascii="Calibri" w:hAnsi="Calibri"/>
-                <w:sz w:val="20"/>
-              </w:rPr>
-              <w:t xml:space="default">0.40, 0.84</w:t>
-            </w:r>
-          </w:p>
-        </w:tc>
-        <w:tc>
-          <w:tcPr>
-            <w:tcBorders>
-              <w:top w:val="single" w:space="0" w:color="D3D3D3"/>
-              <w:bottom w:val="single" w:space="0" w:color="D3D3D3"/>
-              <w:start w:val="single" w:space="0" w:color="D3D3D3"/>
-              <w:end w:val="single" w:space="0" w:color="D3D3D3"/>
-            </w:tcBorders>
-          </w:tcPr>
-          <w:p>
-            <w:pPr>
-              <w:spacing w:before="0" w:after="60"/>
-              <w:keepNext/>
-              <w:jc w:val="center"/>
-            </w:pPr>
-            <w:r>
-              <w:rPr>
-                <w:rFonts w:ascii="Calibri" w:hAnsi="Calibri"/>
-                <w:sz w:val="20"/>
-              </w:rPr>
-              <w:t xml:space="default">0.004</w:t>
+              <w:t xml:space="default">0.72</w:t>
+            </w:r>
+          </w:p>
+        </w:tc>
+        <w:tc>
+          <w:tcPr>
+            <w:tcBorders>
+              <w:top w:val="single" w:space="0" w:color="D3D3D3"/>
+              <w:bottom w:val="single" w:space="0" w:color="D3D3D3"/>
+              <w:start w:val="single" w:space="0" w:color="D3D3D3"/>
+              <w:end w:val="single" w:space="0" w:color="D3D3D3"/>
+            </w:tcBorders>
+          </w:tcPr>
+          <w:p>
+            <w:pPr>
+              <w:spacing w:before="0" w:after="60"/>
+              <w:keepNext/>
+              <w:jc w:val="center"/>
+            </w:pPr>
+            <w:r>
+              <w:rPr>
+                <w:rFonts w:ascii="Calibri" w:hAnsi="Calibri"/>
+                <w:sz w:val="20"/>
+              </w:rPr>
+              <w:t xml:space="default">0.50, 1.04</w:t>
+            </w:r>
+          </w:p>
+        </w:tc>
+        <w:tc>
+          <w:tcPr>
+            <w:tcBorders>
+              <w:top w:val="single" w:space="0" w:color="D3D3D3"/>
+              <w:bottom w:val="single" w:space="0" w:color="D3D3D3"/>
+              <w:start w:val="single" w:space="0" w:color="D3D3D3"/>
+              <w:end w:val="single" w:space="0" w:color="D3D3D3"/>
+            </w:tcBorders>
+          </w:tcPr>
+          <w:p>
+            <w:pPr>
+              <w:spacing w:before="0" w:after="60"/>
+              <w:keepNext/>
+              <w:jc w:val="center"/>
+            </w:pPr>
+            <w:r>
+              <w:rPr>
+                <w:rFonts w:ascii="Calibri" w:hAnsi="Calibri"/>
+                <w:sz w:val="20"/>
+              </w:rPr>
+              <w:t xml:space="default">0.082</w:t>
             </w:r>
           </w:p>
         </w:tc>
@@ -22973,55 +24885,55 @@
                 <w:rFonts w:ascii="Calibri" w:hAnsi="Calibri"/>
                 <w:sz w:val="20"/>
               </w:rPr>
-              <w:t xml:space="default">0.93</w:t>
-            </w:r>
-          </w:p>
-        </w:tc>
-        <w:tc>
-          <w:tcPr>
-            <w:tcBorders>
-              <w:top w:val="single" w:space="0" w:color="D3D3D3"/>
-              <w:bottom w:val="single" w:space="0" w:color="D3D3D3"/>
-              <w:start w:val="single" w:space="0" w:color="D3D3D3"/>
-              <w:end w:val="single" w:space="0" w:color="D3D3D3"/>
-            </w:tcBorders>
-          </w:tcPr>
-          <w:p>
-            <w:pPr>
-              <w:spacing w:before="0" w:after="60"/>
-              <w:keepNext/>
-              <w:jc w:val="center"/>
-            </w:pPr>
-            <w:r>
-              <w:rPr>
-                <w:rFonts w:ascii="Calibri" w:hAnsi="Calibri"/>
-                <w:sz w:val="20"/>
-              </w:rPr>
-              <w:t xml:space="default">0.61, 1.43</w:t>
-            </w:r>
-          </w:p>
-        </w:tc>
-        <w:tc>
-          <w:tcPr>
-            <w:tcBorders>
-              <w:top w:val="single" w:space="0" w:color="D3D3D3"/>
-              <w:bottom w:val="single" w:space="0" w:color="D3D3D3"/>
-              <w:start w:val="single" w:space="0" w:color="D3D3D3"/>
-              <w:end w:val="single" w:space="0" w:color="D3D3D3"/>
-            </w:tcBorders>
-          </w:tcPr>
-          <w:p>
-            <w:pPr>
-              <w:spacing w:before="0" w:after="60"/>
-              <w:keepNext/>
-              <w:jc w:val="center"/>
-            </w:pPr>
-            <w:r>
-              <w:rPr>
-                <w:rFonts w:ascii="Calibri" w:hAnsi="Calibri"/>
-                <w:sz w:val="20"/>
-              </w:rPr>
-              <w:t xml:space="default">0.7</w:t>
+              <w:t xml:space="default">1.03</w:t>
+            </w:r>
+          </w:p>
+        </w:tc>
+        <w:tc>
+          <w:tcPr>
+            <w:tcBorders>
+              <w:top w:val="single" w:space="0" w:color="D3D3D3"/>
+              <w:bottom w:val="single" w:space="0" w:color="D3D3D3"/>
+              <w:start w:val="single" w:space="0" w:color="D3D3D3"/>
+              <w:end w:val="single" w:space="0" w:color="D3D3D3"/>
+            </w:tcBorders>
+          </w:tcPr>
+          <w:p>
+            <w:pPr>
+              <w:spacing w:before="0" w:after="60"/>
+              <w:keepNext/>
+              <w:jc w:val="center"/>
+            </w:pPr>
+            <w:r>
+              <w:rPr>
+                <w:rFonts w:ascii="Calibri" w:hAnsi="Calibri"/>
+                <w:sz w:val="20"/>
+              </w:rPr>
+              <w:t xml:space="default">0.67, 1.57</w:t>
+            </w:r>
+          </w:p>
+        </w:tc>
+        <w:tc>
+          <w:tcPr>
+            <w:tcBorders>
+              <w:top w:val="single" w:space="0" w:color="D3D3D3"/>
+              <w:bottom w:val="single" w:space="0" w:color="D3D3D3"/>
+              <w:start w:val="single" w:space="0" w:color="D3D3D3"/>
+              <w:end w:val="single" w:space="0" w:color="D3D3D3"/>
+            </w:tcBorders>
+          </w:tcPr>
+          <w:p>
+            <w:pPr>
+              <w:spacing w:before="0" w:after="60"/>
+              <w:keepNext/>
+              <w:jc w:val="center"/>
+            </w:pPr>
+            <w:r>
+              <w:rPr>
+                <w:rFonts w:ascii="Calibri" w:hAnsi="Calibri"/>
+                <w:sz w:val="20"/>
+              </w:rPr>
+              <w:t xml:space="default">0.9</w:t>
             </w:r>
           </w:p>
         </w:tc>
@@ -23276,55 +25188,55 @@
                 <w:rFonts w:ascii="Calibri" w:hAnsi="Calibri"/>
                 <w:sz w:val="20"/>
               </w:rPr>
-              <w:t xml:space="default">0.97</w:t>
-            </w:r>
-          </w:p>
-        </w:tc>
-        <w:tc>
-          <w:tcPr>
-            <w:tcBorders>
-              <w:top w:val="single" w:space="0" w:color="D3D3D3"/>
-              <w:bottom w:val="single" w:space="0" w:color="D3D3D3"/>
-              <w:start w:val="single" w:space="0" w:color="D3D3D3"/>
-              <w:end w:val="single" w:space="0" w:color="D3D3D3"/>
-            </w:tcBorders>
-          </w:tcPr>
-          <w:p>
-            <w:pPr>
-              <w:spacing w:before="0" w:after="60"/>
-              <w:keepNext/>
-              <w:jc w:val="center"/>
-            </w:pPr>
-            <w:r>
-              <w:rPr>
-                <w:rFonts w:ascii="Calibri" w:hAnsi="Calibri"/>
-                <w:sz w:val="20"/>
-              </w:rPr>
-              <w:t xml:space="default">0.68, 1.39</w:t>
-            </w:r>
-          </w:p>
-        </w:tc>
-        <w:tc>
-          <w:tcPr>
-            <w:tcBorders>
-              <w:top w:val="single" w:space="0" w:color="D3D3D3"/>
-              <w:bottom w:val="single" w:space="0" w:color="D3D3D3"/>
-              <w:start w:val="single" w:space="0" w:color="D3D3D3"/>
-              <w:end w:val="single" w:space="0" w:color="D3D3D3"/>
-            </w:tcBorders>
-          </w:tcPr>
-          <w:p>
-            <w:pPr>
-              <w:spacing w:before="0" w:after="60"/>
-              <w:keepNext/>
-              <w:jc w:val="center"/>
-            </w:pPr>
-            <w:r>
-              <w:rPr>
-                <w:rFonts w:ascii="Calibri" w:hAnsi="Calibri"/>
-                <w:sz w:val="20"/>
-              </w:rPr>
-              <w:t xml:space="default">0.9</w:t>
+              <w:t xml:space="default">1.17</w:t>
+            </w:r>
+          </w:p>
+        </w:tc>
+        <w:tc>
+          <w:tcPr>
+            <w:tcBorders>
+              <w:top w:val="single" w:space="0" w:color="D3D3D3"/>
+              <w:bottom w:val="single" w:space="0" w:color="D3D3D3"/>
+              <w:start w:val="single" w:space="0" w:color="D3D3D3"/>
+              <w:end w:val="single" w:space="0" w:color="D3D3D3"/>
+            </w:tcBorders>
+          </w:tcPr>
+          <w:p>
+            <w:pPr>
+              <w:spacing w:before="0" w:after="60"/>
+              <w:keepNext/>
+              <w:jc w:val="center"/>
+            </w:pPr>
+            <w:r>
+              <w:rPr>
+                <w:rFonts w:ascii="Calibri" w:hAnsi="Calibri"/>
+                <w:sz w:val="20"/>
+              </w:rPr>
+              <w:t xml:space="default">0.82, 1.68</w:t>
+            </w:r>
+          </w:p>
+        </w:tc>
+        <w:tc>
+          <w:tcPr>
+            <w:tcBorders>
+              <w:top w:val="single" w:space="0" w:color="D3D3D3"/>
+              <w:bottom w:val="single" w:space="0" w:color="D3D3D3"/>
+              <w:start w:val="single" w:space="0" w:color="D3D3D3"/>
+              <w:end w:val="single" w:space="0" w:color="D3D3D3"/>
+            </w:tcBorders>
+          </w:tcPr>
+          <w:p>
+            <w:pPr>
+              <w:spacing w:before="0" w:after="60"/>
+              <w:keepNext/>
+              <w:jc w:val="center"/>
+            </w:pPr>
+            <w:r>
+              <w:rPr>
+                <w:rFonts w:ascii="Calibri" w:hAnsi="Calibri"/>
+                <w:sz w:val="20"/>
+              </w:rPr>
+              <w:t xml:space="default">0.4</w:t>
             </w:r>
           </w:p>
         </w:tc>
@@ -23579,31 +25491,31 @@
                 <w:rFonts w:ascii="Calibri" w:hAnsi="Calibri"/>
                 <w:sz w:val="20"/>
               </w:rPr>
-              <w:t xml:space="default">3.66</w:t>
-            </w:r>
-          </w:p>
-        </w:tc>
-        <w:tc>
-          <w:tcPr>
-            <w:tcBorders>
-              <w:top w:val="single" w:space="0" w:color="D3D3D3"/>
-              <w:bottom w:val="single" w:space="0" w:color="D3D3D3"/>
-              <w:start w:val="single" w:space="0" w:color="D3D3D3"/>
-              <w:end w:val="single" w:space="0" w:color="D3D3D3"/>
-            </w:tcBorders>
-          </w:tcPr>
-          <w:p>
-            <w:pPr>
-              <w:spacing w:before="0" w:after="60"/>
-              <w:keepNext/>
-              <w:jc w:val="center"/>
-            </w:pPr>
-            <w:r>
-              <w:rPr>
-                <w:rFonts w:ascii="Calibri" w:hAnsi="Calibri"/>
-                <w:sz w:val="20"/>
-              </w:rPr>
-              <w:t xml:space="default">2.65, 5.04</w:t>
+              <w:t xml:space="default">4.14</w:t>
+            </w:r>
+          </w:p>
+        </w:tc>
+        <w:tc>
+          <w:tcPr>
+            <w:tcBorders>
+              <w:top w:val="single" w:space="0" w:color="D3D3D3"/>
+              <w:bottom w:val="single" w:space="0" w:color="D3D3D3"/>
+              <w:start w:val="single" w:space="0" w:color="D3D3D3"/>
+              <w:end w:val="single" w:space="0" w:color="D3D3D3"/>
+            </w:tcBorders>
+          </w:tcPr>
+          <w:p>
+            <w:pPr>
+              <w:spacing w:before="0" w:after="60"/>
+              <w:keepNext/>
+              <w:jc w:val="center"/>
+            </w:pPr>
+            <w:r>
+              <w:rPr>
+                <w:rFonts w:ascii="Calibri" w:hAnsi="Calibri"/>
+                <w:sz w:val="20"/>
+              </w:rPr>
+              <w:t xml:space="default">3.00, 5.70</w:t>
             </w:r>
           </w:p>
         </w:tc>
@@ -23882,55 +25794,55 @@
                 <w:rFonts w:ascii="Calibri" w:hAnsi="Calibri"/>
                 <w:sz w:val="20"/>
               </w:rPr>
-              <w:t xml:space="default">1.76</w:t>
-            </w:r>
-          </w:p>
-        </w:tc>
-        <w:tc>
-          <w:tcPr>
-            <w:tcBorders>
-              <w:top w:val="single" w:space="0" w:color="D3D3D3"/>
-              <w:bottom w:val="single" w:space="0" w:color="D3D3D3"/>
-              <w:start w:val="single" w:space="0" w:color="D3D3D3"/>
-              <w:end w:val="single" w:space="0" w:color="D3D3D3"/>
-            </w:tcBorders>
-          </w:tcPr>
-          <w:p>
-            <w:pPr>
-              <w:spacing w:before="0" w:after="60"/>
-              <w:keepNext/>
-              <w:jc w:val="center"/>
-            </w:pPr>
-            <w:r>
-              <w:rPr>
-                <w:rFonts w:ascii="Calibri" w:hAnsi="Calibri"/>
-                <w:sz w:val="20"/>
-              </w:rPr>
-              <w:t xml:space="default">1.22, 2.55</w:t>
-            </w:r>
-          </w:p>
-        </w:tc>
-        <w:tc>
-          <w:tcPr>
-            <w:tcBorders>
-              <w:top w:val="single" w:space="0" w:color="D3D3D3"/>
-              <w:bottom w:val="single" w:space="0" w:color="D3D3D3"/>
-              <w:start w:val="single" w:space="0" w:color="D3D3D3"/>
-              <w:end w:val="single" w:space="0" w:color="D3D3D3"/>
-            </w:tcBorders>
-          </w:tcPr>
-          <w:p>
-            <w:pPr>
-              <w:spacing w:before="0" w:after="60"/>
-              <w:keepNext/>
-              <w:jc w:val="center"/>
-            </w:pPr>
-            <w:r>
-              <w:rPr>
-                <w:rFonts w:ascii="Calibri" w:hAnsi="Calibri"/>
-                <w:sz w:val="20"/>
-              </w:rPr>
-              <w:t xml:space="default">0.003</w:t>
+              <w:t xml:space="default">2.20</w:t>
+            </w:r>
+          </w:p>
+        </w:tc>
+        <w:tc>
+          <w:tcPr>
+            <w:tcBorders>
+              <w:top w:val="single" w:space="0" w:color="D3D3D3"/>
+              <w:bottom w:val="single" w:space="0" w:color="D3D3D3"/>
+              <w:start w:val="single" w:space="0" w:color="D3D3D3"/>
+              <w:end w:val="single" w:space="0" w:color="D3D3D3"/>
+            </w:tcBorders>
+          </w:tcPr>
+          <w:p>
+            <w:pPr>
+              <w:spacing w:before="0" w:after="60"/>
+              <w:keepNext/>
+              <w:jc w:val="center"/>
+            </w:pPr>
+            <w:r>
+              <w:rPr>
+                <w:rFonts w:ascii="Calibri" w:hAnsi="Calibri"/>
+                <w:sz w:val="20"/>
+              </w:rPr>
+              <w:t xml:space="default">1.53, 3.18</w:t>
+            </w:r>
+          </w:p>
+        </w:tc>
+        <w:tc>
+          <w:tcPr>
+            <w:tcBorders>
+              <w:top w:val="single" w:space="0" w:color="D3D3D3"/>
+              <w:bottom w:val="single" w:space="0" w:color="D3D3D3"/>
+              <w:start w:val="single" w:space="0" w:color="D3D3D3"/>
+              <w:end w:val="single" w:space="0" w:color="D3D3D3"/>
+            </w:tcBorders>
+          </w:tcPr>
+          <w:p>
+            <w:pPr>
+              <w:spacing w:before="0" w:after="60"/>
+              <w:keepNext/>
+              <w:jc w:val="center"/>
+            </w:pPr>
+            <w:r>
+              <w:rPr>
+                <w:rFonts w:ascii="Calibri" w:hAnsi="Calibri"/>
+                <w:sz w:val="20"/>
+              </w:rPr>
+              <w:t xml:space="default">&lt;0.001</w:t>
             </w:r>
           </w:p>
         </w:tc>
@@ -23991,8 +25903,8 @@
         </w:tc>
       </w:tr>
     </w:tbl>
-    <w:bookmarkEnd w:id="24"/>
-    <w:bookmarkStart w:id="25" w:name="X68e9dff23d7bf8bcfa1bd2fd61cbb07edad86cb"/>
+    <w:bookmarkEnd w:id="31"/>
+    <w:bookmarkStart w:id="32" w:name="X68e9dff23d7bf8bcfa1bd2fd61cbb07edad86cb"/>
     <w:p>
       <w:pPr>
         <w:pStyle w:val="Heading2"/>
@@ -26081,7 +27993,7 @@
         </w:tc>
       </w:tr>
     </w:tbl>
-    <w:bookmarkEnd w:id="25"/>
+    <w:bookmarkEnd w:id="32"/>
     <w:sectPr>
       <w:footnotePr>
         <w:numRestart w:val="eachSect"/>
